--- a/docs/AI_Scrum_Master_End_User_Guide.docx
+++ b/docs/AI_Scrum_Master_End_User_Guide.docx
@@ -2823,6 +2823,68 @@
                 <w:sz w:val="18"/>
                 <w:szCs w:val="18"/>
               </w:rPr>
+              <w:t xml:space="preserve">Meeting Notes</w:t>
+            </w:r>
+          </w:p>
+        </w:tc>
+        <w:tc>
+          <w:tcPr>
+            <w:tcW w:type="dxa" w:w="3000"/>
+            <w:tcBorders>
+              <w:top w:val="single" w:color="CCCCCC" w:sz="4"/>
+              <w:left w:val="single" w:color="CCCCCC" w:sz="4"/>
+              <w:bottom w:val="single" w:color="CCCCCC" w:sz="4"/>
+              <w:right w:val="single" w:color="CCCCCC" w:sz="4"/>
+            </w:tcBorders>
+          </w:tcPr>
+          <w:p>
+            <w:r>
+              <w:rPr>
+                <w:sz w:val="18"/>
+                <w:szCs w:val="18"/>
+              </w:rPr>
+              <w:t xml:space="preserve">/dashboard/meeting-notes</w:t>
+            </w:r>
+          </w:p>
+        </w:tc>
+        <w:tc>
+          <w:tcPr>
+            <w:tcW w:type="dxa" w:w="3000"/>
+            <w:tcBorders>
+              <w:top w:val="single" w:color="CCCCCC" w:sz="4"/>
+              <w:left w:val="single" w:color="CCCCCC" w:sz="4"/>
+              <w:bottom w:val="single" w:color="CCCCCC" w:sz="4"/>
+              <w:right w:val="single" w:color="CCCCCC" w:sz="4"/>
+            </w:tcBorders>
+          </w:tcPr>
+          <w:p>
+            <w:r>
+              <w:rPr>
+                <w:sz w:val="18"/>
+                <w:szCs w:val="18"/>
+              </w:rPr>
+              <w:t xml:space="preserve">Business notes → summary → proposal → FR → backlog</w:t>
+            </w:r>
+          </w:p>
+        </w:tc>
+      </w:tr>
+      <w:tr>
+        <w:tc>
+          <w:tcPr>
+            <w:tcW w:type="dxa" w:w="3000"/>
+            <w:tcBorders>
+              <w:top w:val="single" w:color="CCCCCC" w:sz="4"/>
+              <w:left w:val="single" w:color="CCCCCC" w:sz="4"/>
+              <w:bottom w:val="single" w:color="CCCCCC" w:sz="4"/>
+              <w:right w:val="single" w:color="CCCCCC" w:sz="4"/>
+            </w:tcBorders>
+          </w:tcPr>
+          <w:p>
+            <w:r>
+              <w:rPr>
+                <w:sz w:val="18"/>
+                <w:szCs w:val="18"/>
+              </w:rPr>
               <w:t xml:space="preserve">Resources</w:t>
             </w:r>
           </w:p>
@@ -10025,6 +10087,90 @@
           </w:p>
         </w:tc>
       </w:tr>
+      <w:tr>
+        <w:tc>
+          <w:tcPr>
+            <w:tcW w:type="dxa" w:w="4500"/>
+            <w:tcBorders>
+              <w:top w:val="single" w:color="CCCCCC" w:sz="4"/>
+              <w:left w:val="single" w:color="CCCCCC" w:sz="4"/>
+              <w:bottom w:val="single" w:color="CCCCCC" w:sz="4"/>
+              <w:right w:val="single" w:color="CCCCCC" w:sz="4"/>
+            </w:tcBorders>
+          </w:tcPr>
+          <w:p>
+            <w:r>
+              <w:rPr>
+                <w:sz w:val="18"/>
+                <w:szCs w:val="18"/>
+              </w:rPr>
+              <w:t xml:space="preserve">AI summary/proposal fails</w:t>
+            </w:r>
+          </w:p>
+        </w:tc>
+        <w:tc>
+          <w:tcPr>
+            <w:tcW w:type="dxa" w:w="4500"/>
+            <w:tcBorders>
+              <w:top w:val="single" w:color="CCCCCC" w:sz="4"/>
+              <w:left w:val="single" w:color="CCCCCC" w:sz="4"/>
+              <w:bottom w:val="single" w:color="CCCCCC" w:sz="4"/>
+              <w:right w:val="single" w:color="CCCCCC" w:sz="4"/>
+            </w:tcBorders>
+          </w:tcPr>
+          <w:p>
+            <w:r>
+              <w:rPr>
+                <w:sz w:val="18"/>
+                <w:szCs w:val="18"/>
+              </w:rPr>
+              <w:t xml:space="preserve">Configure OPENAI_API_KEY; message explains when AI is unavailable</w:t>
+            </w:r>
+          </w:p>
+        </w:tc>
+      </w:tr>
+      <w:tr>
+        <w:tc>
+          <w:tcPr>
+            <w:tcW w:type="dxa" w:w="4500"/>
+            <w:tcBorders>
+              <w:top w:val="single" w:color="CCCCCC" w:sz="4"/>
+              <w:left w:val="single" w:color="CCCCCC" w:sz="4"/>
+              <w:bottom w:val="single" w:color="CCCCCC" w:sz="4"/>
+              <w:right w:val="single" w:color="CCCCCC" w:sz="4"/>
+            </w:tcBorders>
+          </w:tcPr>
+          <w:p>
+            <w:r>
+              <w:rPr>
+                <w:sz w:val="18"/>
+                <w:szCs w:val="18"/>
+              </w:rPr>
+              <w:t xml:space="preserve">Mobile cannot reach API</w:t>
+            </w:r>
+          </w:p>
+        </w:tc>
+        <w:tc>
+          <w:tcPr>
+            <w:tcW w:type="dxa" w:w="4500"/>
+            <w:tcBorders>
+              <w:top w:val="single" w:color="CCCCCC" w:sz="4"/>
+              <w:left w:val="single" w:color="CCCCCC" w:sz="4"/>
+              <w:bottom w:val="single" w:color="CCCCCC" w:sz="4"/>
+              <w:right w:val="single" w:color="CCCCCC" w:sz="4"/>
+            </w:tcBorders>
+          </w:tcPr>
+          <w:p>
+            <w:r>
+              <w:rPr>
+                <w:sz w:val="18"/>
+                <w:szCs w:val="18"/>
+              </w:rPr>
+              <w:t xml:space="preserve">Use http://10.0.2.2:3000 on Android emulator, or your PC LAN IP on a device</w:t>
+            </w:r>
+          </w:p>
+        </w:tc>
+      </w:tr>
     </w:tbl>
     <w:p>
       <w:pPr>
@@ -10049,7 +10195,7 @@
           <w:sz w:val="22"/>
           <w:szCs w:val="22"/>
         </w:rPr>
-        <w:t xml:space="preserve">10. Out of scope in this version</w:t>
+        <w:t xml:space="preserve">10. Meeting Notes (business discussions)</w:t>
       </w:r>
     </w:p>
     <w:p>
@@ -10061,7 +10207,403 @@
           <w:sz w:val="22"/>
           <w:szCs w:val="22"/>
         </w:rPr>
-        <w:t xml:space="preserve">Treat these as not available unless later released:</w:t>
+        <w:t xml:space="preserve">Menu: </w:t>
+      </w:r>
+      <w:r>
+        <w:rPr>
+          <w:b/>
+          <w:bCs/>
+          <w:sz w:val="22"/>
+          <w:szCs w:val="22"/>
+        </w:rPr>
+        <w:t xml:space="preserve">Meeting Notes</w:t>
+      </w:r>
+      <w:r>
+        <w:rPr>
+          <w:sz w:val="22"/>
+          <w:szCs w:val="22"/>
+        </w:rPr>
+        <w:t xml:space="preserve"> (</w:t>
+      </w:r>
+      <w:r>
+        <w:rPr>
+          <w:rFonts w:ascii="Consolas" w:cs="Consolas" w:eastAsia="Consolas" w:hAnsi="Consolas"/>
+          <w:sz w:val="20"/>
+          <w:szCs w:val="20"/>
+        </w:rPr>
+        <w:t xml:space="preserve">/dashboard/meeting-notes</w:t>
+      </w:r>
+      <w:r>
+        <w:rPr>
+          <w:sz w:val="22"/>
+          <w:szCs w:val="22"/>
+        </w:rPr>
+        <w:t xml:space="preserve">). Multi-tenant — notes belong to your company only.</w:t>
+      </w:r>
+    </w:p>
+    <w:p>
+      <w:pPr>
+        <w:pStyle w:val="ListParagraph"/>
+        <w:numPr>
+          <w:ilvl w:val="0"/>
+          <w:numId w:val="2"/>
+        </w:numPr>
+        <w:spacing w:after="60"/>
+      </w:pPr>
+      <w:r>
+        <w:rPr>
+          <w:b/>
+          <w:bCs/>
+          <w:sz w:val="22"/>
+          <w:szCs w:val="22"/>
+        </w:rPr>
+        <w:t xml:space="preserve">Save meeting note</w:t>
+      </w:r>
+      <w:r>
+        <w:rPr>
+          <w:sz w:val="22"/>
+          <w:szCs w:val="22"/>
+        </w:rPr>
+        <w:t xml:space="preserve"> — title, attendees, discussion notes.</w:t>
+      </w:r>
+    </w:p>
+    <w:p>
+      <w:pPr>
+        <w:pStyle w:val="ListParagraph"/>
+        <w:numPr>
+          <w:ilvl w:val="0"/>
+          <w:numId w:val="2"/>
+        </w:numPr>
+        <w:spacing w:after="60"/>
+      </w:pPr>
+      <w:r>
+        <w:rPr>
+          <w:sz w:val="22"/>
+          <w:szCs w:val="22"/>
+        </w:rPr>
+        <w:t xml:space="preserve">Open the note → </w:t>
+      </w:r>
+      <w:r>
+        <w:rPr>
+          <w:b/>
+          <w:bCs/>
+          <w:sz w:val="22"/>
+          <w:szCs w:val="22"/>
+        </w:rPr>
+        <w:t xml:space="preserve">Generate summary</w:t>
+      </w:r>
+      <w:r>
+        <w:rPr>
+          <w:sz w:val="22"/>
+          <w:szCs w:val="22"/>
+        </w:rPr>
+        <w:t xml:space="preserve"> (AI).</w:t>
+      </w:r>
+    </w:p>
+    <w:p>
+      <w:pPr>
+        <w:pStyle w:val="ListParagraph"/>
+        <w:numPr>
+          <w:ilvl w:val="0"/>
+          <w:numId w:val="2"/>
+        </w:numPr>
+        <w:spacing w:after="60"/>
+      </w:pPr>
+      <w:r>
+        <w:rPr>
+          <w:b/>
+          <w:bCs/>
+          <w:sz w:val="22"/>
+          <w:szCs w:val="22"/>
+        </w:rPr>
+        <w:t xml:space="preserve">Create proposal from summary</w:t>
+      </w:r>
+      <w:r>
+        <w:rPr>
+          <w:sz w:val="22"/>
+          <w:szCs w:val="22"/>
+        </w:rPr>
+        <w:t xml:space="preserve"> — rich-text (WYSIWYG) editor; </w:t>
+      </w:r>
+      <w:r>
+        <w:rPr>
+          <w:b/>
+          <w:bCs/>
+          <w:sz w:val="22"/>
+          <w:szCs w:val="22"/>
+        </w:rPr>
+        <w:t xml:space="preserve">Save proposal</w:t>
+      </w:r>
+      <w:r>
+        <w:rPr>
+          <w:sz w:val="22"/>
+          <w:szCs w:val="22"/>
+        </w:rPr>
+        <w:t xml:space="preserve">.</w:t>
+      </w:r>
+    </w:p>
+    <w:p>
+      <w:pPr>
+        <w:pStyle w:val="ListParagraph"/>
+        <w:numPr>
+          <w:ilvl w:val="0"/>
+          <w:numId w:val="2"/>
+        </w:numPr>
+        <w:spacing w:after="60"/>
+      </w:pPr>
+      <w:r>
+        <w:rPr>
+          <w:b/>
+          <w:bCs/>
+          <w:sz w:val="22"/>
+          <w:szCs w:val="22"/>
+        </w:rPr>
+        <w:t xml:space="preserve">Export proposal PDF</w:t>
+      </w:r>
+      <w:r>
+        <w:rPr>
+          <w:sz w:val="22"/>
+          <w:szCs w:val="22"/>
+        </w:rPr>
+        <w:t xml:space="preserve"> — opens a print-ready page (use browser Print → Save as PDF).</w:t>
+      </w:r>
+    </w:p>
+    <w:p>
+      <w:pPr>
+        <w:pStyle w:val="ListParagraph"/>
+        <w:numPr>
+          <w:ilvl w:val="0"/>
+          <w:numId w:val="2"/>
+        </w:numPr>
+        <w:spacing w:after="60"/>
+      </w:pPr>
+      <w:r>
+        <w:rPr>
+          <w:b/>
+          <w:bCs/>
+          <w:sz w:val="22"/>
+          <w:szCs w:val="22"/>
+        </w:rPr>
+        <w:t xml:space="preserve">Generate FRs</w:t>
+      </w:r>
+      <w:r>
+        <w:rPr>
+          <w:sz w:val="22"/>
+          <w:szCs w:val="22"/>
+        </w:rPr>
+        <w:t xml:space="preserve"> — functional requirements with kind hints (epic / feature / story / task / subtask).</w:t>
+      </w:r>
+    </w:p>
+    <w:p>
+      <w:pPr>
+        <w:pStyle w:val="ListParagraph"/>
+        <w:numPr>
+          <w:ilvl w:val="0"/>
+          <w:numId w:val="2"/>
+        </w:numPr>
+        <w:spacing w:after="60"/>
+      </w:pPr>
+      <w:r>
+        <w:rPr>
+          <w:b/>
+          <w:bCs/>
+          <w:sz w:val="22"/>
+          <w:szCs w:val="22"/>
+        </w:rPr>
+        <w:t xml:space="preserve">Push to project backlog</w:t>
+      </w:r>
+      <w:r>
+        <w:rPr>
+          <w:sz w:val="22"/>
+          <w:szCs w:val="22"/>
+        </w:rPr>
+        <w:t xml:space="preserve"> — selects a company project and creates hierarchy items. Existing backlog items are not deleted.</w:t>
+      </w:r>
+    </w:p>
+    <w:p>
+      <w:pPr>
+        <w:pStyle w:val="ListParagraph"/>
+        <w:numPr>
+          <w:ilvl w:val="0"/>
+          <w:numId w:val="2"/>
+        </w:numPr>
+        <w:spacing w:after="60"/>
+      </w:pPr>
+      <w:r>
+        <w:rPr>
+          <w:b/>
+          <w:bCs/>
+          <w:sz w:val="22"/>
+          <w:szCs w:val="22"/>
+        </w:rPr>
+        <w:t xml:space="preserve">Schedule meeting</w:t>
+      </w:r>
+      <w:r>
+        <w:rPr>
+          <w:sz w:val="22"/>
+          <w:szCs w:val="22"/>
+        </w:rPr>
+        <w:t xml:space="preserve"> — start/end/timezone/location → </w:t>
+      </w:r>
+      <w:r>
+        <w:rPr>
+          <w:b/>
+          <w:bCs/>
+          <w:sz w:val="22"/>
+          <w:szCs w:val="22"/>
+        </w:rPr>
+        <w:t xml:space="preserve">Download ICS</w:t>
+      </w:r>
+      <w:r>
+        <w:rPr>
+          <w:sz w:val="22"/>
+          <w:szCs w:val="22"/>
+        </w:rPr>
+        <w:t xml:space="preserve"> for any calendar app. Google Calendar OAuth is optional via env and is not required.</w:t>
+      </w:r>
+    </w:p>
+    <w:p>
+      <w:pPr>
+        <w:pBdr>
+          <w:bottom w:val="single" w:color="999999" w:sz="6" w:space="8"/>
+        </w:pBdr>
+        <w:spacing w:after="200" w:before="120"/>
+      </w:pPr>
+    </w:p>
+    <w:p>
+      <w:pPr>
+        <w:pStyle w:val="Heading2"/>
+        <w:spacing w:after="120" w:before="240"/>
+      </w:pPr>
+      <w:r>
+        <w:rPr>
+          <w:sz w:val="22"/>
+          <w:szCs w:val="22"/>
+        </w:rPr>
+        <w:t xml:space="preserve">11. Public site (SEO / AEO / GEO)</w:t>
+      </w:r>
+    </w:p>
+    <w:p>
+      <w:pPr>
+        <w:spacing w:after="120"/>
+      </w:pPr>
+      <w:r>
+        <w:rPr>
+          <w:sz w:val="22"/>
+          <w:szCs w:val="22"/>
+        </w:rPr>
+        <w:t xml:space="preserve">Unauthenticated visitors see a public home page and FAQ (answer-engine friendly). Staff still sign in at </w:t>
+      </w:r>
+      <w:r>
+        <w:rPr>
+          <w:rFonts w:ascii="Consolas" w:cs="Consolas" w:eastAsia="Consolas" w:hAnsi="Consolas"/>
+          <w:sz w:val="20"/>
+          <w:szCs w:val="20"/>
+        </w:rPr>
+        <w:t xml:space="preserve">/login</w:t>
+      </w:r>
+      <w:r>
+        <w:rPr>
+          <w:sz w:val="22"/>
+          <w:szCs w:val="22"/>
+        </w:rPr>
+        <w:t xml:space="preserve">. Authenticated users hitting </w:t>
+      </w:r>
+      <w:r>
+        <w:rPr>
+          <w:rFonts w:ascii="Consolas" w:cs="Consolas" w:eastAsia="Consolas" w:hAnsi="Consolas"/>
+          <w:sz w:val="20"/>
+          <w:szCs w:val="20"/>
+        </w:rPr>
+        <w:t xml:space="preserve">/</w:t>
+      </w:r>
+      <w:r>
+        <w:rPr>
+          <w:sz w:val="22"/>
+          <w:szCs w:val="22"/>
+        </w:rPr>
+        <w:t xml:space="preserve"> go to the dashboard. Private </w:t>
+      </w:r>
+      <w:r>
+        <w:rPr>
+          <w:rFonts w:ascii="Consolas" w:cs="Consolas" w:eastAsia="Consolas" w:hAnsi="Consolas"/>
+          <w:sz w:val="20"/>
+          <w:szCs w:val="20"/>
+        </w:rPr>
+        <w:t xml:space="preserve">/dashboard</w:t>
+      </w:r>
+      <w:r>
+        <w:rPr>
+          <w:sz w:val="22"/>
+          <w:szCs w:val="22"/>
+        </w:rPr>
+        <w:t xml:space="preserve"> routes are not indexed. See also </w:t>
+      </w:r>
+      <w:r>
+        <w:rPr>
+          <w:rFonts w:ascii="Consolas" w:cs="Consolas" w:eastAsia="Consolas" w:hAnsi="Consolas"/>
+          <w:sz w:val="20"/>
+          <w:szCs w:val="20"/>
+        </w:rPr>
+        <w:t xml:space="preserve">/llms.txt</w:t>
+      </w:r>
+      <w:r>
+        <w:rPr>
+          <w:sz w:val="22"/>
+          <w:szCs w:val="22"/>
+        </w:rPr>
+        <w:t xml:space="preserve">, </w:t>
+      </w:r>
+      <w:r>
+        <w:rPr>
+          <w:rFonts w:ascii="Consolas" w:cs="Consolas" w:eastAsia="Consolas" w:hAnsi="Consolas"/>
+          <w:sz w:val="20"/>
+          <w:szCs w:val="20"/>
+        </w:rPr>
+        <w:t xml:space="preserve">/sitemap.xml</w:t>
+      </w:r>
+      <w:r>
+        <w:rPr>
+          <w:sz w:val="22"/>
+          <w:szCs w:val="22"/>
+        </w:rPr>
+        <w:t xml:space="preserve">, and </w:t>
+      </w:r>
+      <w:r>
+        <w:rPr>
+          <w:rFonts w:ascii="Consolas" w:cs="Consolas" w:eastAsia="Consolas" w:hAnsi="Consolas"/>
+          <w:sz w:val="20"/>
+          <w:szCs w:val="20"/>
+        </w:rPr>
+        <w:t xml:space="preserve">/robots.txt</w:t>
+      </w:r>
+      <w:r>
+        <w:rPr>
+          <w:sz w:val="22"/>
+          <w:szCs w:val="22"/>
+        </w:rPr>
+        <w:t xml:space="preserve">.</w:t>
+      </w:r>
+    </w:p>
+    <w:p>
+      <w:pPr>
+        <w:pBdr>
+          <w:bottom w:val="single" w:color="999999" w:sz="6" w:space="8"/>
+        </w:pBdr>
+        <w:spacing w:after="200" w:before="120"/>
+      </w:pPr>
+    </w:p>
+    <w:p>
+      <w:pPr>
+        <w:pStyle w:val="Heading2"/>
+        <w:spacing w:after="120" w:before="240"/>
+      </w:pPr>
+      <w:r>
+        <w:rPr>
+          <w:sz w:val="22"/>
+          <w:szCs w:val="22"/>
+        </w:rPr>
+        <w:t xml:space="preserve">12. Mobile app (Flutter)</w:t>
       </w:r>
     </w:p>
     <w:p>
@@ -10078,7 +10620,23 @@
           <w:sz w:val="22"/>
           <w:szCs w:val="22"/>
         </w:rPr>
-        <w:t xml:space="preserve">Excel / CSV status upload</w:t>
+        <w:t xml:space="preserve">Digicane light theme and a </w:t>
+      </w:r>
+      <w:r>
+        <w:rPr>
+          <w:b/>
+          <w:bCs/>
+          <w:sz w:val="22"/>
+          <w:szCs w:val="22"/>
+        </w:rPr>
+        <w:t xml:space="preserve">collapsible menu</w:t>
+      </w:r>
+      <w:r>
+        <w:rPr>
+          <w:sz w:val="22"/>
+          <w:szCs w:val="22"/>
+        </w:rPr>
+        <w:t xml:space="preserve"> (drawer) from the top-left.</w:t>
       </w:r>
     </w:p>
     <w:p>
@@ -10095,7 +10653,7 @@
           <w:sz w:val="22"/>
           <w:szCs w:val="22"/>
         </w:rPr>
-        <w:t xml:space="preserve">Jira / Azure DevOps sync</w:t>
+        <w:t xml:space="preserve">Sign in with the same email/password as the web app (separate mobile token API — web sessions unchanged).</w:t>
       </w:r>
     </w:p>
     <w:p>
@@ -10112,7 +10670,7 @@
           <w:sz w:val="22"/>
           <w:szCs w:val="22"/>
         </w:rPr>
-        <w:t xml:space="preserve">Free-form email reply parsing (email delivers the link only)</w:t>
+        <w:t xml:space="preserve">Drawer menus follow Feature access for your role.</w:t>
       </w:r>
     </w:p>
     <w:p>
@@ -10129,7 +10687,7 @@
           <w:sz w:val="22"/>
           <w:szCs w:val="22"/>
         </w:rPr>
-        <w:t xml:space="preserve">Slack / SMS notifications</w:t>
+        <w:t xml:space="preserve">Overview KPIs, Projects, Meeting Notes (list/create). Full AI proposal/FR pipeline remains on the web detail page.</w:t>
       </w:r>
     </w:p>
     <w:p>
@@ -10146,7 +10704,103 @@
           <w:sz w:val="22"/>
           <w:szCs w:val="22"/>
         </w:rPr>
-        <w:t xml:space="preserve">Native mobile apps</w:t>
+        <w:t xml:space="preserve">Install Android: see </w:t>
+      </w:r>
+      <w:r>
+        <w:rPr>
+          <w:rFonts w:ascii="Consolas" w:cs="Consolas" w:eastAsia="Consolas" w:hAnsi="Consolas"/>
+          <w:sz w:val="20"/>
+          <w:szCs w:val="20"/>
+        </w:rPr>
+        <w:t xml:space="preserve">mobile/README.md</w:t>
+      </w:r>
+      <w:r>
+        <w:rPr>
+          <w:sz w:val="22"/>
+          <w:szCs w:val="22"/>
+        </w:rPr>
+        <w:t xml:space="preserve"> and </w:t>
+      </w:r>
+      <w:r>
+        <w:rPr>
+          <w:rFonts w:ascii="Consolas" w:cs="Consolas" w:eastAsia="Consolas" w:hAnsi="Consolas"/>
+          <w:sz w:val="20"/>
+          <w:szCs w:val="20"/>
+        </w:rPr>
+        <w:t xml:space="preserve">mobile/build/app/outputs/flutter-apk/app-release.apk</w:t>
+      </w:r>
+      <w:r>
+        <w:rPr>
+          <w:sz w:val="22"/>
+          <w:szCs w:val="22"/>
+        </w:rPr>
+        <w:t xml:space="preserve"> after release build.</w:t>
+      </w:r>
+    </w:p>
+    <w:p>
+      <w:pPr>
+        <w:pBdr>
+          <w:bottom w:val="single" w:color="999999" w:sz="6" w:space="8"/>
+        </w:pBdr>
+        <w:spacing w:after="200" w:before="120"/>
+      </w:pPr>
+    </w:p>
+    <w:p>
+      <w:pPr>
+        <w:pStyle w:val="Heading2"/>
+        <w:spacing w:after="120" w:before="240"/>
+      </w:pPr>
+      <w:r>
+        <w:rPr>
+          <w:sz w:val="22"/>
+          <w:szCs w:val="22"/>
+        </w:rPr>
+        <w:t xml:space="preserve">13. UI feedback and errors</w:t>
+      </w:r>
+    </w:p>
+    <w:p>
+      <w:pPr>
+        <w:spacing w:after="120"/>
+      </w:pPr>
+      <w:r>
+        <w:rPr>
+          <w:sz w:val="22"/>
+          <w:szCs w:val="22"/>
+        </w:rPr>
+        <w:t xml:space="preserve">Buttons, inputs, and nav links show hover, focus, and active states. Errors appear as short human-readable banners (permission, network, AI unavailable, validation) instead of technical stack traces.</w:t>
+      </w:r>
+    </w:p>
+    <w:p>
+      <w:pPr>
+        <w:pBdr>
+          <w:bottom w:val="single" w:color="999999" w:sz="6" w:space="8"/>
+        </w:pBdr>
+        <w:spacing w:after="200" w:before="120"/>
+      </w:pPr>
+    </w:p>
+    <w:p>
+      <w:pPr>
+        <w:pStyle w:val="Heading2"/>
+        <w:spacing w:after="120" w:before="240"/>
+      </w:pPr>
+      <w:r>
+        <w:rPr>
+          <w:sz w:val="22"/>
+          <w:szCs w:val="22"/>
+        </w:rPr>
+        <w:t xml:space="preserve">14. Out of scope in this version</w:t>
+      </w:r>
+    </w:p>
+    <w:p>
+      <w:pPr>
+        <w:spacing w:after="120"/>
+      </w:pPr>
+      <w:r>
+        <w:rPr>
+          <w:sz w:val="22"/>
+          <w:szCs w:val="22"/>
+        </w:rPr>
+        <w:t xml:space="preserve">Treat these as not available unless later released:</w:t>
       </w:r>
     </w:p>
     <w:p>
@@ -10163,7 +10817,92 @@
           <w:sz w:val="22"/>
           <w:szCs w:val="22"/>
         </w:rPr>
+        <w:t xml:space="preserve">Excel / CSV status upload</w:t>
+      </w:r>
+    </w:p>
+    <w:p>
+      <w:pPr>
+        <w:pStyle w:val="ListParagraph"/>
+        <w:numPr>
+          <w:ilvl w:val="0"/>
+          <w:numId w:val="1"/>
+        </w:numPr>
+        <w:spacing w:after="60"/>
+      </w:pPr>
+      <w:r>
+        <w:rPr>
+          <w:sz w:val="22"/>
+          <w:szCs w:val="22"/>
+        </w:rPr>
+        <w:t xml:space="preserve">Jira / Azure DevOps sync</w:t>
+      </w:r>
+    </w:p>
+    <w:p>
+      <w:pPr>
+        <w:pStyle w:val="ListParagraph"/>
+        <w:numPr>
+          <w:ilvl w:val="0"/>
+          <w:numId w:val="1"/>
+        </w:numPr>
+        <w:spacing w:after="60"/>
+      </w:pPr>
+      <w:r>
+        <w:rPr>
+          <w:sz w:val="22"/>
+          <w:szCs w:val="22"/>
+        </w:rPr>
+        <w:t xml:space="preserve">Free-form email reply parsing (email delivers the link only)</w:t>
+      </w:r>
+    </w:p>
+    <w:p>
+      <w:pPr>
+        <w:pStyle w:val="ListParagraph"/>
+        <w:numPr>
+          <w:ilvl w:val="0"/>
+          <w:numId w:val="1"/>
+        </w:numPr>
+        <w:spacing w:after="60"/>
+      </w:pPr>
+      <w:r>
+        <w:rPr>
+          <w:sz w:val="22"/>
+          <w:szCs w:val="22"/>
+        </w:rPr>
+        <w:t xml:space="preserve">Slack / SMS notifications</w:t>
+      </w:r>
+    </w:p>
+    <w:p>
+      <w:pPr>
+        <w:pStyle w:val="ListParagraph"/>
+        <w:numPr>
+          <w:ilvl w:val="0"/>
+          <w:numId w:val="1"/>
+        </w:numPr>
+        <w:spacing w:after="60"/>
+      </w:pPr>
+      <w:r>
+        <w:rPr>
+          <w:sz w:val="22"/>
+          <w:szCs w:val="22"/>
+        </w:rPr>
         <w:t xml:space="preserve">Public self-signup or password reset UI</w:t>
+      </w:r>
+    </w:p>
+    <w:p>
+      <w:pPr>
+        <w:pStyle w:val="ListParagraph"/>
+        <w:numPr>
+          <w:ilvl w:val="0"/>
+          <w:numId w:val="1"/>
+        </w:numPr>
+        <w:spacing w:after="60"/>
+      </w:pPr>
+      <w:r>
+        <w:rPr>
+          <w:sz w:val="22"/>
+          <w:szCs w:val="22"/>
+        </w:rPr>
+        <w:t xml:space="preserve">Play Store / App Store listing submission (APK is sideload-ready)</w:t>
       </w:r>
     </w:p>
     <w:p>
@@ -10184,7 +10923,7 @@
           <w:sz w:val="22"/>
           <w:szCs w:val="22"/>
         </w:rPr>
-        <w:t xml:space="preserve">11. Quick reference</w:t>
+        <w:t xml:space="preserve">15. Quick reference</w:t>
       </w:r>
     </w:p>
     <w:p>
@@ -10197,7 +10936,7 @@
           <w:sz w:val="22"/>
           <w:szCs w:val="22"/>
         </w:rPr>
-        <w:t xml:space="preserve">11.1 Agent jobs</w:t>
+        <w:t xml:space="preserve">15.1 Agent jobs</w:t>
       </w:r>
     </w:p>
     <w:tbl>
@@ -10611,7 +11350,7 @@
           <w:sz w:val="22"/>
           <w:szCs w:val="22"/>
         </w:rPr>
-        <w:t xml:space="preserve">11.2 Default menus by role</w:t>
+        <w:t xml:space="preserve">15.2 Default menus by role</w:t>
       </w:r>
     </w:p>
     <w:tbl>
@@ -10839,7 +11578,7 @@
                 <w:sz w:val="18"/>
                 <w:szCs w:val="18"/>
               </w:rPr>
-              <w:t xml:space="preserve">Delivery menus + edit delivery (no agent/users/settings by default)</w:t>
+              <w:t xml:space="preserve">Delivery menus + edit delivery + meeting notes (no agent/users/settings by default)</w:t>
             </w:r>
           </w:p>
         </w:tc>
@@ -10881,7 +11620,7 @@
                 <w:sz w:val="18"/>
                 <w:szCs w:val="18"/>
               </w:rPr>
-              <w:t xml:space="preserve">Delivery menus + agent + run agent</w:t>
+              <w:t xml:space="preserve">Delivery menus + meeting notes + agent + run agent</w:t>
             </w:r>
           </w:p>
         </w:tc>
@@ -10923,7 +11662,7 @@
                 <w:sz w:val="18"/>
                 <w:szCs w:val="18"/>
               </w:rPr>
-              <w:t xml:space="preserve">Overview, Projects, Epic/Story/Task, Work breakdown, Daily status</w:t>
+              <w:t xml:space="preserve">Overview, Projects, Epic/Story/Task, Work breakdown, Daily status, Meeting Notes</w:t>
             </w:r>
           </w:p>
         </w:tc>
@@ -10944,7 +11683,7 @@
           <w:sz w:val="22"/>
           <w:szCs w:val="22"/>
         </w:rPr>
-        <w:t xml:space="preserve">11.3 Related documentation</w:t>
+        <w:t xml:space="preserve">15.3 Related documentation</w:t>
       </w:r>
     </w:p>
     <w:tbl>
@@ -11088,7 +11827,7 @@
                 <w:sz w:val="18"/>
                 <w:szCs w:val="18"/>
               </w:rPr>
-              <w:t xml:space="preserve">Cron, env vars, production deploy</w:t>
+              <w:t xml:space="preserve">Cron, env vars, production deploy, DB backup before migrate</w:t>
             </w:r>
           </w:p>
         </w:tc>
@@ -11131,6 +11870,48 @@
                 <w:szCs w:val="18"/>
               </w:rPr>
               <w:t xml:space="preserve">Local Docker Desktop stack</w:t>
+            </w:r>
+          </w:p>
+        </w:tc>
+      </w:tr>
+      <w:tr>
+        <w:tc>
+          <w:tcPr>
+            <w:tcW w:type="dxa" w:w="4500"/>
+            <w:tcBorders>
+              <w:top w:val="single" w:color="CCCCCC" w:sz="4"/>
+              <w:left w:val="single" w:color="CCCCCC" w:sz="4"/>
+              <w:bottom w:val="single" w:color="CCCCCC" w:sz="4"/>
+              <w:right w:val="single" w:color="CCCCCC" w:sz="4"/>
+            </w:tcBorders>
+          </w:tcPr>
+          <w:p>
+            <w:r>
+              <w:rPr>
+                <w:sz w:val="18"/>
+                <w:szCs w:val="18"/>
+              </w:rPr>
+              <w:t xml:space="preserve">mobile/README.md</w:t>
+            </w:r>
+          </w:p>
+        </w:tc>
+        <w:tc>
+          <w:tcPr>
+            <w:tcW w:type="dxa" w:w="4500"/>
+            <w:tcBorders>
+              <w:top w:val="single" w:color="CCCCCC" w:sz="4"/>
+              <w:left w:val="single" w:color="CCCCCC" w:sz="4"/>
+              <w:bottom w:val="single" w:color="CCCCCC" w:sz="4"/>
+              <w:right w:val="single" w:color="CCCCCC" w:sz="4"/>
+            </w:tcBorders>
+          </w:tcPr>
+          <w:p>
+            <w:r>
+              <w:rPr>
+                <w:sz w:val="18"/>
+                <w:szCs w:val="18"/>
+              </w:rPr>
+              <w:t xml:space="preserve">Flutter run / Android APK</w:t>
             </w:r>
           </w:p>
         </w:tc>

--- a/docs/AI_Scrum_Master_End_User_Guide.docx
+++ b/docs/AI_Scrum_Master_End_User_Guide.docx
@@ -90,6 +90,28 @@
           <w:szCs w:val="20"/>
         </w:rPr>
         <w:t xml:space="preserve">AI_Scrum_Master_End_User_Guide.docx</w:t>
+      </w:r>
+      <w:r>
+        <w:rPr>
+          <w:sz w:val="22"/>
+          <w:szCs w:val="22"/>
+        </w:rPr>
+        <w:t xml:space="preserve"> (if that file is locked in Word, use </w:t>
+      </w:r>
+      <w:r>
+        <w:rPr>
+          <w:rFonts w:ascii="Consolas" w:cs="Consolas" w:eastAsia="Consolas" w:hAnsi="Consolas"/>
+          <w:sz w:val="20"/>
+          <w:szCs w:val="20"/>
+        </w:rPr>
+        <w:t xml:space="preserve">AI_Scrum_Master_End_User_Guide_updated.docx</w:t>
+      </w:r>
+      <w:r>
+        <w:rPr>
+          <w:sz w:val="22"/>
+          <w:szCs w:val="22"/>
+        </w:rPr>
+        <w:t xml:space="preserve">).</w:t>
       </w:r>
     </w:p>
     <w:p>
@@ -10166,7 +10188,7 @@
                 <w:sz w:val="18"/>
                 <w:szCs w:val="18"/>
               </w:rPr>
-              <w:t xml:space="preserve">Use http://10.0.2.2:3000 on Android emulator, or your PC LAN IP on a device</w:t>
+              <w:t xml:space="preserve">App uses the production Railway URL by default; check internet / VPN</w:t>
             </w:r>
           </w:p>
         </w:tc>
@@ -10243,6 +10265,47 @@
     </w:p>
     <w:p>
       <w:pPr>
+        <w:pStyle w:val="Heading3"/>
+        <w:spacing w:after="120" w:before="240"/>
+      </w:pPr>
+      <w:r>
+        <w:rPr>
+          <w:sz w:val="22"/>
+          <w:szCs w:val="22"/>
+        </w:rPr>
+        <w:t xml:space="preserve">How the conversion pipeline works</w:t>
+      </w:r>
+    </w:p>
+    <w:p>
+      <w:pPr>
+        <w:spacing w:after="120"/>
+      </w:pPr>
+      <w:r>
+        <w:rPr>
+          <w:sz w:val="22"/>
+          <w:szCs w:val="22"/>
+        </w:rPr>
+        <w:t xml:space="preserve">On the list page you will see a </w:t>
+      </w:r>
+      <w:r>
+        <w:rPr>
+          <w:b/>
+          <w:bCs/>
+          <w:sz w:val="22"/>
+          <w:szCs w:val="22"/>
+        </w:rPr>
+        <w:t xml:space="preserve">How it works</w:t>
+      </w:r>
+      <w:r>
+        <w:rPr>
+          <w:sz w:val="22"/>
+          <w:szCs w:val="22"/>
+        </w:rPr>
+        <w:t xml:space="preserve"> strip:</w:t>
+      </w:r>
+    </w:p>
+    <w:p>
+      <w:pPr>
         <w:pStyle w:val="ListParagraph"/>
         <w:numPr>
           <w:ilvl w:val="0"/>
@@ -10252,6 +10315,220 @@
       </w:pPr>
       <w:r>
         <w:rPr>
+          <w:sz w:val="22"/>
+          <w:szCs w:val="22"/>
+        </w:rPr>
+        <w:t xml:space="preserve">Capture notes  </w:t>
+      </w:r>
+    </w:p>
+    <w:p>
+      <w:pPr>
+        <w:pStyle w:val="ListParagraph"/>
+        <w:numPr>
+          <w:ilvl w:val="0"/>
+          <w:numId w:val="2"/>
+        </w:numPr>
+        <w:spacing w:after="60"/>
+      </w:pPr>
+      <w:r>
+        <w:rPr>
+          <w:sz w:val="22"/>
+          <w:szCs w:val="22"/>
+        </w:rPr>
+        <w:t xml:space="preserve">Generate summary  </w:t>
+      </w:r>
+    </w:p>
+    <w:p>
+      <w:pPr>
+        <w:pStyle w:val="ListParagraph"/>
+        <w:numPr>
+          <w:ilvl w:val="0"/>
+          <w:numId w:val="2"/>
+        </w:numPr>
+        <w:spacing w:after="60"/>
+      </w:pPr>
+      <w:r>
+        <w:rPr>
+          <w:sz w:val="22"/>
+          <w:szCs w:val="22"/>
+        </w:rPr>
+        <w:t xml:space="preserve">Create proposal  </w:t>
+      </w:r>
+    </w:p>
+    <w:p>
+      <w:pPr>
+        <w:pStyle w:val="ListParagraph"/>
+        <w:numPr>
+          <w:ilvl w:val="0"/>
+          <w:numId w:val="2"/>
+        </w:numPr>
+        <w:spacing w:after="60"/>
+      </w:pPr>
+      <w:r>
+        <w:rPr>
+          <w:sz w:val="22"/>
+          <w:szCs w:val="22"/>
+        </w:rPr>
+        <w:t xml:space="preserve">Generate FRs  </w:t>
+      </w:r>
+    </w:p>
+    <w:p>
+      <w:pPr>
+        <w:pStyle w:val="ListParagraph"/>
+        <w:numPr>
+          <w:ilvl w:val="0"/>
+          <w:numId w:val="2"/>
+        </w:numPr>
+        <w:spacing w:after="60"/>
+      </w:pPr>
+      <w:r>
+        <w:rPr>
+          <w:sz w:val="22"/>
+          <w:szCs w:val="22"/>
+        </w:rPr>
+        <w:t xml:space="preserve">Push to backlog</w:t>
+      </w:r>
+    </w:p>
+    <w:p>
+      <w:pPr>
+        <w:spacing w:after="120"/>
+      </w:pPr>
+      <w:r>
+        <w:rPr>
+          <w:sz w:val="22"/>
+          <w:szCs w:val="22"/>
+        </w:rPr>
+        <w:t xml:space="preserve">AI steps (2–4) need </w:t>
+      </w:r>
+      <w:r>
+        <w:rPr>
+          <w:rFonts w:ascii="Consolas" w:cs="Consolas" w:eastAsia="Consolas" w:hAnsi="Consolas"/>
+          <w:sz w:val="20"/>
+          <w:szCs w:val="20"/>
+        </w:rPr>
+        <w:t xml:space="preserve">OPENAI_API_KEY</w:t>
+      </w:r>
+      <w:r>
+        <w:rPr>
+          <w:sz w:val="22"/>
+          <w:szCs w:val="22"/>
+        </w:rPr>
+        <w:t xml:space="preserve"> configured on the server. If a button fails, the page shows a human-readable error.</w:t>
+      </w:r>
+    </w:p>
+    <w:p>
+      <w:pPr>
+        <w:pStyle w:val="Heading3"/>
+        <w:spacing w:after="120" w:before="240"/>
+      </w:pPr>
+      <w:r>
+        <w:rPr>
+          <w:sz w:val="22"/>
+          <w:szCs w:val="22"/>
+        </w:rPr>
+        <w:t xml:space="preserve">Step-by-step</w:t>
+      </w:r>
+    </w:p>
+    <w:p>
+      <w:pPr>
+        <w:pStyle w:val="ListParagraph"/>
+        <w:numPr>
+          <w:ilvl w:val="0"/>
+          <w:numId w:val="2"/>
+        </w:numPr>
+        <w:spacing w:after="60"/>
+      </w:pPr>
+      <w:r>
+        <w:rPr>
+          <w:sz w:val="22"/>
+          <w:szCs w:val="22"/>
+        </w:rPr>
+        <w:t xml:space="preserve">Open </w:t>
+      </w:r>
+      <w:r>
+        <w:rPr>
+          <w:b/>
+          <w:bCs/>
+          <w:sz w:val="22"/>
+          <w:szCs w:val="22"/>
+        </w:rPr>
+        <w:t xml:space="preserve">Meeting Notes</w:t>
+      </w:r>
+      <w:r>
+        <w:rPr>
+          <w:sz w:val="22"/>
+          <w:szCs w:val="22"/>
+        </w:rPr>
+        <w:t xml:space="preserve">.</w:t>
+      </w:r>
+    </w:p>
+    <w:p>
+      <w:pPr>
+        <w:pStyle w:val="ListParagraph"/>
+        <w:numPr>
+          <w:ilvl w:val="0"/>
+          <w:numId w:val="2"/>
+        </w:numPr>
+        <w:spacing w:after="60"/>
+      </w:pPr>
+      <w:r>
+        <w:rPr>
+          <w:sz w:val="22"/>
+          <w:szCs w:val="22"/>
+        </w:rPr>
+        <w:t xml:space="preserve">Under </w:t>
+      </w:r>
+      <w:r>
+        <w:rPr>
+          <w:b/>
+          <w:bCs/>
+          <w:sz w:val="22"/>
+          <w:szCs w:val="22"/>
+        </w:rPr>
+        <w:t xml:space="preserve">New business discussion</w:t>
+      </w:r>
+      <w:r>
+        <w:rPr>
+          <w:sz w:val="22"/>
+          <w:szCs w:val="22"/>
+        </w:rPr>
+        <w:t xml:space="preserve">, enter a title and attendees.</w:t>
+      </w:r>
+    </w:p>
+    <w:p>
+      <w:pPr>
+        <w:pStyle w:val="ListParagraph"/>
+        <w:numPr>
+          <w:ilvl w:val="0"/>
+          <w:numId w:val="2"/>
+        </w:numPr>
+        <w:spacing w:after="60"/>
+      </w:pPr>
+      <w:r>
+        <w:rPr>
+          <w:sz w:val="22"/>
+          <w:szCs w:val="22"/>
+        </w:rPr>
+        <w:t xml:space="preserve">Enter discussion / requirement notes in the </w:t>
+      </w:r>
+      <w:r>
+        <w:rPr>
+          <w:b/>
+          <w:bCs/>
+          <w:sz w:val="22"/>
+          <w:szCs w:val="22"/>
+        </w:rPr>
+        <w:t xml:space="preserve">rich-text (WYSIWYG) editor</w:t>
+      </w:r>
+      <w:r>
+        <w:rPr>
+          <w:sz w:val="22"/>
+          <w:szCs w:val="22"/>
+        </w:rPr>
+        <w:t xml:space="preserve"> (bold, headings, lists, links). Select </w:t>
+      </w:r>
+      <w:r>
+        <w:rPr>
           <w:b/>
           <w:bCs/>
           <w:sz w:val="22"/>
@@ -10264,7 +10541,7 @@
           <w:sz w:val="22"/>
           <w:szCs w:val="22"/>
         </w:rPr>
-        <w:t xml:space="preserve"> — title, attendees, discussion notes.</w:t>
+        <w:t xml:space="preserve">.</w:t>
       </w:r>
     </w:p>
     <w:p>
@@ -10281,7 +10558,56 @@
           <w:sz w:val="22"/>
           <w:szCs w:val="22"/>
         </w:rPr>
-        <w:t xml:space="preserve">Open the note → </w:t>
+        <w:t xml:space="preserve">You land on the note detail page. At the top, the </w:t>
+      </w:r>
+      <w:r>
+        <w:rPr>
+          <w:b/>
+          <w:bCs/>
+          <w:sz w:val="22"/>
+          <w:szCs w:val="22"/>
+        </w:rPr>
+        <w:t xml:space="preserve">Conversion pipeline</w:t>
+      </w:r>
+      <w:r>
+        <w:rPr>
+          <w:sz w:val="22"/>
+          <w:szCs w:val="22"/>
+        </w:rPr>
+        <w:t xml:space="preserve"> shows which steps are done and the </w:t>
+      </w:r>
+      <w:r>
+        <w:rPr>
+          <w:b/>
+          <w:bCs/>
+          <w:sz w:val="22"/>
+          <w:szCs w:val="22"/>
+        </w:rPr>
+        <w:t xml:space="preserve">Next</w:t>
+      </w:r>
+      <w:r>
+        <w:rPr>
+          <w:sz w:val="22"/>
+          <w:szCs w:val="22"/>
+        </w:rPr>
+        <w:t xml:space="preserve"> action button.</w:t>
+      </w:r>
+    </w:p>
+    <w:p>
+      <w:pPr>
+        <w:pStyle w:val="ListParagraph"/>
+        <w:numPr>
+          <w:ilvl w:val="0"/>
+          <w:numId w:val="2"/>
+        </w:numPr>
+        <w:spacing w:after="60"/>
+      </w:pPr>
+      <w:r>
+        <w:rPr>
+          <w:sz w:val="22"/>
+          <w:szCs w:val="22"/>
+        </w:rPr>
+        <w:t xml:space="preserve">Select </w:t>
       </w:r>
       <w:r>
         <w:rPr>
@@ -10297,7 +10623,7 @@
           <w:sz w:val="22"/>
           <w:szCs w:val="22"/>
         </w:rPr>
-        <w:t xml:space="preserve"> (AI).</w:t>
+        <w:t xml:space="preserve"> (or use Next). Review the summary; you can regenerate later.</w:t>
       </w:r>
     </w:p>
     <w:p>
@@ -10311,6 +10637,13 @@
       </w:pPr>
       <w:r>
         <w:rPr>
+          <w:sz w:val="22"/>
+          <w:szCs w:val="22"/>
+        </w:rPr>
+        <w:t xml:space="preserve">Select </w:t>
+      </w:r>
+      <w:r>
+        <w:rPr>
           <w:b/>
           <w:bCs/>
           <w:sz w:val="22"/>
@@ -10323,7 +10656,7 @@
           <w:sz w:val="22"/>
           <w:szCs w:val="22"/>
         </w:rPr>
-        <w:t xml:space="preserve"> — rich-text (WYSIWYG) editor; </w:t>
+        <w:t xml:space="preserve">. Edit the proposal title and body in the WYSIWYG editor, then </w:t>
       </w:r>
       <w:r>
         <w:rPr>
@@ -10339,6 +10672,22 @@
           <w:sz w:val="22"/>
           <w:szCs w:val="22"/>
         </w:rPr>
+        <w:t xml:space="preserve">. Optionally </w:t>
+      </w:r>
+      <w:r>
+        <w:rPr>
+          <w:b/>
+          <w:bCs/>
+          <w:sz w:val="22"/>
+          <w:szCs w:val="22"/>
+        </w:rPr>
+        <w:t xml:space="preserve">Export proposal PDF</w:t>
+      </w:r>
+      <w:r>
+        <w:rPr>
+          <w:sz w:val="22"/>
+          <w:szCs w:val="22"/>
+        </w:rPr>
         <w:t xml:space="preserve">.</w:t>
       </w:r>
     </w:p>
@@ -10353,19 +10702,26 @@
       </w:pPr>
       <w:r>
         <w:rPr>
-          <w:b/>
-          <w:bCs/>
-          <w:sz w:val="22"/>
-          <w:szCs w:val="22"/>
-        </w:rPr>
-        <w:t xml:space="preserve">Export proposal PDF</w:t>
-      </w:r>
-      <w:r>
-        <w:rPr>
-          <w:sz w:val="22"/>
-          <w:szCs w:val="22"/>
-        </w:rPr>
-        <w:t xml:space="preserve"> — opens a print-ready page (use browser Print → Save as PDF).</w:t>
+          <w:sz w:val="22"/>
+          <w:szCs w:val="22"/>
+        </w:rPr>
+        <w:t xml:space="preserve">Select </w:t>
+      </w:r>
+      <w:r>
+        <w:rPr>
+          <w:b/>
+          <w:bCs/>
+          <w:sz w:val="22"/>
+          <w:szCs w:val="22"/>
+        </w:rPr>
+        <w:t xml:space="preserve">Generate FRs</w:t>
+      </w:r>
+      <w:r>
+        <w:rPr>
+          <w:sz w:val="22"/>
+          <w:szCs w:val="22"/>
+        </w:rPr>
+        <w:t xml:space="preserve">. Review the list (epic / feature / story / task / subtask hints).</w:t>
       </w:r>
     </w:p>
     <w:p>
@@ -10379,19 +10735,58 @@
       </w:pPr>
       <w:r>
         <w:rPr>
-          <w:b/>
-          <w:bCs/>
-          <w:sz w:val="22"/>
-          <w:szCs w:val="22"/>
-        </w:rPr>
-        <w:t xml:space="preserve">Generate FRs</w:t>
-      </w:r>
-      <w:r>
-        <w:rPr>
-          <w:sz w:val="22"/>
-          <w:szCs w:val="22"/>
-        </w:rPr>
-        <w:t xml:space="preserve"> — functional requirements with kind hints (epic / feature / story / task / subtask).</w:t>
+          <w:sz w:val="22"/>
+          <w:szCs w:val="22"/>
+        </w:rPr>
+        <w:t xml:space="preserve">Choose a </w:t>
+      </w:r>
+      <w:r>
+        <w:rPr>
+          <w:b/>
+          <w:bCs/>
+          <w:sz w:val="22"/>
+          <w:szCs w:val="22"/>
+        </w:rPr>
+        <w:t xml:space="preserve">Target project</w:t>
+      </w:r>
+      <w:r>
+        <w:rPr>
+          <w:sz w:val="22"/>
+          <w:szCs w:val="22"/>
+        </w:rPr>
+        <w:t xml:space="preserve"> and select </w:t>
+      </w:r>
+      <w:r>
+        <w:rPr>
+          <w:b/>
+          <w:bCs/>
+          <w:sz w:val="22"/>
+          <w:szCs w:val="22"/>
+        </w:rPr>
+        <w:t xml:space="preserve">Create epic / feature / task hierarchy</w:t>
+      </w:r>
+      <w:r>
+        <w:rPr>
+          <w:sz w:val="22"/>
+          <w:szCs w:val="22"/>
+        </w:rPr>
+        <w:t xml:space="preserve"> (or </w:t>
+      </w:r>
+      <w:r>
+        <w:rPr>
+          <w:b/>
+          <w:bCs/>
+          <w:sz w:val="22"/>
+          <w:szCs w:val="22"/>
+        </w:rPr>
+        <w:t xml:space="preserve">Push to backlog</w:t>
+      </w:r>
+      <w:r>
+        <w:rPr>
+          <w:sz w:val="22"/>
+          <w:szCs w:val="22"/>
+        </w:rPr>
+        <w:t xml:space="preserve"> in Next). Existing backlog items are not deleted; new items are added.</w:t>
       </w:r>
     </w:p>
     <w:p>
@@ -10405,19 +10800,26 @@
       </w:pPr>
       <w:r>
         <w:rPr>
-          <w:b/>
-          <w:bCs/>
-          <w:sz w:val="22"/>
-          <w:szCs w:val="22"/>
-        </w:rPr>
-        <w:t xml:space="preserve">Push to project backlog</w:t>
-      </w:r>
-      <w:r>
-        <w:rPr>
-          <w:sz w:val="22"/>
-          <w:szCs w:val="22"/>
-        </w:rPr>
-        <w:t xml:space="preserve"> — selects a company project and creates hierarchy items. Existing backlog items are not deleted.</w:t>
+          <w:sz w:val="22"/>
+          <w:szCs w:val="22"/>
+        </w:rPr>
+        <w:t xml:space="preserve">From the notes list anytime, use </w:t>
+      </w:r>
+      <w:r>
+        <w:rPr>
+          <w:b/>
+          <w:bCs/>
+          <w:sz w:val="22"/>
+          <w:szCs w:val="22"/>
+        </w:rPr>
+        <w:t xml:space="preserve">Open &amp; convert</w:t>
+      </w:r>
+      <w:r>
+        <w:rPr>
+          <w:sz w:val="22"/>
+          <w:szCs w:val="22"/>
+        </w:rPr>
+        <w:t xml:space="preserve"> to return to this pipeline.</w:t>
       </w:r>
     </w:p>
     <w:p>
@@ -10443,23 +10845,19 @@
           <w:sz w:val="22"/>
           <w:szCs w:val="22"/>
         </w:rPr>
-        <w:t xml:space="preserve"> — start/end/timezone/location → </w:t>
-      </w:r>
-      <w:r>
-        <w:rPr>
-          <w:b/>
-          <w:bCs/>
-          <w:sz w:val="22"/>
-          <w:szCs w:val="22"/>
-        </w:rPr>
-        <w:t xml:space="preserve">Download ICS</w:t>
-      </w:r>
-      <w:r>
-        <w:rPr>
-          <w:sz w:val="22"/>
-          <w:szCs w:val="22"/>
-        </w:rPr>
-        <w:t xml:space="preserve"> for any calendar app. Google Calendar OAuth is optional via env and is not required.</w:t>
+        <w:t xml:space="preserve"> (optional):</w:t>
+      </w:r>
+    </w:p>
+    <w:p>
+      <w:pPr>
+        <w:spacing w:after="120"/>
+      </w:pPr>
+      <w:r>
+        <w:rPr>
+          <w:sz w:val="22"/>
+          <w:szCs w:val="22"/>
+        </w:rPr>
+        <w:t xml:space="preserve">Plain textareas are no longer used for notes or proposal bodies — both use the shared rich-text editor.</w:t>
       </w:r>
     </w:p>
     <w:p>
@@ -10653,7 +11051,7 @@
           <w:sz w:val="22"/>
           <w:szCs w:val="22"/>
         </w:rPr>
-        <w:t xml:space="preserve">Sign in with the same email/password as the web app (separate mobile token API — web sessions unchanged).</w:t>
+        <w:t xml:space="preserve">Sign in with the same email/password as the web app (separate mobile token API — web sessions unchanged). Production API URL is baked into the app.</w:t>
       </w:r>
     </w:p>
     <w:p>
@@ -10684,10 +11082,35 @@
       </w:pPr>
       <w:r>
         <w:rPr>
-          <w:sz w:val="22"/>
-          <w:szCs w:val="22"/>
-        </w:rPr>
-        <w:t xml:space="preserve">Overview KPIs, Projects, Meeting Notes (list/create). Full AI proposal/FR pipeline remains on the web detail page.</w:t>
+          <w:b/>
+          <w:bCs/>
+          <w:sz w:val="22"/>
+          <w:szCs w:val="22"/>
+        </w:rPr>
+        <w:t xml:space="preserve">Overview</w:t>
+      </w:r>
+      <w:r>
+        <w:rPr>
+          <w:sz w:val="22"/>
+          <w:szCs w:val="22"/>
+        </w:rPr>
+        <w:t xml:space="preserve"> KPIs and </w:t>
+      </w:r>
+      <w:r>
+        <w:rPr>
+          <w:b/>
+          <w:bCs/>
+          <w:sz w:val="22"/>
+          <w:szCs w:val="22"/>
+        </w:rPr>
+        <w:t xml:space="preserve">Projects</w:t>
+      </w:r>
+      <w:r>
+        <w:rPr>
+          <w:sz w:val="22"/>
+          <w:szCs w:val="22"/>
+        </w:rPr>
+        <w:t xml:space="preserve">.</w:t>
       </w:r>
     </w:p>
     <w:p>
@@ -10701,10 +11124,130 @@
       </w:pPr>
       <w:r>
         <w:rPr>
-          <w:sz w:val="22"/>
-          <w:szCs w:val="22"/>
-        </w:rPr>
-        <w:t xml:space="preserve">Install Android: see </w:t>
+          <w:b/>
+          <w:bCs/>
+          <w:sz w:val="22"/>
+          <w:szCs w:val="22"/>
+        </w:rPr>
+        <w:t xml:space="preserve">Meeting Notes</w:t>
+      </w:r>
+      <w:r>
+        <w:rPr>
+          <w:sz w:val="22"/>
+          <w:szCs w:val="22"/>
+        </w:rPr>
+        <w:t xml:space="preserve">: list/create with rich-text (Quill), open detail for the full pipeline (summary → proposal → FRs → push backlog) and schedule with the same date/time dropdowns and Meet/Teams options as web.</w:t>
+      </w:r>
+    </w:p>
+    <w:p>
+      <w:pPr>
+        <w:pStyle w:val="ListParagraph"/>
+        <w:numPr>
+          <w:ilvl w:val="0"/>
+          <w:numId w:val="1"/>
+        </w:numPr>
+        <w:spacing w:after="60"/>
+      </w:pPr>
+      <w:r>
+        <w:rPr>
+          <w:b/>
+          <w:bCs/>
+          <w:sz w:val="22"/>
+          <w:szCs w:val="22"/>
+        </w:rPr>
+        <w:t xml:space="preserve">Billing</w:t>
+      </w:r>
+      <w:r>
+        <w:rPr>
+          <w:sz w:val="22"/>
+          <w:szCs w:val="22"/>
+        </w:rPr>
+        <w:t xml:space="preserve">: month view, account/project rollups, optional working-days override when you have edit permission.</w:t>
+      </w:r>
+    </w:p>
+    <w:p>
+      <w:pPr>
+        <w:pStyle w:val="ListParagraph"/>
+        <w:numPr>
+          <w:ilvl w:val="0"/>
+          <w:numId w:val="1"/>
+        </w:numPr>
+        <w:spacing w:after="60"/>
+      </w:pPr>
+      <w:r>
+        <w:rPr>
+          <w:b/>
+          <w:bCs/>
+          <w:sz w:val="22"/>
+          <w:szCs w:val="22"/>
+        </w:rPr>
+        <w:t xml:space="preserve">GTS Report</w:t>
+      </w:r>
+      <w:r>
+        <w:rPr>
+          <w:sz w:val="22"/>
+          <w:szCs w:val="22"/>
+        </w:rPr>
+        <w:t xml:space="preserve">: pick account/month, generate/refresh, edit header fields, view lines.</w:t>
+      </w:r>
+    </w:p>
+    <w:p>
+      <w:pPr>
+        <w:pStyle w:val="ListParagraph"/>
+        <w:numPr>
+          <w:ilvl w:val="0"/>
+          <w:numId w:val="1"/>
+        </w:numPr>
+        <w:spacing w:after="60"/>
+      </w:pPr>
+      <w:r>
+        <w:rPr>
+          <w:b/>
+          <w:bCs/>
+          <w:sz w:val="22"/>
+          <w:szCs w:val="22"/>
+        </w:rPr>
+        <w:t xml:space="preserve">AI Agent</w:t>
+      </w:r>
+      <w:r>
+        <w:rPr>
+          <w:sz w:val="22"/>
+          <w:szCs w:val="22"/>
+        </w:rPr>
+        <w:t xml:space="preserve">: list jobs and </w:t>
+      </w:r>
+      <w:r>
+        <w:rPr>
+          <w:b/>
+          <w:bCs/>
+          <w:sz w:val="22"/>
+          <w:szCs w:val="22"/>
+        </w:rPr>
+        <w:t xml:space="preserve">Run now</w:t>
+      </w:r>
+      <w:r>
+        <w:rPr>
+          <w:sz w:val="22"/>
+          <w:szCs w:val="22"/>
+        </w:rPr>
+        <w:t xml:space="preserve"> when you have run-agent permission.</w:t>
+      </w:r>
+    </w:p>
+    <w:p>
+      <w:pPr>
+        <w:pStyle w:val="ListParagraph"/>
+        <w:numPr>
+          <w:ilvl w:val="0"/>
+          <w:numId w:val="1"/>
+        </w:numPr>
+        <w:spacing w:after="60"/>
+      </w:pPr>
+      <w:r>
+        <w:rPr>
+          <w:sz w:val="22"/>
+          <w:szCs w:val="22"/>
+        </w:rPr>
+        <w:t xml:space="preserve">Install Android: </w:t>
       </w:r>
       <w:r>
         <w:rPr>
@@ -10712,14 +11255,14 @@
           <w:sz w:val="20"/>
           <w:szCs w:val="20"/>
         </w:rPr>
-        <w:t xml:space="preserve">mobile/README.md</w:t>
-      </w:r>
-      <w:r>
-        <w:rPr>
-          <w:sz w:val="22"/>
-          <w:szCs w:val="22"/>
-        </w:rPr>
-        <w:t xml:space="preserve"> and </w:t>
+        <w:t xml:space="preserve">mobile/dist/AI_Scrum_Master-release.apk</w:t>
+      </w:r>
+      <w:r>
+        <w:rPr>
+          <w:sz w:val="22"/>
+          <w:szCs w:val="22"/>
+        </w:rPr>
+        <w:t xml:space="preserve"> after a release build (see </w:t>
       </w:r>
       <w:r>
         <w:rPr>
@@ -10727,14 +11270,14 @@
           <w:sz w:val="20"/>
           <w:szCs w:val="20"/>
         </w:rPr>
-        <w:t xml:space="preserve">mobile/build/app/outputs/flutter-apk/app-release.apk</w:t>
-      </w:r>
-      <w:r>
-        <w:rPr>
-          <w:sz w:val="22"/>
-          <w:szCs w:val="22"/>
-        </w:rPr>
-        <w:t xml:space="preserve"> after release build.</w:t>
+        <w:t xml:space="preserve">mobile/README.md</w:t>
+      </w:r>
+      <w:r>
+        <w:rPr>
+          <w:sz w:val="22"/>
+          <w:szCs w:val="22"/>
+        </w:rPr>
+        <w:t xml:space="preserve">).</w:t>
       </w:r>
     </w:p>
     <w:p>

--- a/docs/AI_Scrum_Master_End_User_Guide.docx
+++ b/docs/AI_Scrum_Master_End_User_Guide.docx
@@ -7476,6 +7476,1501 @@
         <w:t xml:space="preserve">6.18 Settings</w:t>
       </w:r>
     </w:p>
+    <w:p>
+      <w:pPr>
+        <w:spacing w:after="120"/>
+      </w:pPr>
+      <w:r>
+        <w:rPr>
+          <w:sz w:val="22"/>
+          <w:szCs w:val="22"/>
+        </w:rPr>
+        <w:t xml:space="preserve">Company Admin / CEO (with </w:t>
+      </w:r>
+      <w:r>
+        <w:rPr>
+          <w:b/>
+          <w:bCs/>
+          <w:sz w:val="22"/>
+          <w:szCs w:val="22"/>
+        </w:rPr>
+        <w:t xml:space="preserve">Edit settings</w:t>
+      </w:r>
+      <w:r>
+        <w:rPr>
+          <w:sz w:val="22"/>
+          <w:szCs w:val="22"/>
+        </w:rPr>
+        <w:t xml:space="preserve">) can configure company application variables from the UI (web and mobile). Host-only values (</w:t>
+      </w:r>
+      <w:r>
+        <w:rPr>
+          <w:rFonts w:ascii="Consolas" w:cs="Consolas" w:eastAsia="Consolas" w:hAnsi="Consolas"/>
+          <w:sz w:val="20"/>
+          <w:szCs w:val="20"/>
+        </w:rPr>
+        <w:t xml:space="preserve">DATABASE_URL</w:t>
+      </w:r>
+      <w:r>
+        <w:rPr>
+          <w:sz w:val="22"/>
+          <w:szCs w:val="22"/>
+        </w:rPr>
+        <w:t xml:space="preserve">, auth secrets, etc.) stay on the server.</w:t>
+      </w:r>
+    </w:p>
+    <w:tbl>
+      <w:tblPr>
+        <w:tblW w:type="dxa" w:w="9000"/>
+        <w:tblBorders>
+          <w:top w:val="single" w:color="auto" w:sz="4"/>
+          <w:left w:val="single" w:color="auto" w:sz="4"/>
+          <w:bottom w:val="single" w:color="auto" w:sz="4"/>
+          <w:right w:val="single" w:color="auto" w:sz="4"/>
+          <w:insideH w:val="single" w:color="auto" w:sz="4"/>
+          <w:insideV w:val="single" w:color="auto" w:sz="4"/>
+        </w:tblBorders>
+      </w:tblPr>
+      <w:tblGrid>
+        <w:gridCol w:w="100"/>
+        <w:gridCol w:w="100"/>
+      </w:tblGrid>
+      <w:tr>
+        <w:tc>
+          <w:tcPr>
+            <w:tcW w:type="dxa" w:w="4500"/>
+            <w:tcBorders>
+              <w:top w:val="single" w:color="CCCCCC" w:sz="4"/>
+              <w:left w:val="single" w:color="CCCCCC" w:sz="4"/>
+              <w:bottom w:val="single" w:color="CCCCCC" w:sz="4"/>
+              <w:right w:val="single" w:color="CCCCCC" w:sz="4"/>
+            </w:tcBorders>
+          </w:tcPr>
+          <w:p>
+            <w:r>
+              <w:rPr>
+                <w:b/>
+                <w:bCs/>
+                <w:sz w:val="18"/>
+                <w:szCs w:val="18"/>
+              </w:rPr>
+              <w:t xml:space="preserve">Panel</w:t>
+            </w:r>
+          </w:p>
+        </w:tc>
+        <w:tc>
+          <w:tcPr>
+            <w:tcW w:type="dxa" w:w="4500"/>
+            <w:tcBorders>
+              <w:top w:val="single" w:color="CCCCCC" w:sz="4"/>
+              <w:left w:val="single" w:color="CCCCCC" w:sz="4"/>
+              <w:bottom w:val="single" w:color="CCCCCC" w:sz="4"/>
+              <w:right w:val="single" w:color="CCCCCC" w:sz="4"/>
+            </w:tcBorders>
+          </w:tcPr>
+          <w:p>
+            <w:r>
+              <w:rPr>
+                <w:b/>
+                <w:bCs/>
+                <w:sz w:val="18"/>
+                <w:szCs w:val="18"/>
+              </w:rPr>
+              <w:t xml:space="preserve">What you set</w:t>
+            </w:r>
+          </w:p>
+        </w:tc>
+      </w:tr>
+      <w:tr>
+        <w:tc>
+          <w:tcPr>
+            <w:tcW w:type="dxa" w:w="4500"/>
+            <w:tcBorders>
+              <w:top w:val="single" w:color="CCCCCC" w:sz="4"/>
+              <w:left w:val="single" w:color="CCCCCC" w:sz="4"/>
+              <w:bottom w:val="single" w:color="CCCCCC" w:sz="4"/>
+              <w:right w:val="single" w:color="CCCCCC" w:sz="4"/>
+            </w:tcBorders>
+          </w:tcPr>
+          <w:p>
+            <w:r>
+              <w:rPr>
+                <w:sz w:val="18"/>
+                <w:szCs w:val="18"/>
+              </w:rPr>
+              <w:t xml:space="preserve">Delivery window</w:t>
+            </w:r>
+          </w:p>
+        </w:tc>
+        <w:tc>
+          <w:tcPr>
+            <w:tcW w:type="dxa" w:w="4500"/>
+            <w:tcBorders>
+              <w:top w:val="single" w:color="CCCCCC" w:sz="4"/>
+              <w:left w:val="single" w:color="CCCCCC" w:sz="4"/>
+              <w:bottom w:val="single" w:color="CCCCCC" w:sz="4"/>
+              <w:right w:val="single" w:color="CCCCCC" w:sz="4"/>
+            </w:tcBorders>
+          </w:tcPr>
+          <w:p>
+            <w:r>
+              <w:rPr>
+                <w:sz w:val="18"/>
+                <w:szCs w:val="18"/>
+              </w:rPr>
+              <w:t xml:space="preserve">Timezone, status start, window hours, weekly report time/day, deadline warn days</w:t>
+            </w:r>
+          </w:p>
+        </w:tc>
+      </w:tr>
+      <w:tr>
+        <w:tc>
+          <w:tcPr>
+            <w:tcW w:type="dxa" w:w="4500"/>
+            <w:tcBorders>
+              <w:top w:val="single" w:color="CCCCCC" w:sz="4"/>
+              <w:left w:val="single" w:color="CCCCCC" w:sz="4"/>
+              <w:bottom w:val="single" w:color="CCCCCC" w:sz="4"/>
+              <w:right w:val="single" w:color="CCCCCC" w:sz="4"/>
+            </w:tcBorders>
+          </w:tcPr>
+          <w:p>
+            <w:r>
+              <w:rPr>
+                <w:sz w:val="18"/>
+                <w:szCs w:val="18"/>
+              </w:rPr>
+              <w:t xml:space="preserve">Mail</w:t>
+            </w:r>
+          </w:p>
+        </w:tc>
+        <w:tc>
+          <w:tcPr>
+            <w:tcW w:type="dxa" w:w="4500"/>
+            <w:tcBorders>
+              <w:top w:val="single" w:color="CCCCCC" w:sz="4"/>
+              <w:left w:val="single" w:color="CCCCCC" w:sz="4"/>
+              <w:bottom w:val="single" w:color="CCCCCC" w:sz="4"/>
+              <w:right w:val="single" w:color="CCCCCC" w:sz="4"/>
+            </w:tcBorders>
+          </w:tcPr>
+          <w:p>
+            <w:r>
+              <w:rPr>
+                <w:sz w:val="18"/>
+                <w:szCs w:val="18"/>
+              </w:rPr>
+              <w:t xml:space="preserve">Prefer Gmail API (Railway hobby); optional SMTP for local. From address, SA or OAuth, Send test email</w:t>
+            </w:r>
+          </w:p>
+        </w:tc>
+      </w:tr>
+      <w:tr>
+        <w:tc>
+          <w:tcPr>
+            <w:tcW w:type="dxa" w:w="4500"/>
+            <w:tcBorders>
+              <w:top w:val="single" w:color="CCCCCC" w:sz="4"/>
+              <w:left w:val="single" w:color="CCCCCC" w:sz="4"/>
+              <w:bottom w:val="single" w:color="CCCCCC" w:sz="4"/>
+              <w:right w:val="single" w:color="CCCCCC" w:sz="4"/>
+            </w:tcBorders>
+          </w:tcPr>
+          <w:p>
+            <w:r>
+              <w:rPr>
+                <w:sz w:val="18"/>
+                <w:szCs w:val="18"/>
+              </w:rPr>
+              <w:t xml:space="preserve">AI</w:t>
+            </w:r>
+          </w:p>
+        </w:tc>
+        <w:tc>
+          <w:tcPr>
+            <w:tcW w:type="dxa" w:w="4500"/>
+            <w:tcBorders>
+              <w:top w:val="single" w:color="CCCCCC" w:sz="4"/>
+              <w:left w:val="single" w:color="CCCCCC" w:sz="4"/>
+              <w:bottom w:val="single" w:color="CCCCCC" w:sz="4"/>
+              <w:right w:val="single" w:color="CCCCCC" w:sz="4"/>
+            </w:tcBorders>
+          </w:tcPr>
+          <w:p>
+            <w:r>
+              <w:rPr>
+                <w:sz w:val="18"/>
+                <w:szCs w:val="18"/>
+              </w:rPr>
+              <w:t xml:space="preserve">OpenAI API key / model, AI parse toggle</w:t>
+            </w:r>
+          </w:p>
+        </w:tc>
+      </w:tr>
+      <w:tr>
+        <w:tc>
+          <w:tcPr>
+            <w:tcW w:type="dxa" w:w="4500"/>
+            <w:tcBorders>
+              <w:top w:val="single" w:color="CCCCCC" w:sz="4"/>
+              <w:left w:val="single" w:color="CCCCCC" w:sz="4"/>
+              <w:bottom w:val="single" w:color="CCCCCC" w:sz="4"/>
+              <w:right w:val="single" w:color="CCCCCC" w:sz="4"/>
+            </w:tcBorders>
+          </w:tcPr>
+          <w:p>
+            <w:r>
+              <w:rPr>
+                <w:sz w:val="18"/>
+                <w:szCs w:val="18"/>
+              </w:rPr>
+              <w:t xml:space="preserve">MS Teams bot</w:t>
+            </w:r>
+          </w:p>
+        </w:tc>
+        <w:tc>
+          <w:tcPr>
+            <w:tcW w:type="dxa" w:w="4500"/>
+            <w:tcBorders>
+              <w:top w:val="single" w:color="CCCCCC" w:sz="4"/>
+              <w:left w:val="single" w:color="CCCCCC" w:sz="4"/>
+              <w:bottom w:val="single" w:color="CCCCCC" w:sz="4"/>
+              <w:right w:val="single" w:color="CCCCCC" w:sz="4"/>
+            </w:tcBorders>
+          </w:tcPr>
+          <w:p>
+            <w:r>
+              <w:rPr>
+                <w:sz w:val="18"/>
+                <w:szCs w:val="18"/>
+              </w:rPr>
+              <w:t xml:space="preserve">App id/password/tenant and Graph tenant</w:t>
+            </w:r>
+          </w:p>
+        </w:tc>
+      </w:tr>
+      <w:tr>
+        <w:tc>
+          <w:tcPr>
+            <w:tcW w:type="dxa" w:w="4500"/>
+            <w:tcBorders>
+              <w:top w:val="single" w:color="CCCCCC" w:sz="4"/>
+              <w:left w:val="single" w:color="CCCCCC" w:sz="4"/>
+              <w:bottom w:val="single" w:color="CCCCCC" w:sz="4"/>
+              <w:right w:val="single" w:color="CCCCCC" w:sz="4"/>
+            </w:tcBorders>
+          </w:tcPr>
+          <w:p>
+            <w:r>
+              <w:rPr>
+                <w:sz w:val="18"/>
+                <w:szCs w:val="18"/>
+              </w:rPr>
+              <w:t xml:space="preserve">Online meetings</w:t>
+            </w:r>
+          </w:p>
+        </w:tc>
+        <w:tc>
+          <w:tcPr>
+            <w:tcW w:type="dxa" w:w="4500"/>
+            <w:tcBorders>
+              <w:top w:val="single" w:color="CCCCCC" w:sz="4"/>
+              <w:left w:val="single" w:color="CCCCCC" w:sz="4"/>
+              <w:bottom w:val="single" w:color="CCCCCC" w:sz="4"/>
+              <w:right w:val="single" w:color="CCCCCC" w:sz="4"/>
+            </w:tcBorders>
+          </w:tcPr>
+          <w:p>
+            <w:r>
+              <w:rPr>
+                <w:sz w:val="18"/>
+                <w:szCs w:val="18"/>
+              </w:rPr>
+              <w:t xml:space="preserve">Enable Meet/Teams auto-create + Google Calendar SA / Graph meeting user</w:t>
+            </w:r>
+          </w:p>
+        </w:tc>
+      </w:tr>
+    </w:tbl>
+    <w:p>
+      <w:pPr>
+        <w:spacing w:after="160"/>
+      </w:pPr>
+    </w:p>
+    <w:p>
+      <w:pPr>
+        <w:spacing w:after="120"/>
+      </w:pPr>
+      <w:r>
+        <w:rPr>
+          <w:sz w:val="22"/>
+          <w:szCs w:val="22"/>
+        </w:rPr>
+        <w:t xml:space="preserve">Empty secret fields keep the current value. Env vars remain a fallback when company fields are empty.</w:t>
+      </w:r>
+    </w:p>
+    <w:p>
+      <w:pPr>
+        <w:spacing w:after="120"/>
+      </w:pPr>
+      <w:r>
+        <w:rPr>
+          <w:sz w:val="22"/>
+          <w:szCs w:val="22"/>
+        </w:rPr>
+        <w:t xml:space="preserve">Select </w:t>
+      </w:r>
+      <w:r>
+        <w:rPr>
+          <w:b/>
+          <w:bCs/>
+          <w:sz w:val="22"/>
+          <w:szCs w:val="22"/>
+        </w:rPr>
+        <w:t xml:space="preserve">Save all settings</w:t>
+      </w:r>
+      <w:r>
+        <w:rPr>
+          <w:sz w:val="22"/>
+          <w:szCs w:val="22"/>
+        </w:rPr>
+        <w:t xml:space="preserve">. Requires </w:t>
+      </w:r>
+      <w:r>
+        <w:rPr>
+          <w:b/>
+          <w:bCs/>
+          <w:sz w:val="22"/>
+          <w:szCs w:val="22"/>
+        </w:rPr>
+        <w:t xml:space="preserve">Edit settings</w:t>
+      </w:r>
+      <w:r>
+        <w:rPr>
+          <w:sz w:val="22"/>
+          <w:szCs w:val="22"/>
+        </w:rPr>
+        <w:t xml:space="preserve">.</w:t>
+      </w:r>
+    </w:p>
+    <w:p>
+      <w:pPr>
+        <w:pStyle w:val="Heading3"/>
+        <w:spacing w:after="120" w:before="240"/>
+      </w:pPr>
+      <w:r>
+        <w:rPr>
+          <w:sz w:val="22"/>
+          <w:szCs w:val="22"/>
+        </w:rPr>
+        <w:t xml:space="preserve">6.19 Magic-link daily status form</w:t>
+      </w:r>
+    </w:p>
+    <w:p>
+      <w:pPr>
+        <w:spacing w:after="120"/>
+      </w:pPr>
+      <w:r>
+        <w:rPr>
+          <w:sz w:val="22"/>
+          <w:szCs w:val="22"/>
+        </w:rPr>
+        <w:t xml:space="preserve">URL: </w:t>
+      </w:r>
+      <w:r>
+        <w:rPr>
+          <w:rFonts w:ascii="Consolas" w:cs="Consolas" w:eastAsia="Consolas" w:hAnsi="Consolas"/>
+          <w:sz w:val="20"/>
+          <w:szCs w:val="20"/>
+        </w:rPr>
+        <w:t xml:space="preserve">/status/{token}</w:t>
+      </w:r>
+      <w:r>
+        <w:rPr>
+          <w:sz w:val="22"/>
+          <w:szCs w:val="22"/>
+        </w:rPr>
+        <w:t xml:space="preserve"> (from email or Teams). No staff login required.</w:t>
+      </w:r>
+    </w:p>
+    <w:p>
+      <w:pPr>
+        <w:spacing w:after="120"/>
+      </w:pPr>
+      <w:r>
+        <w:rPr>
+          <w:b/>
+          <w:bCs/>
+          <w:sz w:val="22"/>
+          <w:szCs w:val="22"/>
+        </w:rPr>
+        <w:t xml:space="preserve">Fields:</w:t>
+      </w:r>
+    </w:p>
+    <w:p>
+      <w:pPr>
+        <w:pStyle w:val="ListParagraph"/>
+        <w:numPr>
+          <w:ilvl w:val="0"/>
+          <w:numId w:val="1"/>
+        </w:numPr>
+        <w:spacing w:after="60"/>
+      </w:pPr>
+      <w:r>
+        <w:rPr>
+          <w:sz w:val="22"/>
+          <w:szCs w:val="22"/>
+        </w:rPr>
+        <w:t xml:space="preserve">Productive hours</w:t>
+      </w:r>
+    </w:p>
+    <w:p>
+      <w:pPr>
+        <w:pStyle w:val="ListParagraph"/>
+        <w:numPr>
+          <w:ilvl w:val="0"/>
+          <w:numId w:val="1"/>
+        </w:numPr>
+        <w:spacing w:after="60"/>
+      </w:pPr>
+      <w:r>
+        <w:rPr>
+          <w:sz w:val="22"/>
+          <w:szCs w:val="22"/>
+        </w:rPr>
+        <w:t xml:space="preserve">Non-productive hours</w:t>
+      </w:r>
+    </w:p>
+    <w:p>
+      <w:pPr>
+        <w:pStyle w:val="ListParagraph"/>
+        <w:numPr>
+          <w:ilvl w:val="0"/>
+          <w:numId w:val="1"/>
+        </w:numPr>
+        <w:spacing w:after="60"/>
+      </w:pPr>
+      <w:r>
+        <w:rPr>
+          <w:sz w:val="22"/>
+          <w:szCs w:val="22"/>
+        </w:rPr>
+        <w:t xml:space="preserve">Primary project today</w:t>
+      </w:r>
+    </w:p>
+    <w:p>
+      <w:pPr>
+        <w:pStyle w:val="ListParagraph"/>
+        <w:numPr>
+          <w:ilvl w:val="0"/>
+          <w:numId w:val="1"/>
+        </w:numPr>
+        <w:spacing w:after="60"/>
+      </w:pPr>
+      <w:r>
+        <w:rPr>
+          <w:sz w:val="22"/>
+          <w:szCs w:val="22"/>
+        </w:rPr>
+        <w:t xml:space="preserve">Overall progress %</w:t>
+      </w:r>
+    </w:p>
+    <w:p>
+      <w:pPr>
+        <w:pStyle w:val="ListParagraph"/>
+        <w:numPr>
+          <w:ilvl w:val="0"/>
+          <w:numId w:val="1"/>
+        </w:numPr>
+        <w:spacing w:after="60"/>
+      </w:pPr>
+      <w:r>
+        <w:rPr>
+          <w:sz w:val="22"/>
+          <w:szCs w:val="22"/>
+        </w:rPr>
+        <w:t xml:space="preserve">Per-task progress %</w:t>
+      </w:r>
+    </w:p>
+    <w:p>
+      <w:pPr>
+        <w:pStyle w:val="ListParagraph"/>
+        <w:numPr>
+          <w:ilvl w:val="0"/>
+          <w:numId w:val="1"/>
+        </w:numPr>
+        <w:spacing w:after="60"/>
+      </w:pPr>
+      <w:r>
+        <w:rPr>
+          <w:sz w:val="22"/>
+          <w:szCs w:val="22"/>
+        </w:rPr>
+        <w:t xml:space="preserve">What did you work on?</w:t>
+      </w:r>
+    </w:p>
+    <w:p>
+      <w:pPr>
+        <w:pStyle w:val="ListParagraph"/>
+        <w:numPr>
+          <w:ilvl w:val="0"/>
+          <w:numId w:val="1"/>
+        </w:numPr>
+        <w:spacing w:after="60"/>
+      </w:pPr>
+      <w:r>
+        <w:rPr>
+          <w:sz w:val="22"/>
+          <w:szCs w:val="22"/>
+        </w:rPr>
+        <w:t xml:space="preserve">Blockers (optional)</w:t>
+      </w:r>
+    </w:p>
+    <w:p>
+      <w:pPr>
+        <w:spacing w:after="120"/>
+      </w:pPr>
+      <w:r>
+        <w:rPr>
+          <w:b/>
+          <w:bCs/>
+          <w:sz w:val="22"/>
+          <w:szCs w:val="22"/>
+        </w:rPr>
+        <w:t xml:space="preserve">Buttons:</w:t>
+      </w:r>
+      <w:r>
+        <w:rPr>
+          <w:sz w:val="22"/>
+          <w:szCs w:val="22"/>
+        </w:rPr>
+        <w:t xml:space="preserve"> </w:t>
+      </w:r>
+      <w:r>
+        <w:rPr>
+          <w:b/>
+          <w:bCs/>
+          <w:sz w:val="22"/>
+          <w:szCs w:val="22"/>
+        </w:rPr>
+        <w:t xml:space="preserve">Submit status</w:t>
+      </w:r>
+      <w:r>
+        <w:rPr>
+          <w:sz w:val="22"/>
+          <w:szCs w:val="22"/>
+        </w:rPr>
+        <w:t xml:space="preserve"> or </w:t>
+      </w:r>
+      <w:r>
+        <w:rPr>
+          <w:b/>
+          <w:bCs/>
+          <w:sz w:val="22"/>
+          <w:szCs w:val="22"/>
+        </w:rPr>
+        <w:t xml:space="preserve">Update status</w:t>
+      </w:r>
+      <w:r>
+        <w:rPr>
+          <w:sz w:val="22"/>
+          <w:szCs w:val="22"/>
+        </w:rPr>
+        <w:t xml:space="preserve">.</w:t>
+      </w:r>
+    </w:p>
+    <w:p>
+      <w:pPr>
+        <w:spacing w:after="120"/>
+      </w:pPr>
+      <w:r>
+        <w:rPr>
+          <w:b/>
+          <w:bCs/>
+          <w:sz w:val="22"/>
+          <w:szCs w:val="22"/>
+        </w:rPr>
+        <w:t xml:space="preserve">States:</w:t>
+      </w:r>
+      <w:r>
+        <w:rPr>
+          <w:sz w:val="22"/>
+          <w:szCs w:val="22"/>
+        </w:rPr>
+        <w:t xml:space="preserve"> Invalid link · On leave · Link expired · Form open · Window closed (read-only last submission).</w:t>
+      </w:r>
+    </w:p>
+    <w:p>
+      <w:pPr>
+        <w:spacing w:after="120"/>
+      </w:pPr>
+      <w:r>
+        <w:rPr>
+          <w:sz w:val="22"/>
+          <w:szCs w:val="22"/>
+        </w:rPr>
+        <w:t xml:space="preserve">You may update while the window is open. After expiry the form locks. Task progress of 100% marks the task done when submissions apply progress.</w:t>
+      </w:r>
+    </w:p>
+    <w:p>
+      <w:pPr>
+        <w:pBdr>
+          <w:bottom w:val="single" w:color="999999" w:sz="6" w:space="8"/>
+        </w:pBdr>
+        <w:spacing w:after="200" w:before="120"/>
+      </w:pPr>
+    </w:p>
+    <w:p>
+      <w:pPr>
+        <w:pStyle w:val="Heading2"/>
+        <w:spacing w:after="120" w:before="240"/>
+      </w:pPr>
+      <w:r>
+        <w:rPr>
+          <w:sz w:val="22"/>
+          <w:szCs w:val="22"/>
+        </w:rPr>
+        <w:t xml:space="preserve">7. Core workflows</w:t>
+      </w:r>
+    </w:p>
+    <w:p>
+      <w:pPr>
+        <w:pStyle w:val="Heading3"/>
+        <w:spacing w:after="120" w:before="240"/>
+      </w:pPr>
+      <w:r>
+        <w:rPr>
+          <w:sz w:val="22"/>
+          <w:szCs w:val="22"/>
+        </w:rPr>
+        <w:t xml:space="preserve">7.1 Daily status collection</w:t>
+      </w:r>
+    </w:p>
+    <w:p>
+      <w:pPr>
+        <w:pStyle w:val="ListParagraph"/>
+        <w:numPr>
+          <w:ilvl w:val="0"/>
+          <w:numId w:val="2"/>
+        </w:numPr>
+        <w:spacing w:after="60"/>
+      </w:pPr>
+      <w:r>
+        <w:rPr>
+          <w:b/>
+          <w:bCs/>
+          <w:sz w:val="22"/>
+          <w:szCs w:val="22"/>
+        </w:rPr>
+        <w:t xml:space="preserve">Open window</w:t>
+      </w:r>
+      <w:r>
+        <w:rPr>
+          <w:sz w:val="22"/>
+          <w:szCs w:val="22"/>
+        </w:rPr>
+        <w:t xml:space="preserve"> — AI Agent → </w:t>
+      </w:r>
+      <w:r>
+        <w:rPr>
+          <w:b/>
+          <w:bCs/>
+          <w:sz w:val="22"/>
+          <w:szCs w:val="22"/>
+        </w:rPr>
+        <w:t xml:space="preserve">Open daily status window</w:t>
+      </w:r>
+      <w:r>
+        <w:rPr>
+          <w:sz w:val="22"/>
+          <w:szCs w:val="22"/>
+        </w:rPr>
+        <w:t xml:space="preserve"> (or cron </w:t>
+      </w:r>
+      <w:r>
+        <w:rPr>
+          <w:rFonts w:ascii="Consolas" w:cs="Consolas" w:eastAsia="Consolas" w:hAnsi="Consolas"/>
+          <w:sz w:val="20"/>
+          <w:szCs w:val="20"/>
+        </w:rPr>
+        <w:t xml:space="preserve">open-status-window</w:t>
+      </w:r>
+      <w:r>
+        <w:rPr>
+          <w:sz w:val="22"/>
+          <w:szCs w:val="22"/>
+        </w:rPr>
+        <w:t xml:space="preserve">).</w:t>
+      </w:r>
+    </w:p>
+    <w:p>
+      <w:pPr>
+        <w:pStyle w:val="ListParagraph"/>
+        <w:numPr>
+          <w:ilvl w:val="0"/>
+          <w:numId w:val="2"/>
+        </w:numPr>
+        <w:spacing w:after="60"/>
+      </w:pPr>
+      <w:r>
+        <w:rPr>
+          <w:sz w:val="22"/>
+          <w:szCs w:val="22"/>
+        </w:rPr>
+        <w:t xml:space="preserve">System creates a status window (</w:t>
+      </w:r>
+      <w:r>
+        <w:rPr>
+          <w:rFonts w:ascii="Consolas" w:cs="Consolas" w:eastAsia="Consolas" w:hAnsi="Consolas"/>
+          <w:sz w:val="20"/>
+          <w:szCs w:val="20"/>
+        </w:rPr>
+        <w:t xml:space="preserve">startsAt</w:t>
+      </w:r>
+      <w:r>
+        <w:rPr>
+          <w:sz w:val="22"/>
+          <w:szCs w:val="22"/>
+        </w:rPr>
+        <w:t xml:space="preserve"> → </w:t>
+      </w:r>
+      <w:r>
+        <w:rPr>
+          <w:rFonts w:ascii="Consolas" w:cs="Consolas" w:eastAsia="Consolas" w:hAnsi="Consolas"/>
+          <w:sz w:val="20"/>
+          <w:szCs w:val="20"/>
+        </w:rPr>
+        <w:t xml:space="preserve">expiresAt</w:t>
+      </w:r>
+      <w:r>
+        <w:rPr>
+          <w:sz w:val="22"/>
+          <w:szCs w:val="22"/>
+        </w:rPr>
+        <w:t xml:space="preserve"> = start + window length).</w:t>
+      </w:r>
+    </w:p>
+    <w:p>
+      <w:pPr>
+        <w:pStyle w:val="ListParagraph"/>
+        <w:numPr>
+          <w:ilvl w:val="0"/>
+          <w:numId w:val="2"/>
+        </w:numPr>
+        <w:spacing w:after="60"/>
+      </w:pPr>
+      <w:r>
+        <w:rPr>
+          <w:sz w:val="22"/>
+          <w:szCs w:val="22"/>
+        </w:rPr>
+        <w:t xml:space="preserve">Each </w:t>
+      </w:r>
+      <w:r>
+        <w:rPr>
+          <w:b/>
+          <w:bCs/>
+          <w:sz w:val="22"/>
+          <w:szCs w:val="22"/>
+        </w:rPr>
+        <w:t xml:space="preserve">active</w:t>
+      </w:r>
+      <w:r>
+        <w:rPr>
+          <w:sz w:val="22"/>
+          <w:szCs w:val="22"/>
+        </w:rPr>
+        <w:t xml:space="preserve"> resource gets a unique token/link. Resources on approved leave are </w:t>
+      </w:r>
+      <w:r>
+        <w:rPr>
+          <w:rFonts w:ascii="Consolas" w:cs="Consolas" w:eastAsia="Consolas" w:hAnsi="Consolas"/>
+          <w:sz w:val="20"/>
+          <w:szCs w:val="20"/>
+        </w:rPr>
+        <w:t xml:space="preserve">skipped_leave</w:t>
+      </w:r>
+      <w:r>
+        <w:rPr>
+          <w:sz w:val="22"/>
+          <w:szCs w:val="22"/>
+        </w:rPr>
+        <w:t xml:space="preserve"> (no chase).</w:t>
+      </w:r>
+    </w:p>
+    <w:p>
+      <w:pPr>
+        <w:pStyle w:val="ListParagraph"/>
+        <w:numPr>
+          <w:ilvl w:val="0"/>
+          <w:numId w:val="2"/>
+        </w:numPr>
+        <w:spacing w:after="60"/>
+      </w:pPr>
+      <w:r>
+        <w:rPr>
+          <w:sz w:val="22"/>
+          <w:szCs w:val="22"/>
+        </w:rPr>
+        <w:t xml:space="preserve">Resource opens the link and submits before expiry.</w:t>
+      </w:r>
+    </w:p>
+    <w:p>
+      <w:pPr>
+        <w:pStyle w:val="ListParagraph"/>
+        <w:numPr>
+          <w:ilvl w:val="0"/>
+          <w:numId w:val="2"/>
+        </w:numPr>
+        <w:spacing w:after="60"/>
+      </w:pPr>
+      <w:r>
+        <w:rPr>
+          <w:sz w:val="22"/>
+          <w:szCs w:val="22"/>
+        </w:rPr>
+        <w:t xml:space="preserve">Request becomes </w:t>
+      </w:r>
+      <w:r>
+        <w:rPr>
+          <w:rFonts w:ascii="Consolas" w:cs="Consolas" w:eastAsia="Consolas" w:hAnsi="Consolas"/>
+          <w:sz w:val="20"/>
+          <w:szCs w:val="20"/>
+        </w:rPr>
+        <w:t xml:space="preserve">submitted</w:t>
+      </w:r>
+      <w:r>
+        <w:rPr>
+          <w:sz w:val="22"/>
+          <w:szCs w:val="22"/>
+        </w:rPr>
+        <w:t xml:space="preserve">. </w:t>
+      </w:r>
+      <w:r>
+        <w:rPr>
+          <w:b/>
+          <w:bCs/>
+          <w:sz w:val="22"/>
+          <w:szCs w:val="22"/>
+        </w:rPr>
+        <w:t xml:space="preserve">Project Manager / AVP / VP</w:t>
+      </w:r>
+      <w:r>
+        <w:rPr>
+          <w:sz w:val="22"/>
+          <w:szCs w:val="22"/>
+        </w:rPr>
+        <w:t xml:space="preserve"> receive status-change email; blockers trigger a blocker alert.</w:t>
+      </w:r>
+    </w:p>
+    <w:p>
+      <w:pPr>
+        <w:pStyle w:val="ListParagraph"/>
+        <w:numPr>
+          <w:ilvl w:val="0"/>
+          <w:numId w:val="2"/>
+        </w:numPr>
+        <w:spacing w:after="60"/>
+      </w:pPr>
+      <w:r>
+        <w:rPr>
+          <w:b/>
+          <w:bCs/>
+          <w:sz w:val="22"/>
+          <w:szCs w:val="22"/>
+        </w:rPr>
+        <w:t xml:space="preserve">Close expired windows</w:t>
+      </w:r>
+      <w:r>
+        <w:rPr>
+          <w:sz w:val="22"/>
+          <w:szCs w:val="22"/>
+        </w:rPr>
+        <w:t xml:space="preserve"> (or cron) marks remaining </w:t>
+      </w:r>
+      <w:r>
+        <w:rPr>
+          <w:rFonts w:ascii="Consolas" w:cs="Consolas" w:eastAsia="Consolas" w:hAnsi="Consolas"/>
+          <w:sz w:val="20"/>
+          <w:szCs w:val="20"/>
+        </w:rPr>
+        <w:t xml:space="preserve">pending</w:t>
+      </w:r>
+      <w:r>
+        <w:rPr>
+          <w:sz w:val="22"/>
+          <w:szCs w:val="22"/>
+        </w:rPr>
+        <w:t xml:space="preserve"> as </w:t>
+      </w:r>
+      <w:r>
+        <w:rPr>
+          <w:rFonts w:ascii="Consolas" w:cs="Consolas" w:eastAsia="Consolas" w:hAnsi="Consolas"/>
+          <w:sz w:val="20"/>
+          <w:szCs w:val="20"/>
+        </w:rPr>
+        <w:t xml:space="preserve">expired</w:t>
+      </w:r>
+      <w:r>
+        <w:rPr>
+          <w:sz w:val="22"/>
+          <w:szCs w:val="22"/>
+        </w:rPr>
+        <w:t xml:space="preserve"> and emails miss escalation to PM / AVP / VP.</w:t>
+      </w:r>
+    </w:p>
+    <w:p>
+      <w:pPr>
+        <w:pStyle w:val="ListParagraph"/>
+        <w:numPr>
+          <w:ilvl w:val="0"/>
+          <w:numId w:val="2"/>
+        </w:numPr>
+        <w:spacing w:after="60"/>
+      </w:pPr>
+      <w:r>
+        <w:rPr>
+          <w:sz w:val="22"/>
+          <w:szCs w:val="22"/>
+        </w:rPr>
+        <w:t xml:space="preserve">Monitor compliance on </w:t>
+      </w:r>
+      <w:r>
+        <w:rPr>
+          <w:b/>
+          <w:bCs/>
+          <w:sz w:val="22"/>
+          <w:szCs w:val="22"/>
+        </w:rPr>
+        <w:t xml:space="preserve">Daily status</w:t>
+      </w:r>
+      <w:r>
+        <w:rPr>
+          <w:sz w:val="22"/>
+          <w:szCs w:val="22"/>
+        </w:rPr>
+        <w:t xml:space="preserve">.</w:t>
+      </w:r>
+    </w:p>
+    <w:p>
+      <w:pPr>
+        <w:pStyle w:val="Heading3"/>
+        <w:spacing w:after="120" w:before="240"/>
+      </w:pPr>
+      <w:r>
+        <w:rPr>
+          <w:sz w:val="22"/>
+          <w:szCs w:val="22"/>
+        </w:rPr>
+        <w:t xml:space="preserve">7.2 Deadline alerts</w:t>
+      </w:r>
+    </w:p>
+    <w:p>
+      <w:pPr>
+        <w:spacing w:after="120"/>
+      </w:pPr>
+      <w:r>
+        <w:rPr>
+          <w:sz w:val="22"/>
+          <w:szCs w:val="22"/>
+        </w:rPr>
+        <w:t xml:space="preserve">Run </w:t>
+      </w:r>
+      <w:r>
+        <w:rPr>
+          <w:b/>
+          <w:bCs/>
+          <w:sz w:val="22"/>
+          <w:szCs w:val="22"/>
+        </w:rPr>
+        <w:t xml:space="preserve">Deadline sweep</w:t>
+      </w:r>
+      <w:r>
+        <w:rPr>
+          <w:sz w:val="22"/>
+          <w:szCs w:val="22"/>
+        </w:rPr>
+        <w:t xml:space="preserve"> (or cron </w:t>
+      </w:r>
+      <w:r>
+        <w:rPr>
+          <w:rFonts w:ascii="Consolas" w:cs="Consolas" w:eastAsia="Consolas" w:hAnsi="Consolas"/>
+          <w:sz w:val="20"/>
+          <w:szCs w:val="20"/>
+        </w:rPr>
+        <w:t xml:space="preserve">deadline-sweep</w:t>
+      </w:r>
+      <w:r>
+        <w:rPr>
+          <w:sz w:val="22"/>
+          <w:szCs w:val="22"/>
+        </w:rPr>
+        <w:t xml:space="preserve">).</w:t>
+      </w:r>
+    </w:p>
+    <w:tbl>
+      <w:tblPr>
+        <w:tblW w:type="dxa" w:w="9000"/>
+        <w:tblBorders>
+          <w:top w:val="single" w:color="auto" w:sz="4"/>
+          <w:left w:val="single" w:color="auto" w:sz="4"/>
+          <w:bottom w:val="single" w:color="auto" w:sz="4"/>
+          <w:right w:val="single" w:color="auto" w:sz="4"/>
+          <w:insideH w:val="single" w:color="auto" w:sz="4"/>
+          <w:insideV w:val="single" w:color="auto" w:sz="4"/>
+        </w:tblBorders>
+      </w:tblPr>
+      <w:tblGrid>
+        <w:gridCol w:w="100"/>
+        <w:gridCol w:w="100"/>
+      </w:tblGrid>
+      <w:tr>
+        <w:tc>
+          <w:tcPr>
+            <w:tcW w:type="dxa" w:w="4500"/>
+            <w:tcBorders>
+              <w:top w:val="single" w:color="CCCCCC" w:sz="4"/>
+              <w:left w:val="single" w:color="CCCCCC" w:sz="4"/>
+              <w:bottom w:val="single" w:color="CCCCCC" w:sz="4"/>
+              <w:right w:val="single" w:color="CCCCCC" w:sz="4"/>
+            </w:tcBorders>
+          </w:tcPr>
+          <w:p>
+            <w:r>
+              <w:rPr>
+                <w:b/>
+                <w:bCs/>
+                <w:sz w:val="18"/>
+                <w:szCs w:val="18"/>
+              </w:rPr>
+              <w:t xml:space="preserve">Condition</w:t>
+            </w:r>
+          </w:p>
+        </w:tc>
+        <w:tc>
+          <w:tcPr>
+            <w:tcW w:type="dxa" w:w="4500"/>
+            <w:tcBorders>
+              <w:top w:val="single" w:color="CCCCCC" w:sz="4"/>
+              <w:left w:val="single" w:color="CCCCCC" w:sz="4"/>
+              <w:bottom w:val="single" w:color="CCCCCC" w:sz="4"/>
+              <w:right w:val="single" w:color="CCCCCC" w:sz="4"/>
+            </w:tcBorders>
+          </w:tcPr>
+          <w:p>
+            <w:r>
+              <w:rPr>
+                <w:b/>
+                <w:bCs/>
+                <w:sz w:val="18"/>
+                <w:szCs w:val="18"/>
+              </w:rPr>
+              <w:t xml:space="preserve">Recipients</w:t>
+            </w:r>
+          </w:p>
+        </w:tc>
+      </w:tr>
+      <w:tr>
+        <w:tc>
+          <w:tcPr>
+            <w:tcW w:type="dxa" w:w="4500"/>
+            <w:tcBorders>
+              <w:top w:val="single" w:color="CCCCCC" w:sz="4"/>
+              <w:left w:val="single" w:color="CCCCCC" w:sz="4"/>
+              <w:bottom w:val="single" w:color="CCCCCC" w:sz="4"/>
+              <w:right w:val="single" w:color="CCCCCC" w:sz="4"/>
+            </w:tcBorders>
+          </w:tcPr>
+          <w:p>
+            <w:r>
+              <w:rPr>
+                <w:sz w:val="18"/>
+                <w:szCs w:val="18"/>
+              </w:rPr>
+              <w:t xml:space="preserve">Due in configured warn days (e.g. 3 or 1) — client or resource deadline</w:t>
+            </w:r>
+          </w:p>
+        </w:tc>
+        <w:tc>
+          <w:tcPr>
+            <w:tcW w:type="dxa" w:w="4500"/>
+            <w:tcBorders>
+              <w:top w:val="single" w:color="CCCCCC" w:sz="4"/>
+              <w:left w:val="single" w:color="CCCCCC" w:sz="4"/>
+              <w:bottom w:val="single" w:color="CCCCCC" w:sz="4"/>
+              <w:right w:val="single" w:color="CCCCCC" w:sz="4"/>
+            </w:tcBorders>
+          </w:tcPr>
+          <w:p>
+            <w:r>
+              <w:rPr>
+                <w:sz w:val="18"/>
+                <w:szCs w:val="18"/>
+              </w:rPr>
+              <w:t xml:space="preserve">Task owner (if assigned) + PM, AVP, VP</w:t>
+            </w:r>
+          </w:p>
+        </w:tc>
+      </w:tr>
+      <w:tr>
+        <w:tc>
+          <w:tcPr>
+            <w:tcW w:type="dxa" w:w="4500"/>
+            <w:tcBorders>
+              <w:top w:val="single" w:color="CCCCCC" w:sz="4"/>
+              <w:left w:val="single" w:color="CCCCCC" w:sz="4"/>
+              <w:bottom w:val="single" w:color="CCCCCC" w:sz="4"/>
+              <w:right w:val="single" w:color="CCCCCC" w:sz="4"/>
+            </w:tcBorders>
+          </w:tcPr>
+          <w:p>
+            <w:r>
+              <w:rPr>
+                <w:sz w:val="18"/>
+                <w:szCs w:val="18"/>
+              </w:rPr>
+              <w:t xml:space="preserve">Overdue (not done)</w:t>
+            </w:r>
+          </w:p>
+        </w:tc>
+        <w:tc>
+          <w:tcPr>
+            <w:tcW w:type="dxa" w:w="4500"/>
+            <w:tcBorders>
+              <w:top w:val="single" w:color="CCCCCC" w:sz="4"/>
+              <w:left w:val="single" w:color="CCCCCC" w:sz="4"/>
+              <w:bottom w:val="single" w:color="CCCCCC" w:sz="4"/>
+              <w:right w:val="single" w:color="CCCCCC" w:sz="4"/>
+            </w:tcBorders>
+          </w:tcPr>
+          <w:p>
+            <w:r>
+              <w:rPr>
+                <w:sz w:val="18"/>
+                <w:szCs w:val="18"/>
+              </w:rPr>
+              <w:t xml:space="preserve">Task owner + PM, AVP, VP</w:t>
+            </w:r>
+          </w:p>
+        </w:tc>
+      </w:tr>
+    </w:tbl>
+    <w:p>
+      <w:pPr>
+        <w:spacing w:after="160"/>
+      </w:pPr>
+    </w:p>
+    <w:p>
+      <w:pPr>
+        <w:spacing w:after="120"/>
+      </w:pPr>
+      <w:r>
+        <w:rPr>
+          <w:sz w:val="22"/>
+          <w:szCs w:val="22"/>
+        </w:rPr>
+        <w:t xml:space="preserve">Alerts are deduplicated so the same threshold is not emailed repeatedly.</w:t>
+      </w:r>
+    </w:p>
+    <w:p>
+      <w:pPr>
+        <w:pStyle w:val="Heading3"/>
+        <w:spacing w:after="120" w:before="240"/>
+      </w:pPr>
+      <w:r>
+        <w:rPr>
+          <w:sz w:val="22"/>
+          <w:szCs w:val="22"/>
+        </w:rPr>
+        <w:t xml:space="preserve">7.3 Weekly packs</w:t>
+      </w:r>
+    </w:p>
+    <w:p>
+      <w:pPr>
+        <w:spacing w:after="120"/>
+      </w:pPr>
+      <w:r>
+        <w:rPr>
+          <w:sz w:val="22"/>
+          <w:szCs w:val="22"/>
+        </w:rPr>
+        <w:t xml:space="preserve">Run </w:t>
+      </w:r>
+      <w:r>
+        <w:rPr>
+          <w:b/>
+          <w:bCs/>
+          <w:sz w:val="22"/>
+          <w:szCs w:val="22"/>
+        </w:rPr>
+        <w:t xml:space="preserve">Generate weekly packs</w:t>
+      </w:r>
+      <w:r>
+        <w:rPr>
+          <w:sz w:val="22"/>
+          <w:szCs w:val="22"/>
+        </w:rPr>
+        <w:t xml:space="preserve"> (or cron </w:t>
+      </w:r>
+      <w:r>
+        <w:rPr>
+          <w:rFonts w:ascii="Consolas" w:cs="Consolas" w:eastAsia="Consolas" w:hAnsi="Consolas"/>
+          <w:sz w:val="20"/>
+          <w:szCs w:val="20"/>
+        </w:rPr>
+        <w:t xml:space="preserve">weekly-reports</w:t>
+      </w:r>
+      <w:r>
+        <w:rPr>
+          <w:sz w:val="22"/>
+          <w:szCs w:val="22"/>
+        </w:rPr>
+        <w:t xml:space="preserve">).</w:t>
+      </w:r>
+    </w:p>
+    <w:tbl>
+      <w:tblPr>
+        <w:tblW w:type="dxa" w:w="9000"/>
+        <w:tblBorders>
+          <w:top w:val="single" w:color="auto" w:sz="4"/>
+          <w:left w:val="single" w:color="auto" w:sz="4"/>
+          <w:bottom w:val="single" w:color="auto" w:sz="4"/>
+          <w:right w:val="single" w:color="auto" w:sz="4"/>
+          <w:insideH w:val="single" w:color="auto" w:sz="4"/>
+          <w:insideV w:val="single" w:color="auto" w:sz="4"/>
+        </w:tblBorders>
+      </w:tblPr>
+      <w:tblGrid>
+        <w:gridCol w:w="100"/>
+        <w:gridCol w:w="100"/>
+      </w:tblGrid>
+      <w:tr>
+        <w:tc>
+          <w:tcPr>
+            <w:tcW w:type="dxa" w:w="4500"/>
+            <w:tcBorders>
+              <w:top w:val="single" w:color="CCCCCC" w:sz="4"/>
+              <w:left w:val="single" w:color="CCCCCC" w:sz="4"/>
+              <w:bottom w:val="single" w:color="CCCCCC" w:sz="4"/>
+              <w:right w:val="single" w:color="CCCCCC" w:sz="4"/>
+            </w:tcBorders>
+          </w:tcPr>
+          <w:p>
+            <w:r>
+              <w:rPr>
+                <w:b/>
+                <w:bCs/>
+                <w:sz w:val="18"/>
+                <w:szCs w:val="18"/>
+              </w:rPr>
+              <w:t xml:space="preserve">Pack</w:t>
+            </w:r>
+          </w:p>
+        </w:tc>
+        <w:tc>
+          <w:tcPr>
+            <w:tcW w:type="dxa" w:w="4500"/>
+            <w:tcBorders>
+              <w:top w:val="single" w:color="CCCCCC" w:sz="4"/>
+              <w:left w:val="single" w:color="CCCCCC" w:sz="4"/>
+              <w:bottom w:val="single" w:color="CCCCCC" w:sz="4"/>
+              <w:right w:val="single" w:color="CCCCCC" w:sz="4"/>
+            </w:tcBorders>
+          </w:tcPr>
+          <w:p>
+            <w:r>
+              <w:rPr>
+                <w:b/>
+                <w:bCs/>
+                <w:sz w:val="18"/>
+                <w:szCs w:val="18"/>
+              </w:rPr>
+              <w:t xml:space="preserve">Typical recipients</w:t>
+            </w:r>
+          </w:p>
+        </w:tc>
+      </w:tr>
+      <w:tr>
+        <w:tc>
+          <w:tcPr>
+            <w:tcW w:type="dxa" w:w="4500"/>
+            <w:tcBorders>
+              <w:top w:val="single" w:color="CCCCCC" w:sz="4"/>
+              <w:left w:val="single" w:color="CCCCCC" w:sz="4"/>
+              <w:bottom w:val="single" w:color="CCCCCC" w:sz="4"/>
+              <w:right w:val="single" w:color="CCCCCC" w:sz="4"/>
+            </w:tcBorders>
+          </w:tcPr>
+          <w:p>
+            <w:r>
+              <w:rPr>
+                <w:sz w:val="18"/>
+                <w:szCs w:val="18"/>
+              </w:rPr>
+              <w:t xml:space="preserve">Per resource</w:t>
+            </w:r>
+          </w:p>
+        </w:tc>
+        <w:tc>
+          <w:tcPr>
+            <w:tcW w:type="dxa" w:w="4500"/>
+            <w:tcBorders>
+              <w:top w:val="single" w:color="CCCCCC" w:sz="4"/>
+              <w:left w:val="single" w:color="CCCCCC" w:sz="4"/>
+              <w:bottom w:val="single" w:color="CCCCCC" w:sz="4"/>
+              <w:right w:val="single" w:color="CCCCCC" w:sz="4"/>
+            </w:tcBorders>
+          </w:tcPr>
+          <w:p>
+            <w:r>
+              <w:rPr>
+                <w:sz w:val="18"/>
+                <w:szCs w:val="18"/>
+              </w:rPr>
+              <w:t xml:space="preserve">That resource + Project Managers</w:t>
+            </w:r>
+          </w:p>
+        </w:tc>
+      </w:tr>
+      <w:tr>
+        <w:tc>
+          <w:tcPr>
+            <w:tcW w:type="dxa" w:w="4500"/>
+            <w:tcBorders>
+              <w:top w:val="single" w:color="CCCCCC" w:sz="4"/>
+              <w:left w:val="single" w:color="CCCCCC" w:sz="4"/>
+              <w:bottom w:val="single" w:color="CCCCCC" w:sz="4"/>
+              <w:right w:val="single" w:color="CCCCCC" w:sz="4"/>
+            </w:tcBorders>
+          </w:tcPr>
+          <w:p>
+            <w:r>
+              <w:rPr>
+                <w:sz w:val="18"/>
+                <w:szCs w:val="18"/>
+              </w:rPr>
+              <w:t xml:space="preserve">Per project</w:t>
+            </w:r>
+          </w:p>
+        </w:tc>
+        <w:tc>
+          <w:tcPr>
+            <w:tcW w:type="dxa" w:w="4500"/>
+            <w:tcBorders>
+              <w:top w:val="single" w:color="CCCCCC" w:sz="4"/>
+              <w:left w:val="single" w:color="CCCCCC" w:sz="4"/>
+              <w:bottom w:val="single" w:color="CCCCCC" w:sz="4"/>
+              <w:right w:val="single" w:color="CCCCCC" w:sz="4"/>
+            </w:tcBorders>
+          </w:tcPr>
+          <w:p>
+            <w:r>
+              <w:rPr>
+                <w:sz w:val="18"/>
+                <w:szCs w:val="18"/>
+              </w:rPr>
+              <w:t xml:space="preserve">PM, AVP, VP, SVP, CEO, Company Admin</w:t>
+            </w:r>
+          </w:p>
+        </w:tc>
+      </w:tr>
+      <w:tr>
+        <w:tc>
+          <w:tcPr>
+            <w:tcW w:type="dxa" w:w="4500"/>
+            <w:tcBorders>
+              <w:top w:val="single" w:color="CCCCCC" w:sz="4"/>
+              <w:left w:val="single" w:color="CCCCCC" w:sz="4"/>
+              <w:bottom w:val="single" w:color="CCCCCC" w:sz="4"/>
+              <w:right w:val="single" w:color="CCCCCC" w:sz="4"/>
+            </w:tcBorders>
+          </w:tcPr>
+          <w:p>
+            <w:r>
+              <w:rPr>
+                <w:sz w:val="18"/>
+                <w:szCs w:val="18"/>
+              </w:rPr>
+              <w:t xml:space="preserve">Company digest</w:t>
+            </w:r>
+          </w:p>
+        </w:tc>
+        <w:tc>
+          <w:tcPr>
+            <w:tcW w:type="dxa" w:w="4500"/>
+            <w:tcBorders>
+              <w:top w:val="single" w:color="CCCCCC" w:sz="4"/>
+              <w:left w:val="single" w:color="CCCCCC" w:sz="4"/>
+              <w:bottom w:val="single" w:color="CCCCCC" w:sz="4"/>
+              <w:right w:val="single" w:color="CCCCCC" w:sz="4"/>
+            </w:tcBorders>
+          </w:tcPr>
+          <w:p>
+            <w:r>
+              <w:rPr>
+                <w:sz w:val="18"/>
+                <w:szCs w:val="18"/>
+              </w:rPr>
+              <w:t xml:space="preserve">CEO, SVP, VP, Company Admin</w:t>
+            </w:r>
+          </w:p>
+        </w:tc>
+      </w:tr>
+    </w:tbl>
+    <w:p>
+      <w:pPr>
+        <w:spacing w:after="160"/>
+      </w:pPr>
+    </w:p>
+    <w:p>
+      <w:pPr>
+        <w:spacing w:after="120"/>
+      </w:pPr>
+      <w:r>
+        <w:rPr>
+          <w:sz w:val="22"/>
+          <w:szCs w:val="22"/>
+        </w:rPr>
+        <w:t xml:space="preserve">View history under </w:t>
+      </w:r>
+      <w:r>
+        <w:rPr>
+          <w:b/>
+          <w:bCs/>
+          <w:sz w:val="22"/>
+          <w:szCs w:val="22"/>
+        </w:rPr>
+        <w:t xml:space="preserve">Weekly reports</w:t>
+      </w:r>
+      <w:r>
+        <w:rPr>
+          <w:sz w:val="22"/>
+          <w:szCs w:val="22"/>
+        </w:rPr>
+        <w:t xml:space="preserve">. Defect density (MVP): defects ÷ closed requirements (or raw defect count if none closed).</w:t>
+      </w:r>
+    </w:p>
+    <w:p>
+      <w:pPr>
+        <w:pBdr>
+          <w:bottom w:val="single" w:color="999999" w:sz="6" w:space="8"/>
+        </w:pBdr>
+        <w:spacing w:after="200" w:before="120"/>
+      </w:pPr>
+    </w:p>
+    <w:p>
+      <w:pPr>
+        <w:pStyle w:val="Heading2"/>
+        <w:spacing w:after="120" w:before="240"/>
+      </w:pPr>
+      <w:r>
+        <w:rPr>
+          <w:sz w:val="22"/>
+          <w:szCs w:val="22"/>
+        </w:rPr>
+        <w:t xml:space="preserve">8. Operating rhythm</w:t>
+      </w:r>
+    </w:p>
     <w:tbl>
       <w:tblPr>
         <w:tblW w:type="dxa" w:w="9000"/>
@@ -7512,7 +9007,7 @@
                 <w:sz w:val="18"/>
                 <w:szCs w:val="18"/>
               </w:rPr>
-              <w:t xml:space="preserve">Setting</w:t>
+              <w:t xml:space="preserve">When</w:t>
             </w:r>
           </w:p>
         </w:tc>
@@ -7534,7 +9029,7 @@
                 <w:sz w:val="18"/>
                 <w:szCs w:val="18"/>
               </w:rPr>
-              <w:t xml:space="preserve">Meaning</w:t>
+              <w:t xml:space="preserve">Action</w:t>
             </w:r>
           </w:p>
         </w:tc>
@@ -7556,7 +9051,7 @@
                 <w:sz w:val="18"/>
                 <w:szCs w:val="18"/>
               </w:rPr>
-              <w:t xml:space="preserve">Typical default</w:t>
+              <w:t xml:space="preserve">Owner</w:t>
             </w:r>
           </w:p>
         </w:tc>
@@ -7578,47 +9073,47 @@
                 <w:sz w:val="18"/>
                 <w:szCs w:val="18"/>
               </w:rPr>
-              <w:t xml:space="preserve">Timezone</w:t>
-            </w:r>
-          </w:p>
-        </w:tc>
-        <w:tc>
-          <w:tcPr>
-            <w:tcW w:type="dxa" w:w="3000"/>
-            <w:tcBorders>
-              <w:top w:val="single" w:color="CCCCCC" w:sz="4"/>
-              <w:left w:val="single" w:color="CCCCCC" w:sz="4"/>
-              <w:bottom w:val="single" w:color="CCCCCC" w:sz="4"/>
-              <w:right w:val="single" w:color="CCCCCC" w:sz="4"/>
-            </w:tcBorders>
-          </w:tcPr>
-          <w:p>
-            <w:r>
-              <w:rPr>
-                <w:sz w:val="18"/>
-                <w:szCs w:val="18"/>
-              </w:rPr>
-              <w:t xml:space="preserve">Company local timezone label</w:t>
-            </w:r>
-          </w:p>
-        </w:tc>
-        <w:tc>
-          <w:tcPr>
-            <w:tcW w:type="dxa" w:w="3000"/>
-            <w:tcBorders>
-              <w:top w:val="single" w:color="CCCCCC" w:sz="4"/>
-              <w:left w:val="single" w:color="CCCCCC" w:sz="4"/>
-              <w:bottom w:val="single" w:color="CCCCCC" w:sz="4"/>
-              <w:right w:val="single" w:color="CCCCCC" w:sz="4"/>
-            </w:tcBorders>
-          </w:tcPr>
-          <w:p>
-            <w:r>
-              <w:rPr>
-                <w:sz w:val="18"/>
-                <w:szCs w:val="18"/>
-              </w:rPr>
-              <w:t xml:space="preserve">Asia/Kolkata</w:t>
+              <w:t xml:space="preserve">Daily (configured hour)</w:t>
+            </w:r>
+          </w:p>
+        </w:tc>
+        <w:tc>
+          <w:tcPr>
+            <w:tcW w:type="dxa" w:w="3000"/>
+            <w:tcBorders>
+              <w:top w:val="single" w:color="CCCCCC" w:sz="4"/>
+              <w:left w:val="single" w:color="CCCCCC" w:sz="4"/>
+              <w:bottom w:val="single" w:color="CCCCCC" w:sz="4"/>
+              <w:right w:val="single" w:color="CCCCCC" w:sz="4"/>
+            </w:tcBorders>
+          </w:tcPr>
+          <w:p>
+            <w:r>
+              <w:rPr>
+                <w:sz w:val="18"/>
+                <w:szCs w:val="18"/>
+              </w:rPr>
+              <w:t xml:space="preserve">Open status window</w:t>
+            </w:r>
+          </w:p>
+        </w:tc>
+        <w:tc>
+          <w:tcPr>
+            <w:tcW w:type="dxa" w:w="3000"/>
+            <w:tcBorders>
+              <w:top w:val="single" w:color="CCCCCC" w:sz="4"/>
+              <w:left w:val="single" w:color="CCCCCC" w:sz="4"/>
+              <w:bottom w:val="single" w:color="CCCCCC" w:sz="4"/>
+              <w:right w:val="single" w:color="CCCCCC" w:sz="4"/>
+            </w:tcBorders>
+          </w:tcPr>
+          <w:p>
+            <w:r>
+              <w:rPr>
+                <w:sz w:val="18"/>
+                <w:szCs w:val="18"/>
+              </w:rPr>
+              <w:t xml:space="preserve">Cron / AI Agent</w:t>
             </w:r>
           </w:p>
         </w:tc>
@@ -7640,47 +9135,47 @@
                 <w:sz w:val="18"/>
                 <w:szCs w:val="18"/>
               </w:rPr>
-              <w:t xml:space="preserve">Daily status start</w:t>
-            </w:r>
-          </w:p>
-        </w:tc>
-        <w:tc>
-          <w:tcPr>
-            <w:tcW w:type="dxa" w:w="3000"/>
-            <w:tcBorders>
-              <w:top w:val="single" w:color="CCCCCC" w:sz="4"/>
-              <w:left w:val="single" w:color="CCCCCC" w:sz="4"/>
-              <w:bottom w:val="single" w:color="CCCCCC" w:sz="4"/>
-              <w:right w:val="single" w:color="CCCCCC" w:sz="4"/>
-            </w:tcBorders>
-          </w:tcPr>
-          <w:p>
-            <w:r>
-              <w:rPr>
-                <w:sz w:val="18"/>
-                <w:szCs w:val="18"/>
-              </w:rPr>
-              <w:t xml:space="preserve">When the window opens (HH:mm)</w:t>
-            </w:r>
-          </w:p>
-        </w:tc>
-        <w:tc>
-          <w:tcPr>
-            <w:tcW w:type="dxa" w:w="3000"/>
-            <w:tcBorders>
-              <w:top w:val="single" w:color="CCCCCC" w:sz="4"/>
-              <w:left w:val="single" w:color="CCCCCC" w:sz="4"/>
-              <w:bottom w:val="single" w:color="CCCCCC" w:sz="4"/>
-              <w:right w:val="single" w:color="CCCCCC" w:sz="4"/>
-            </w:tcBorders>
-          </w:tcPr>
-          <w:p>
-            <w:r>
-              <w:rPr>
-                <w:sz w:val="18"/>
-                <w:szCs w:val="18"/>
-              </w:rPr>
-              <w:t xml:space="preserve">17:00</w:t>
+              <w:t xml:space="preserve">Daily (start + window length)</w:t>
+            </w:r>
+          </w:p>
+        </w:tc>
+        <w:tc>
+          <w:tcPr>
+            <w:tcW w:type="dxa" w:w="3000"/>
+            <w:tcBorders>
+              <w:top w:val="single" w:color="CCCCCC" w:sz="4"/>
+              <w:left w:val="single" w:color="CCCCCC" w:sz="4"/>
+              <w:bottom w:val="single" w:color="CCCCCC" w:sz="4"/>
+              <w:right w:val="single" w:color="CCCCCC" w:sz="4"/>
+            </w:tcBorders>
+          </w:tcPr>
+          <w:p>
+            <w:r>
+              <w:rPr>
+                <w:sz w:val="18"/>
+                <w:szCs w:val="18"/>
+              </w:rPr>
+              <w:t xml:space="preserve">Close window / escalate misses</w:t>
+            </w:r>
+          </w:p>
+        </w:tc>
+        <w:tc>
+          <w:tcPr>
+            <w:tcW w:type="dxa" w:w="3000"/>
+            <w:tcBorders>
+              <w:top w:val="single" w:color="CCCCCC" w:sz="4"/>
+              <w:left w:val="single" w:color="CCCCCC" w:sz="4"/>
+              <w:bottom w:val="single" w:color="CCCCCC" w:sz="4"/>
+              <w:right w:val="single" w:color="CCCCCC" w:sz="4"/>
+            </w:tcBorders>
+          </w:tcPr>
+          <w:p>
+            <w:r>
+              <w:rPr>
+                <w:sz w:val="18"/>
+                <w:szCs w:val="18"/>
+              </w:rPr>
+              <w:t xml:space="preserve">Cron / AI Agent</w:t>
             </w:r>
           </w:p>
         </w:tc>
@@ -7702,47 +9197,47 @@
                 <w:sz w:val="18"/>
                 <w:szCs w:val="18"/>
               </w:rPr>
-              <w:t xml:space="preserve">Window length (hours)</w:t>
-            </w:r>
-          </w:p>
-        </w:tc>
-        <w:tc>
-          <w:tcPr>
-            <w:tcW w:type="dxa" w:w="3000"/>
-            <w:tcBorders>
-              <w:top w:val="single" w:color="CCCCCC" w:sz="4"/>
-              <w:left w:val="single" w:color="CCCCCC" w:sz="4"/>
-              <w:bottom w:val="single" w:color="CCCCCC" w:sz="4"/>
-              <w:right w:val="single" w:color="CCCCCC" w:sz="4"/>
-            </w:tcBorders>
-          </w:tcPr>
-          <w:p>
-            <w:r>
-              <w:rPr>
-                <w:sz w:val="18"/>
-                <w:szCs w:val="18"/>
-              </w:rPr>
-              <w:t xml:space="preserve">Link validity from start</w:t>
-            </w:r>
-          </w:p>
-        </w:tc>
-        <w:tc>
-          <w:tcPr>
-            <w:tcW w:type="dxa" w:w="3000"/>
-            <w:tcBorders>
-              <w:top w:val="single" w:color="CCCCCC" w:sz="4"/>
-              <w:left w:val="single" w:color="CCCCCC" w:sz="4"/>
-              <w:bottom w:val="single" w:color="CCCCCC" w:sz="4"/>
-              <w:right w:val="single" w:color="CCCCCC" w:sz="4"/>
-            </w:tcBorders>
-          </w:tcPr>
-          <w:p>
-            <w:r>
-              <w:rPr>
-                <w:sz w:val="18"/>
-                <w:szCs w:val="18"/>
-              </w:rPr>
-              <w:t xml:space="preserve">2</w:t>
+              <w:t xml:space="preserve">Daily morning</w:t>
+            </w:r>
+          </w:p>
+        </w:tc>
+        <w:tc>
+          <w:tcPr>
+            <w:tcW w:type="dxa" w:w="3000"/>
+            <w:tcBorders>
+              <w:top w:val="single" w:color="CCCCCC" w:sz="4"/>
+              <w:left w:val="single" w:color="CCCCCC" w:sz="4"/>
+              <w:bottom w:val="single" w:color="CCCCCC" w:sz="4"/>
+              <w:right w:val="single" w:color="CCCCCC" w:sz="4"/>
+            </w:tcBorders>
+          </w:tcPr>
+          <w:p>
+            <w:r>
+              <w:rPr>
+                <w:sz w:val="18"/>
+                <w:szCs w:val="18"/>
+              </w:rPr>
+              <w:t xml:space="preserve">Deadline sweep</w:t>
+            </w:r>
+          </w:p>
+        </w:tc>
+        <w:tc>
+          <w:tcPr>
+            <w:tcW w:type="dxa" w:w="3000"/>
+            <w:tcBorders>
+              <w:top w:val="single" w:color="CCCCCC" w:sz="4"/>
+              <w:left w:val="single" w:color="CCCCCC" w:sz="4"/>
+              <w:bottom w:val="single" w:color="CCCCCC" w:sz="4"/>
+              <w:right w:val="single" w:color="CCCCCC" w:sz="4"/>
+            </w:tcBorders>
+          </w:tcPr>
+          <w:p>
+            <w:r>
+              <w:rPr>
+                <w:sz w:val="18"/>
+                <w:szCs w:val="18"/>
+              </w:rPr>
+              <w:t xml:space="preserve">Cron / AI Agent</w:t>
             </w:r>
           </w:p>
         </w:tc>
@@ -7764,47 +9259,47 @@
                 <w:sz w:val="18"/>
                 <w:szCs w:val="18"/>
               </w:rPr>
-              <w:t xml:space="preserve">Weekly report time</w:t>
-            </w:r>
-          </w:p>
-        </w:tc>
-        <w:tc>
-          <w:tcPr>
-            <w:tcW w:type="dxa" w:w="3000"/>
-            <w:tcBorders>
-              <w:top w:val="single" w:color="CCCCCC" w:sz="4"/>
-              <w:left w:val="single" w:color="CCCCCC" w:sz="4"/>
-              <w:bottom w:val="single" w:color="CCCCCC" w:sz="4"/>
-              <w:right w:val="single" w:color="CCCCCC" w:sz="4"/>
-            </w:tcBorders>
-          </w:tcPr>
-          <w:p>
-            <w:r>
-              <w:rPr>
-                <w:sz w:val="18"/>
-                <w:szCs w:val="18"/>
-              </w:rPr>
-              <w:t xml:space="preserve">Preferred weekly pack time</w:t>
-            </w:r>
-          </w:p>
-        </w:tc>
-        <w:tc>
-          <w:tcPr>
-            <w:tcW w:type="dxa" w:w="3000"/>
-            <w:tcBorders>
-              <w:top w:val="single" w:color="CCCCCC" w:sz="4"/>
-              <w:left w:val="single" w:color="CCCCCC" w:sz="4"/>
-              <w:bottom w:val="single" w:color="CCCCCC" w:sz="4"/>
-              <w:right w:val="single" w:color="CCCCCC" w:sz="4"/>
-            </w:tcBorders>
-          </w:tcPr>
-          <w:p>
-            <w:r>
-              <w:rPr>
-                <w:sz w:val="18"/>
-                <w:szCs w:val="18"/>
-              </w:rPr>
-              <w:t xml:space="preserve">09:00</w:t>
+              <w:t xml:space="preserve">Continuous</w:t>
+            </w:r>
+          </w:p>
+        </w:tc>
+        <w:tc>
+          <w:tcPr>
+            <w:tcW w:type="dxa" w:w="3000"/>
+            <w:tcBorders>
+              <w:top w:val="single" w:color="CCCCCC" w:sz="4"/>
+              <w:left w:val="single" w:color="CCCCCC" w:sz="4"/>
+              <w:bottom w:val="single" w:color="CCCCCC" w:sz="4"/>
+              <w:right w:val="single" w:color="CCCCCC" w:sz="4"/>
+            </w:tcBorders>
+          </w:tcPr>
+          <w:p>
+            <w:r>
+              <w:rPr>
+                <w:sz w:val="18"/>
+                <w:szCs w:val="18"/>
+              </w:rPr>
+              <w:t xml:space="preserve">Update tasks, defects, RCA, leaves</w:t>
+            </w:r>
+          </w:p>
+        </w:tc>
+        <w:tc>
+          <w:tcPr>
+            <w:tcW w:type="dxa" w:w="3000"/>
+            <w:tcBorders>
+              <w:top w:val="single" w:color="CCCCCC" w:sz="4"/>
+              <w:left w:val="single" w:color="CCCCCC" w:sz="4"/>
+              <w:bottom w:val="single" w:color="CCCCCC" w:sz="4"/>
+              <w:right w:val="single" w:color="CCCCCC" w:sz="4"/>
+            </w:tcBorders>
+          </w:tcPr>
+          <w:p>
+            <w:r>
+              <w:rPr>
+                <w:sz w:val="18"/>
+                <w:szCs w:val="18"/>
+              </w:rPr>
+              <w:t xml:space="preserve">PM / AVP / VP</w:t>
             </w:r>
           </w:p>
         </w:tc>
@@ -7826,47 +9321,233 @@
                 <w:sz w:val="18"/>
                 <w:szCs w:val="18"/>
               </w:rPr>
-              <w:t xml:space="preserve">Deadline warn days</w:t>
-            </w:r>
-          </w:p>
-        </w:tc>
-        <w:tc>
-          <w:tcPr>
-            <w:tcW w:type="dxa" w:w="3000"/>
-            <w:tcBorders>
-              <w:top w:val="single" w:color="CCCCCC" w:sz="4"/>
-              <w:left w:val="single" w:color="CCCCCC" w:sz="4"/>
-              <w:bottom w:val="single" w:color="CCCCCC" w:sz="4"/>
-              <w:right w:val="single" w:color="CCCCCC" w:sz="4"/>
-            </w:tcBorders>
-          </w:tcPr>
-          <w:p>
-            <w:r>
-              <w:rPr>
-                <w:sz w:val="18"/>
-                <w:szCs w:val="18"/>
-              </w:rPr>
-              <w:t xml:space="preserve">Days before deadline to alert (comma-separated)</w:t>
-            </w:r>
-          </w:p>
-        </w:tc>
-        <w:tc>
-          <w:tcPr>
-            <w:tcW w:type="dxa" w:w="3000"/>
-            <w:tcBorders>
-              <w:top w:val="single" w:color="CCCCCC" w:sz="4"/>
-              <w:left w:val="single" w:color="CCCCCC" w:sz="4"/>
-              <w:bottom w:val="single" w:color="CCCCCC" w:sz="4"/>
-              <w:right w:val="single" w:color="CCCCCC" w:sz="4"/>
-            </w:tcBorders>
-          </w:tcPr>
-          <w:p>
-            <w:r>
-              <w:rPr>
-                <w:sz w:val="18"/>
-                <w:szCs w:val="18"/>
-              </w:rPr>
-              <w:t xml:space="preserve">3,1</w:t>
+              <w:t xml:space="preserve">Weekly (e.g. Monday)</w:t>
+            </w:r>
+          </w:p>
+        </w:tc>
+        <w:tc>
+          <w:tcPr>
+            <w:tcW w:type="dxa" w:w="3000"/>
+            <w:tcBorders>
+              <w:top w:val="single" w:color="CCCCCC" w:sz="4"/>
+              <w:left w:val="single" w:color="CCCCCC" w:sz="4"/>
+              <w:bottom w:val="single" w:color="CCCCCC" w:sz="4"/>
+              <w:right w:val="single" w:color="CCCCCC" w:sz="4"/>
+            </w:tcBorders>
+          </w:tcPr>
+          <w:p>
+            <w:r>
+              <w:rPr>
+                <w:sz w:val="18"/>
+                <w:szCs w:val="18"/>
+              </w:rPr>
+              <w:t xml:space="preserve">Generate weekly packs</w:t>
+            </w:r>
+          </w:p>
+        </w:tc>
+        <w:tc>
+          <w:tcPr>
+            <w:tcW w:type="dxa" w:w="3000"/>
+            <w:tcBorders>
+              <w:top w:val="single" w:color="CCCCCC" w:sz="4"/>
+              <w:left w:val="single" w:color="CCCCCC" w:sz="4"/>
+              <w:bottom w:val="single" w:color="CCCCCC" w:sz="4"/>
+              <w:right w:val="single" w:color="CCCCCC" w:sz="4"/>
+            </w:tcBorders>
+          </w:tcPr>
+          <w:p>
+            <w:r>
+              <w:rPr>
+                <w:sz w:val="18"/>
+                <w:szCs w:val="18"/>
+              </w:rPr>
+              <w:t xml:space="preserve">Cron / AI Agent</w:t>
+            </w:r>
+          </w:p>
+        </w:tc>
+      </w:tr>
+      <w:tr>
+        <w:tc>
+          <w:tcPr>
+            <w:tcW w:type="dxa" w:w="3000"/>
+            <w:tcBorders>
+              <w:top w:val="single" w:color="CCCCCC" w:sz="4"/>
+              <w:left w:val="single" w:color="CCCCCC" w:sz="4"/>
+              <w:bottom w:val="single" w:color="CCCCCC" w:sz="4"/>
+              <w:right w:val="single" w:color="CCCCCC" w:sz="4"/>
+            </w:tcBorders>
+          </w:tcPr>
+          <w:p>
+            <w:r>
+              <w:rPr>
+                <w:sz w:val="18"/>
+                <w:szCs w:val="18"/>
+              </w:rPr>
+              <w:t xml:space="preserve">Weekly review</w:t>
+            </w:r>
+          </w:p>
+        </w:tc>
+        <w:tc>
+          <w:tcPr>
+            <w:tcW w:type="dxa" w:w="3000"/>
+            <w:tcBorders>
+              <w:top w:val="single" w:color="CCCCCC" w:sz="4"/>
+              <w:left w:val="single" w:color="CCCCCC" w:sz="4"/>
+              <w:bottom w:val="single" w:color="CCCCCC" w:sz="4"/>
+              <w:right w:val="single" w:color="CCCCCC" w:sz="4"/>
+            </w:tcBorders>
+          </w:tcPr>
+          <w:p>
+            <w:r>
+              <w:rPr>
+                <w:sz w:val="18"/>
+                <w:szCs w:val="18"/>
+              </w:rPr>
+              <w:t xml:space="preserve">Walk Overview RAG + Red projects</w:t>
+            </w:r>
+          </w:p>
+        </w:tc>
+        <w:tc>
+          <w:tcPr>
+            <w:tcW w:type="dxa" w:w="3000"/>
+            <w:tcBorders>
+              <w:top w:val="single" w:color="CCCCCC" w:sz="4"/>
+              <w:left w:val="single" w:color="CCCCCC" w:sz="4"/>
+              <w:bottom w:val="single" w:color="CCCCCC" w:sz="4"/>
+              <w:right w:val="single" w:color="CCCCCC" w:sz="4"/>
+            </w:tcBorders>
+          </w:tcPr>
+          <w:p>
+            <w:r>
+              <w:rPr>
+                <w:sz w:val="18"/>
+                <w:szCs w:val="18"/>
+              </w:rPr>
+              <w:t xml:space="preserve">CEO / SVP / VP</w:t>
+            </w:r>
+          </w:p>
+        </w:tc>
+      </w:tr>
+      <w:tr>
+        <w:tc>
+          <w:tcPr>
+            <w:tcW w:type="dxa" w:w="3000"/>
+            <w:tcBorders>
+              <w:top w:val="single" w:color="CCCCCC" w:sz="4"/>
+              <w:left w:val="single" w:color="CCCCCC" w:sz="4"/>
+              <w:bottom w:val="single" w:color="CCCCCC" w:sz="4"/>
+              <w:right w:val="single" w:color="CCCCCC" w:sz="4"/>
+            </w:tcBorders>
+          </w:tcPr>
+          <w:p>
+            <w:r>
+              <w:rPr>
+                <w:sz w:val="18"/>
+                <w:szCs w:val="18"/>
+              </w:rPr>
+              <w:t xml:space="preserve">Monthly</w:t>
+            </w:r>
+          </w:p>
+        </w:tc>
+        <w:tc>
+          <w:tcPr>
+            <w:tcW w:type="dxa" w:w="3000"/>
+            <w:tcBorders>
+              <w:top w:val="single" w:color="CCCCCC" w:sz="4"/>
+              <w:left w:val="single" w:color="CCCCCC" w:sz="4"/>
+              <w:bottom w:val="single" w:color="CCCCCC" w:sz="4"/>
+              <w:right w:val="single" w:color="CCCCCC" w:sz="4"/>
+            </w:tcBorders>
+          </w:tcPr>
+          <w:p>
+            <w:r>
+              <w:rPr>
+                <w:sz w:val="18"/>
+                <w:szCs w:val="18"/>
+              </w:rPr>
+              <w:t xml:space="preserve">Review Billing and GTS Report</w:t>
+            </w:r>
+          </w:p>
+        </w:tc>
+        <w:tc>
+          <w:tcPr>
+            <w:tcW w:type="dxa" w:w="3000"/>
+            <w:tcBorders>
+              <w:top w:val="single" w:color="CCCCCC" w:sz="4"/>
+              <w:left w:val="single" w:color="CCCCCC" w:sz="4"/>
+              <w:bottom w:val="single" w:color="CCCCCC" w:sz="4"/>
+              <w:right w:val="single" w:color="CCCCCC" w:sz="4"/>
+            </w:tcBorders>
+          </w:tcPr>
+          <w:p>
+            <w:r>
+              <w:rPr>
+                <w:sz w:val="18"/>
+                <w:szCs w:val="18"/>
+              </w:rPr>
+              <w:t xml:space="preserve">Finance / PMs / leadership</w:t>
+            </w:r>
+          </w:p>
+        </w:tc>
+      </w:tr>
+      <w:tr>
+        <w:tc>
+          <w:tcPr>
+            <w:tcW w:type="dxa" w:w="3000"/>
+            <w:tcBorders>
+              <w:top w:val="single" w:color="CCCCCC" w:sz="4"/>
+              <w:left w:val="single" w:color="CCCCCC" w:sz="4"/>
+              <w:bottom w:val="single" w:color="CCCCCC" w:sz="4"/>
+              <w:right w:val="single" w:color="CCCCCC" w:sz="4"/>
+            </w:tcBorders>
+          </w:tcPr>
+          <w:p>
+            <w:r>
+              <w:rPr>
+                <w:sz w:val="18"/>
+                <w:szCs w:val="18"/>
+              </w:rPr>
+              <w:t xml:space="preserve">Anytime</w:t>
+            </w:r>
+          </w:p>
+        </w:tc>
+        <w:tc>
+          <w:tcPr>
+            <w:tcW w:type="dxa" w:w="3000"/>
+            <w:tcBorders>
+              <w:top w:val="single" w:color="CCCCCC" w:sz="4"/>
+              <w:left w:val="single" w:color="CCCCCC" w:sz="4"/>
+              <w:bottom w:val="single" w:color="CCCCCC" w:sz="4"/>
+              <w:right w:val="single" w:color="CCCCCC" w:sz="4"/>
+            </w:tcBorders>
+          </w:tcPr>
+          <w:p>
+            <w:r>
+              <w:rPr>
+                <w:sz w:val="18"/>
+                <w:szCs w:val="18"/>
+              </w:rPr>
+              <w:t xml:space="preserve">Company Admin → Settings (mail/Gmail API, AI, Teams, Meet)</w:t>
+            </w:r>
+          </w:p>
+        </w:tc>
+        <w:tc>
+          <w:tcPr>
+            <w:tcW w:type="dxa" w:w="3000"/>
+            <w:tcBorders>
+              <w:top w:val="single" w:color="CCCCCC" w:sz="4"/>
+              <w:left w:val="single" w:color="CCCCCC" w:sz="4"/>
+              <w:bottom w:val="single" w:color="CCCCCC" w:sz="4"/>
+              <w:right w:val="single" w:color="CCCCCC" w:sz="4"/>
+            </w:tcBorders>
+          </w:tcPr>
+          <w:p>
+            <w:r>
+              <w:rPr>
+                <w:sz w:val="18"/>
+                <w:szCs w:val="18"/>
+              </w:rPr>
+              <w:t xml:space="preserve">Company Admin / CEO</w:t>
             </w:r>
           </w:p>
         </w:tc>
@@ -7876,309 +9557,6 @@
       <w:pPr>
         <w:spacing w:after="160"/>
       </w:pPr>
-    </w:p>
-    <w:p>
-      <w:pPr>
-        <w:spacing w:after="120"/>
-      </w:pPr>
-      <w:r>
-        <w:rPr>
-          <w:sz w:val="22"/>
-          <w:szCs w:val="22"/>
-        </w:rPr>
-        <w:t xml:space="preserve">Select </w:t>
-      </w:r>
-      <w:r>
-        <w:rPr>
-          <w:b/>
-          <w:bCs/>
-          <w:sz w:val="22"/>
-          <w:szCs w:val="22"/>
-        </w:rPr>
-        <w:t xml:space="preserve">Save settings</w:t>
-      </w:r>
-      <w:r>
-        <w:rPr>
-          <w:sz w:val="22"/>
-          <w:szCs w:val="22"/>
-        </w:rPr>
-        <w:t xml:space="preserve">. Requires </w:t>
-      </w:r>
-      <w:r>
-        <w:rPr>
-          <w:b/>
-          <w:bCs/>
-          <w:sz w:val="22"/>
-          <w:szCs w:val="22"/>
-        </w:rPr>
-        <w:t xml:space="preserve">Edit settings</w:t>
-      </w:r>
-      <w:r>
-        <w:rPr>
-          <w:sz w:val="22"/>
-          <w:szCs w:val="22"/>
-        </w:rPr>
-        <w:t xml:space="preserve">.</w:t>
-      </w:r>
-    </w:p>
-    <w:p>
-      <w:pPr>
-        <w:pStyle w:val="Heading3"/>
-        <w:spacing w:after="120" w:before="240"/>
-      </w:pPr>
-      <w:r>
-        <w:rPr>
-          <w:sz w:val="22"/>
-          <w:szCs w:val="22"/>
-        </w:rPr>
-        <w:t xml:space="preserve">6.19 Magic-link daily status form</w:t>
-      </w:r>
-    </w:p>
-    <w:p>
-      <w:pPr>
-        <w:spacing w:after="120"/>
-      </w:pPr>
-      <w:r>
-        <w:rPr>
-          <w:sz w:val="22"/>
-          <w:szCs w:val="22"/>
-        </w:rPr>
-        <w:t xml:space="preserve">URL: </w:t>
-      </w:r>
-      <w:r>
-        <w:rPr>
-          <w:rFonts w:ascii="Consolas" w:cs="Consolas" w:eastAsia="Consolas" w:hAnsi="Consolas"/>
-          <w:sz w:val="20"/>
-          <w:szCs w:val="20"/>
-        </w:rPr>
-        <w:t xml:space="preserve">/status/{token}</w:t>
-      </w:r>
-      <w:r>
-        <w:rPr>
-          <w:sz w:val="22"/>
-          <w:szCs w:val="22"/>
-        </w:rPr>
-        <w:t xml:space="preserve"> (from email or Teams). No staff login required.</w:t>
-      </w:r>
-    </w:p>
-    <w:p>
-      <w:pPr>
-        <w:spacing w:after="120"/>
-      </w:pPr>
-      <w:r>
-        <w:rPr>
-          <w:b/>
-          <w:bCs/>
-          <w:sz w:val="22"/>
-          <w:szCs w:val="22"/>
-        </w:rPr>
-        <w:t xml:space="preserve">Fields:</w:t>
-      </w:r>
-    </w:p>
-    <w:p>
-      <w:pPr>
-        <w:pStyle w:val="ListParagraph"/>
-        <w:numPr>
-          <w:ilvl w:val="0"/>
-          <w:numId w:val="1"/>
-        </w:numPr>
-        <w:spacing w:after="60"/>
-      </w:pPr>
-      <w:r>
-        <w:rPr>
-          <w:sz w:val="22"/>
-          <w:szCs w:val="22"/>
-        </w:rPr>
-        <w:t xml:space="preserve">Productive hours</w:t>
-      </w:r>
-    </w:p>
-    <w:p>
-      <w:pPr>
-        <w:pStyle w:val="ListParagraph"/>
-        <w:numPr>
-          <w:ilvl w:val="0"/>
-          <w:numId w:val="1"/>
-        </w:numPr>
-        <w:spacing w:after="60"/>
-      </w:pPr>
-      <w:r>
-        <w:rPr>
-          <w:sz w:val="22"/>
-          <w:szCs w:val="22"/>
-        </w:rPr>
-        <w:t xml:space="preserve">Non-productive hours</w:t>
-      </w:r>
-    </w:p>
-    <w:p>
-      <w:pPr>
-        <w:pStyle w:val="ListParagraph"/>
-        <w:numPr>
-          <w:ilvl w:val="0"/>
-          <w:numId w:val="1"/>
-        </w:numPr>
-        <w:spacing w:after="60"/>
-      </w:pPr>
-      <w:r>
-        <w:rPr>
-          <w:sz w:val="22"/>
-          <w:szCs w:val="22"/>
-        </w:rPr>
-        <w:t xml:space="preserve">Primary project today</w:t>
-      </w:r>
-    </w:p>
-    <w:p>
-      <w:pPr>
-        <w:pStyle w:val="ListParagraph"/>
-        <w:numPr>
-          <w:ilvl w:val="0"/>
-          <w:numId w:val="1"/>
-        </w:numPr>
-        <w:spacing w:after="60"/>
-      </w:pPr>
-      <w:r>
-        <w:rPr>
-          <w:sz w:val="22"/>
-          <w:szCs w:val="22"/>
-        </w:rPr>
-        <w:t xml:space="preserve">Overall progress %</w:t>
-      </w:r>
-    </w:p>
-    <w:p>
-      <w:pPr>
-        <w:pStyle w:val="ListParagraph"/>
-        <w:numPr>
-          <w:ilvl w:val="0"/>
-          <w:numId w:val="1"/>
-        </w:numPr>
-        <w:spacing w:after="60"/>
-      </w:pPr>
-      <w:r>
-        <w:rPr>
-          <w:sz w:val="22"/>
-          <w:szCs w:val="22"/>
-        </w:rPr>
-        <w:t xml:space="preserve">Per-task progress %</w:t>
-      </w:r>
-    </w:p>
-    <w:p>
-      <w:pPr>
-        <w:pStyle w:val="ListParagraph"/>
-        <w:numPr>
-          <w:ilvl w:val="0"/>
-          <w:numId w:val="1"/>
-        </w:numPr>
-        <w:spacing w:after="60"/>
-      </w:pPr>
-      <w:r>
-        <w:rPr>
-          <w:sz w:val="22"/>
-          <w:szCs w:val="22"/>
-        </w:rPr>
-        <w:t xml:space="preserve">What did you work on?</w:t>
-      </w:r>
-    </w:p>
-    <w:p>
-      <w:pPr>
-        <w:pStyle w:val="ListParagraph"/>
-        <w:numPr>
-          <w:ilvl w:val="0"/>
-          <w:numId w:val="1"/>
-        </w:numPr>
-        <w:spacing w:after="60"/>
-      </w:pPr>
-      <w:r>
-        <w:rPr>
-          <w:sz w:val="22"/>
-          <w:szCs w:val="22"/>
-        </w:rPr>
-        <w:t xml:space="preserve">Blockers (optional)</w:t>
-      </w:r>
-    </w:p>
-    <w:p>
-      <w:pPr>
-        <w:spacing w:after="120"/>
-      </w:pPr>
-      <w:r>
-        <w:rPr>
-          <w:b/>
-          <w:bCs/>
-          <w:sz w:val="22"/>
-          <w:szCs w:val="22"/>
-        </w:rPr>
-        <w:t xml:space="preserve">Buttons:</w:t>
-      </w:r>
-      <w:r>
-        <w:rPr>
-          <w:sz w:val="22"/>
-          <w:szCs w:val="22"/>
-        </w:rPr>
-        <w:t xml:space="preserve"> </w:t>
-      </w:r>
-      <w:r>
-        <w:rPr>
-          <w:b/>
-          <w:bCs/>
-          <w:sz w:val="22"/>
-          <w:szCs w:val="22"/>
-        </w:rPr>
-        <w:t xml:space="preserve">Submit status</w:t>
-      </w:r>
-      <w:r>
-        <w:rPr>
-          <w:sz w:val="22"/>
-          <w:szCs w:val="22"/>
-        </w:rPr>
-        <w:t xml:space="preserve"> or </w:t>
-      </w:r>
-      <w:r>
-        <w:rPr>
-          <w:b/>
-          <w:bCs/>
-          <w:sz w:val="22"/>
-          <w:szCs w:val="22"/>
-        </w:rPr>
-        <w:t xml:space="preserve">Update status</w:t>
-      </w:r>
-      <w:r>
-        <w:rPr>
-          <w:sz w:val="22"/>
-          <w:szCs w:val="22"/>
-        </w:rPr>
-        <w:t xml:space="preserve">.</w:t>
-      </w:r>
-    </w:p>
-    <w:p>
-      <w:pPr>
-        <w:spacing w:after="120"/>
-      </w:pPr>
-      <w:r>
-        <w:rPr>
-          <w:b/>
-          <w:bCs/>
-          <w:sz w:val="22"/>
-          <w:szCs w:val="22"/>
-        </w:rPr>
-        <w:t xml:space="preserve">States:</w:t>
-      </w:r>
-      <w:r>
-        <w:rPr>
-          <w:sz w:val="22"/>
-          <w:szCs w:val="22"/>
-        </w:rPr>
-        <w:t xml:space="preserve"> Invalid link · On leave · Link expired · Form open · Window closed (read-only last submission).</w:t>
-      </w:r>
-    </w:p>
-    <w:p>
-      <w:pPr>
-        <w:spacing w:after="120"/>
-      </w:pPr>
-      <w:r>
-        <w:rPr>
-          <w:sz w:val="22"/>
-          <w:szCs w:val="22"/>
-        </w:rPr>
-        <w:t xml:space="preserve">You may update while the window is open. After expiry the form locks. Task progress of 100% marks the task done when submissions apply progress.</w:t>
-      </w:r>
     </w:p>
     <w:p>
       <w:pPr>
@@ -8198,382 +9576,7 @@
           <w:sz w:val="22"/>
           <w:szCs w:val="22"/>
         </w:rPr>
-        <w:t xml:space="preserve">7. Core workflows</w:t>
-      </w:r>
-    </w:p>
-    <w:p>
-      <w:pPr>
-        <w:pStyle w:val="Heading3"/>
-        <w:spacing w:after="120" w:before="240"/>
-      </w:pPr>
-      <w:r>
-        <w:rPr>
-          <w:sz w:val="22"/>
-          <w:szCs w:val="22"/>
-        </w:rPr>
-        <w:t xml:space="preserve">7.1 Daily status collection</w:t>
-      </w:r>
-    </w:p>
-    <w:p>
-      <w:pPr>
-        <w:pStyle w:val="ListParagraph"/>
-        <w:numPr>
-          <w:ilvl w:val="0"/>
-          <w:numId w:val="2"/>
-        </w:numPr>
-        <w:spacing w:after="60"/>
-      </w:pPr>
-      <w:r>
-        <w:rPr>
-          <w:b/>
-          <w:bCs/>
-          <w:sz w:val="22"/>
-          <w:szCs w:val="22"/>
-        </w:rPr>
-        <w:t xml:space="preserve">Open window</w:t>
-      </w:r>
-      <w:r>
-        <w:rPr>
-          <w:sz w:val="22"/>
-          <w:szCs w:val="22"/>
-        </w:rPr>
-        <w:t xml:space="preserve"> — AI Agent → </w:t>
-      </w:r>
-      <w:r>
-        <w:rPr>
-          <w:b/>
-          <w:bCs/>
-          <w:sz w:val="22"/>
-          <w:szCs w:val="22"/>
-        </w:rPr>
-        <w:t xml:space="preserve">Open daily status window</w:t>
-      </w:r>
-      <w:r>
-        <w:rPr>
-          <w:sz w:val="22"/>
-          <w:szCs w:val="22"/>
-        </w:rPr>
-        <w:t xml:space="preserve"> (or cron </w:t>
-      </w:r>
-      <w:r>
-        <w:rPr>
-          <w:rFonts w:ascii="Consolas" w:cs="Consolas" w:eastAsia="Consolas" w:hAnsi="Consolas"/>
-          <w:sz w:val="20"/>
-          <w:szCs w:val="20"/>
-        </w:rPr>
-        <w:t xml:space="preserve">open-status-window</w:t>
-      </w:r>
-      <w:r>
-        <w:rPr>
-          <w:sz w:val="22"/>
-          <w:szCs w:val="22"/>
-        </w:rPr>
-        <w:t xml:space="preserve">).</w:t>
-      </w:r>
-    </w:p>
-    <w:p>
-      <w:pPr>
-        <w:pStyle w:val="ListParagraph"/>
-        <w:numPr>
-          <w:ilvl w:val="0"/>
-          <w:numId w:val="2"/>
-        </w:numPr>
-        <w:spacing w:after="60"/>
-      </w:pPr>
-      <w:r>
-        <w:rPr>
-          <w:sz w:val="22"/>
-          <w:szCs w:val="22"/>
-        </w:rPr>
-        <w:t xml:space="preserve">System creates a status window (</w:t>
-      </w:r>
-      <w:r>
-        <w:rPr>
-          <w:rFonts w:ascii="Consolas" w:cs="Consolas" w:eastAsia="Consolas" w:hAnsi="Consolas"/>
-          <w:sz w:val="20"/>
-          <w:szCs w:val="20"/>
-        </w:rPr>
-        <w:t xml:space="preserve">startsAt</w:t>
-      </w:r>
-      <w:r>
-        <w:rPr>
-          <w:sz w:val="22"/>
-          <w:szCs w:val="22"/>
-        </w:rPr>
-        <w:t xml:space="preserve"> → </w:t>
-      </w:r>
-      <w:r>
-        <w:rPr>
-          <w:rFonts w:ascii="Consolas" w:cs="Consolas" w:eastAsia="Consolas" w:hAnsi="Consolas"/>
-          <w:sz w:val="20"/>
-          <w:szCs w:val="20"/>
-        </w:rPr>
-        <w:t xml:space="preserve">expiresAt</w:t>
-      </w:r>
-      <w:r>
-        <w:rPr>
-          <w:sz w:val="22"/>
-          <w:szCs w:val="22"/>
-        </w:rPr>
-        <w:t xml:space="preserve"> = start + window length).</w:t>
-      </w:r>
-    </w:p>
-    <w:p>
-      <w:pPr>
-        <w:pStyle w:val="ListParagraph"/>
-        <w:numPr>
-          <w:ilvl w:val="0"/>
-          <w:numId w:val="2"/>
-        </w:numPr>
-        <w:spacing w:after="60"/>
-      </w:pPr>
-      <w:r>
-        <w:rPr>
-          <w:sz w:val="22"/>
-          <w:szCs w:val="22"/>
-        </w:rPr>
-        <w:t xml:space="preserve">Each </w:t>
-      </w:r>
-      <w:r>
-        <w:rPr>
-          <w:b/>
-          <w:bCs/>
-          <w:sz w:val="22"/>
-          <w:szCs w:val="22"/>
-        </w:rPr>
-        <w:t xml:space="preserve">active</w:t>
-      </w:r>
-      <w:r>
-        <w:rPr>
-          <w:sz w:val="22"/>
-          <w:szCs w:val="22"/>
-        </w:rPr>
-        <w:t xml:space="preserve"> resource gets a unique token/link. Resources on approved leave are </w:t>
-      </w:r>
-      <w:r>
-        <w:rPr>
-          <w:rFonts w:ascii="Consolas" w:cs="Consolas" w:eastAsia="Consolas" w:hAnsi="Consolas"/>
-          <w:sz w:val="20"/>
-          <w:szCs w:val="20"/>
-        </w:rPr>
-        <w:t xml:space="preserve">skipped_leave</w:t>
-      </w:r>
-      <w:r>
-        <w:rPr>
-          <w:sz w:val="22"/>
-          <w:szCs w:val="22"/>
-        </w:rPr>
-        <w:t xml:space="preserve"> (no chase).</w:t>
-      </w:r>
-    </w:p>
-    <w:p>
-      <w:pPr>
-        <w:pStyle w:val="ListParagraph"/>
-        <w:numPr>
-          <w:ilvl w:val="0"/>
-          <w:numId w:val="2"/>
-        </w:numPr>
-        <w:spacing w:after="60"/>
-      </w:pPr>
-      <w:r>
-        <w:rPr>
-          <w:sz w:val="22"/>
-          <w:szCs w:val="22"/>
-        </w:rPr>
-        <w:t xml:space="preserve">Resource opens the link and submits before expiry.</w:t>
-      </w:r>
-    </w:p>
-    <w:p>
-      <w:pPr>
-        <w:pStyle w:val="ListParagraph"/>
-        <w:numPr>
-          <w:ilvl w:val="0"/>
-          <w:numId w:val="2"/>
-        </w:numPr>
-        <w:spacing w:after="60"/>
-      </w:pPr>
-      <w:r>
-        <w:rPr>
-          <w:sz w:val="22"/>
-          <w:szCs w:val="22"/>
-        </w:rPr>
-        <w:t xml:space="preserve">Request becomes </w:t>
-      </w:r>
-      <w:r>
-        <w:rPr>
-          <w:rFonts w:ascii="Consolas" w:cs="Consolas" w:eastAsia="Consolas" w:hAnsi="Consolas"/>
-          <w:sz w:val="20"/>
-          <w:szCs w:val="20"/>
-        </w:rPr>
-        <w:t xml:space="preserve">submitted</w:t>
-      </w:r>
-      <w:r>
-        <w:rPr>
-          <w:sz w:val="22"/>
-          <w:szCs w:val="22"/>
-        </w:rPr>
-        <w:t xml:space="preserve">. </w:t>
-      </w:r>
-      <w:r>
-        <w:rPr>
-          <w:b/>
-          <w:bCs/>
-          <w:sz w:val="22"/>
-          <w:szCs w:val="22"/>
-        </w:rPr>
-        <w:t xml:space="preserve">Project Manager / AVP / VP</w:t>
-      </w:r>
-      <w:r>
-        <w:rPr>
-          <w:sz w:val="22"/>
-          <w:szCs w:val="22"/>
-        </w:rPr>
-        <w:t xml:space="preserve"> receive status-change email; blockers trigger a blocker alert.</w:t>
-      </w:r>
-    </w:p>
-    <w:p>
-      <w:pPr>
-        <w:pStyle w:val="ListParagraph"/>
-        <w:numPr>
-          <w:ilvl w:val="0"/>
-          <w:numId w:val="2"/>
-        </w:numPr>
-        <w:spacing w:after="60"/>
-      </w:pPr>
-      <w:r>
-        <w:rPr>
-          <w:b/>
-          <w:bCs/>
-          <w:sz w:val="22"/>
-          <w:szCs w:val="22"/>
-        </w:rPr>
-        <w:t xml:space="preserve">Close expired windows</w:t>
-      </w:r>
-      <w:r>
-        <w:rPr>
-          <w:sz w:val="22"/>
-          <w:szCs w:val="22"/>
-        </w:rPr>
-        <w:t xml:space="preserve"> (or cron) marks remaining </w:t>
-      </w:r>
-      <w:r>
-        <w:rPr>
-          <w:rFonts w:ascii="Consolas" w:cs="Consolas" w:eastAsia="Consolas" w:hAnsi="Consolas"/>
-          <w:sz w:val="20"/>
-          <w:szCs w:val="20"/>
-        </w:rPr>
-        <w:t xml:space="preserve">pending</w:t>
-      </w:r>
-      <w:r>
-        <w:rPr>
-          <w:sz w:val="22"/>
-          <w:szCs w:val="22"/>
-        </w:rPr>
-        <w:t xml:space="preserve"> as </w:t>
-      </w:r>
-      <w:r>
-        <w:rPr>
-          <w:rFonts w:ascii="Consolas" w:cs="Consolas" w:eastAsia="Consolas" w:hAnsi="Consolas"/>
-          <w:sz w:val="20"/>
-          <w:szCs w:val="20"/>
-        </w:rPr>
-        <w:t xml:space="preserve">expired</w:t>
-      </w:r>
-      <w:r>
-        <w:rPr>
-          <w:sz w:val="22"/>
-          <w:szCs w:val="22"/>
-        </w:rPr>
-        <w:t xml:space="preserve"> and emails miss escalation to PM / AVP / VP.</w:t>
-      </w:r>
-    </w:p>
-    <w:p>
-      <w:pPr>
-        <w:pStyle w:val="ListParagraph"/>
-        <w:numPr>
-          <w:ilvl w:val="0"/>
-          <w:numId w:val="2"/>
-        </w:numPr>
-        <w:spacing w:after="60"/>
-      </w:pPr>
-      <w:r>
-        <w:rPr>
-          <w:sz w:val="22"/>
-          <w:szCs w:val="22"/>
-        </w:rPr>
-        <w:t xml:space="preserve">Monitor compliance on </w:t>
-      </w:r>
-      <w:r>
-        <w:rPr>
-          <w:b/>
-          <w:bCs/>
-          <w:sz w:val="22"/>
-          <w:szCs w:val="22"/>
-        </w:rPr>
-        <w:t xml:space="preserve">Daily status</w:t>
-      </w:r>
-      <w:r>
-        <w:rPr>
-          <w:sz w:val="22"/>
-          <w:szCs w:val="22"/>
-        </w:rPr>
-        <w:t xml:space="preserve">.</w:t>
-      </w:r>
-    </w:p>
-    <w:p>
-      <w:pPr>
-        <w:pStyle w:val="Heading3"/>
-        <w:spacing w:after="120" w:before="240"/>
-      </w:pPr>
-      <w:r>
-        <w:rPr>
-          <w:sz w:val="22"/>
-          <w:szCs w:val="22"/>
-        </w:rPr>
-        <w:t xml:space="preserve">7.2 Deadline alerts</w:t>
-      </w:r>
-    </w:p>
-    <w:p>
-      <w:pPr>
-        <w:spacing w:after="120"/>
-      </w:pPr>
-      <w:r>
-        <w:rPr>
-          <w:sz w:val="22"/>
-          <w:szCs w:val="22"/>
-        </w:rPr>
-        <w:t xml:space="preserve">Run </w:t>
-      </w:r>
-      <w:r>
-        <w:rPr>
-          <w:b/>
-          <w:bCs/>
-          <w:sz w:val="22"/>
-          <w:szCs w:val="22"/>
-        </w:rPr>
-        <w:t xml:space="preserve">Deadline sweep</w:t>
-      </w:r>
-      <w:r>
-        <w:rPr>
-          <w:sz w:val="22"/>
-          <w:szCs w:val="22"/>
-        </w:rPr>
-        <w:t xml:space="preserve"> (or cron </w:t>
-      </w:r>
-      <w:r>
-        <w:rPr>
-          <w:rFonts w:ascii="Consolas" w:cs="Consolas" w:eastAsia="Consolas" w:hAnsi="Consolas"/>
-          <w:sz w:val="20"/>
-          <w:szCs w:val="20"/>
-        </w:rPr>
-        <w:t xml:space="preserve">deadline-sweep</w:t>
-      </w:r>
-      <w:r>
-        <w:rPr>
-          <w:sz w:val="22"/>
-          <w:szCs w:val="22"/>
-        </w:rPr>
-        <w:t xml:space="preserve">).</w:t>
+        <w:t xml:space="preserve">9. Troubleshooting</w:t>
       </w:r>
     </w:p>
     <w:tbl>
@@ -8611,7 +9614,7 @@
                 <w:sz w:val="18"/>
                 <w:szCs w:val="18"/>
               </w:rPr>
-              <w:t xml:space="preserve">Condition</w:t>
+              <w:t xml:space="preserve">Symptom</w:t>
             </w:r>
           </w:p>
         </w:tc>
@@ -8633,7 +9636,7 @@
                 <w:sz w:val="18"/>
                 <w:szCs w:val="18"/>
               </w:rPr>
-              <w:t xml:space="preserve">Recipients</w:t>
+              <w:t xml:space="preserve">What to check</w:t>
             </w:r>
           </w:p>
         </w:tc>
@@ -8655,7 +9658,7 @@
                 <w:sz w:val="18"/>
                 <w:szCs w:val="18"/>
               </w:rPr>
-              <w:t xml:space="preserve">Due in configured warn days (e.g. 3 or 1) — client or resource deadline</w:t>
+              <w:t xml:space="preserve">No status emails</w:t>
             </w:r>
           </w:p>
         </w:tc>
@@ -8675,7 +9678,7 @@
                 <w:sz w:val="18"/>
                 <w:szCs w:val="18"/>
               </w:rPr>
-              <w:t xml:space="preserve">Task owner (if assigned) + PM, AVP, VP</w:t>
+              <w:t xml:space="preserve">Configure Gmail API in Settings (preferred on Railway); SMTP is optional for local. Otherwise check server console for Links:</w:t>
             </w:r>
           </w:p>
         </w:tc>
@@ -8697,7 +9700,7 @@
                 <w:sz w:val="18"/>
                 <w:szCs w:val="18"/>
               </w:rPr>
-              <w:t xml:space="preserve">Overdue (not done)</w:t>
+              <w:t xml:space="preserve">Link says expired</w:t>
             </w:r>
           </w:p>
         </w:tc>
@@ -8717,7 +9720,469 @@
                 <w:sz w:val="18"/>
                 <w:szCs w:val="18"/>
               </w:rPr>
-              <w:t xml:space="preserve">Task owner + PM, AVP, VP</w:t>
+              <w:t xml:space="preserve">Window closed; wait for next day’s open (typically one window per day)</w:t>
+            </w:r>
+          </w:p>
+        </w:tc>
+      </w:tr>
+      <w:tr>
+        <w:tc>
+          <w:tcPr>
+            <w:tcW w:type="dxa" w:w="4500"/>
+            <w:tcBorders>
+              <w:top w:val="single" w:color="CCCCCC" w:sz="4"/>
+              <w:left w:val="single" w:color="CCCCCC" w:sz="4"/>
+              <w:bottom w:val="single" w:color="CCCCCC" w:sz="4"/>
+              <w:right w:val="single" w:color="CCCCCC" w:sz="4"/>
+            </w:tcBorders>
+          </w:tcPr>
+          <w:p>
+            <w:r>
+              <w:rPr>
+                <w:sz w:val="18"/>
+                <w:szCs w:val="18"/>
+              </w:rPr>
+              <w:t xml:space="preserve">Resource not chased</w:t>
+            </w:r>
+          </w:p>
+        </w:tc>
+        <w:tc>
+          <w:tcPr>
+            <w:tcW w:type="dxa" w:w="4500"/>
+            <w:tcBorders>
+              <w:top w:val="single" w:color="CCCCCC" w:sz="4"/>
+              <w:left w:val="single" w:color="CCCCCC" w:sz="4"/>
+              <w:bottom w:val="single" w:color="CCCCCC" w:sz="4"/>
+              <w:right w:val="single" w:color="CCCCCC" w:sz="4"/>
+            </w:tcBorders>
+          </w:tcPr>
+          <w:p>
+            <w:r>
+              <w:rPr>
+                <w:sz w:val="18"/>
+                <w:szCs w:val="18"/>
+              </w:rPr>
+              <w:t xml:space="preserve">Inactive resource, or leave covering today</w:t>
+            </w:r>
+          </w:p>
+        </w:tc>
+      </w:tr>
+      <w:tr>
+        <w:tc>
+          <w:tcPr>
+            <w:tcW w:type="dxa" w:w="4500"/>
+            <w:tcBorders>
+              <w:top w:val="single" w:color="CCCCCC" w:sz="4"/>
+              <w:left w:val="single" w:color="CCCCCC" w:sz="4"/>
+              <w:bottom w:val="single" w:color="CCCCCC" w:sz="4"/>
+              <w:right w:val="single" w:color="CCCCCC" w:sz="4"/>
+            </w:tcBorders>
+          </w:tcPr>
+          <w:p>
+            <w:r>
+              <w:rPr>
+                <w:sz w:val="18"/>
+                <w:szCs w:val="18"/>
+              </w:rPr>
+              <w:t xml:space="preserve">PM not notified</w:t>
+            </w:r>
+          </w:p>
+        </w:tc>
+        <w:tc>
+          <w:tcPr>
+            <w:tcW w:type="dxa" w:w="4500"/>
+            <w:tcBorders>
+              <w:top w:val="single" w:color="CCCCCC" w:sz="4"/>
+              <w:left w:val="single" w:color="CCCCCC" w:sz="4"/>
+              <w:bottom w:val="single" w:color="CCCCCC" w:sz="4"/>
+              <w:right w:val="single" w:color="CCCCCC" w:sz="4"/>
+            </w:tcBorders>
+          </w:tcPr>
+          <w:p>
+            <w:r>
+              <w:rPr>
+                <w:sz w:val="18"/>
+                <w:szCs w:val="18"/>
+              </w:rPr>
+              <w:t xml:space="preserve">User must be Project Manager, AVP, or VP with a valid email; check Gmail/SMTP/console</w:t>
+            </w:r>
+          </w:p>
+        </w:tc>
+      </w:tr>
+      <w:tr>
+        <w:tc>
+          <w:tcPr>
+            <w:tcW w:type="dxa" w:w="4500"/>
+            <w:tcBorders>
+              <w:top w:val="single" w:color="CCCCCC" w:sz="4"/>
+              <w:left w:val="single" w:color="CCCCCC" w:sz="4"/>
+              <w:bottom w:val="single" w:color="CCCCCC" w:sz="4"/>
+              <w:right w:val="single" w:color="CCCCCC" w:sz="4"/>
+            </w:tcBorders>
+          </w:tcPr>
+          <w:p>
+            <w:r>
+              <w:rPr>
+                <w:sz w:val="18"/>
+                <w:szCs w:val="18"/>
+              </w:rPr>
+              <w:t xml:space="preserve">Menu missing</w:t>
+            </w:r>
+          </w:p>
+        </w:tc>
+        <w:tc>
+          <w:tcPr>
+            <w:tcW w:type="dxa" w:w="4500"/>
+            <w:tcBorders>
+              <w:top w:val="single" w:color="CCCCCC" w:sz="4"/>
+              <w:left w:val="single" w:color="CCCCCC" w:sz="4"/>
+              <w:bottom w:val="single" w:color="CCCCCC" w:sz="4"/>
+              <w:right w:val="single" w:color="CCCCCC" w:sz="4"/>
+            </w:tcBorders>
+          </w:tcPr>
+          <w:p>
+            <w:r>
+              <w:rPr>
+                <w:sz w:val="18"/>
+                <w:szCs w:val="18"/>
+              </w:rPr>
+              <w:t xml:space="preserve">Feature access for your role; sign out and back in</w:t>
+            </w:r>
+          </w:p>
+        </w:tc>
+      </w:tr>
+      <w:tr>
+        <w:tc>
+          <w:tcPr>
+            <w:tcW w:type="dxa" w:w="4500"/>
+            <w:tcBorders>
+              <w:top w:val="single" w:color="CCCCCC" w:sz="4"/>
+              <w:left w:val="single" w:color="CCCCCC" w:sz="4"/>
+              <w:bottom w:val="single" w:color="CCCCCC" w:sz="4"/>
+              <w:right w:val="single" w:color="CCCCCC" w:sz="4"/>
+            </w:tcBorders>
+          </w:tcPr>
+          <w:p>
+            <w:r>
+              <w:rPr>
+                <w:sz w:val="18"/>
+                <w:szCs w:val="18"/>
+              </w:rPr>
+              <w:t xml:space="preserve">Cannot edit projects</w:t>
+            </w:r>
+          </w:p>
+        </w:tc>
+        <w:tc>
+          <w:tcPr>
+            <w:tcW w:type="dxa" w:w="4500"/>
+            <w:tcBorders>
+              <w:top w:val="single" w:color="CCCCCC" w:sz="4"/>
+              <w:left w:val="single" w:color="CCCCCC" w:sz="4"/>
+              <w:bottom w:val="single" w:color="CCCCCC" w:sz="4"/>
+              <w:right w:val="single" w:color="CCCCCC" w:sz="4"/>
+            </w:tcBorders>
+          </w:tcPr>
+          <w:p>
+            <w:r>
+              <w:rPr>
+                <w:sz w:val="18"/>
+                <w:szCs w:val="18"/>
+              </w:rPr>
+              <w:t xml:space="preserve">Need Edit delivery data</w:t>
+            </w:r>
+          </w:p>
+        </w:tc>
+      </w:tr>
+      <w:tr>
+        <w:tc>
+          <w:tcPr>
+            <w:tcW w:type="dxa" w:w="4500"/>
+            <w:tcBorders>
+              <w:top w:val="single" w:color="CCCCCC" w:sz="4"/>
+              <w:left w:val="single" w:color="CCCCCC" w:sz="4"/>
+              <w:bottom w:val="single" w:color="CCCCCC" w:sz="4"/>
+              <w:right w:val="single" w:color="CCCCCC" w:sz="4"/>
+            </w:tcBorders>
+          </w:tcPr>
+          <w:p>
+            <w:r>
+              <w:rPr>
+                <w:sz w:val="18"/>
+                <w:szCs w:val="18"/>
+              </w:rPr>
+              <w:t xml:space="preserve">Cannot run agent</w:t>
+            </w:r>
+          </w:p>
+        </w:tc>
+        <w:tc>
+          <w:tcPr>
+            <w:tcW w:type="dxa" w:w="4500"/>
+            <w:tcBorders>
+              <w:top w:val="single" w:color="CCCCCC" w:sz="4"/>
+              <w:left w:val="single" w:color="CCCCCC" w:sz="4"/>
+              <w:bottom w:val="single" w:color="CCCCCC" w:sz="4"/>
+              <w:right w:val="single" w:color="CCCCCC" w:sz="4"/>
+            </w:tcBorders>
+          </w:tcPr>
+          <w:p>
+            <w:r>
+              <w:rPr>
+                <w:sz w:val="18"/>
+                <w:szCs w:val="18"/>
+              </w:rPr>
+              <w:t xml:space="preserve">Need Run agent jobs</w:t>
+            </w:r>
+          </w:p>
+        </w:tc>
+      </w:tr>
+      <w:tr>
+        <w:tc>
+          <w:tcPr>
+            <w:tcW w:type="dxa" w:w="4500"/>
+            <w:tcBorders>
+              <w:top w:val="single" w:color="CCCCCC" w:sz="4"/>
+              <w:left w:val="single" w:color="CCCCCC" w:sz="4"/>
+              <w:bottom w:val="single" w:color="CCCCCC" w:sz="4"/>
+              <w:right w:val="single" w:color="CCCCCC" w:sz="4"/>
+            </w:tcBorders>
+          </w:tcPr>
+          <w:p>
+            <w:r>
+              <w:rPr>
+                <w:sz w:val="18"/>
+                <w:szCs w:val="18"/>
+              </w:rPr>
+              <w:t xml:space="preserve">Duplicate deadline mail blocked</w:t>
+            </w:r>
+          </w:p>
+        </w:tc>
+        <w:tc>
+          <w:tcPr>
+            <w:tcW w:type="dxa" w:w="4500"/>
+            <w:tcBorders>
+              <w:top w:val="single" w:color="CCCCCC" w:sz="4"/>
+              <w:left w:val="single" w:color="CCCCCC" w:sz="4"/>
+              <w:bottom w:val="single" w:color="CCCCCC" w:sz="4"/>
+              <w:right w:val="single" w:color="CCCCCC" w:sz="4"/>
+            </w:tcBorders>
+          </w:tcPr>
+          <w:p>
+            <w:r>
+              <w:rPr>
+                <w:sz w:val="18"/>
+                <w:szCs w:val="18"/>
+              </w:rPr>
+              <w:t xml:space="preserve">Expected — notifications are deduplicated</w:t>
+            </w:r>
+          </w:p>
+        </w:tc>
+      </w:tr>
+      <w:tr>
+        <w:tc>
+          <w:tcPr>
+            <w:tcW w:type="dxa" w:w="4500"/>
+            <w:tcBorders>
+              <w:top w:val="single" w:color="CCCCCC" w:sz="4"/>
+              <w:left w:val="single" w:color="CCCCCC" w:sz="4"/>
+              <w:bottom w:val="single" w:color="CCCCCC" w:sz="4"/>
+              <w:right w:val="single" w:color="CCCCCC" w:sz="4"/>
+            </w:tcBorders>
+          </w:tcPr>
+          <w:p>
+            <w:r>
+              <w:rPr>
+                <w:sz w:val="18"/>
+                <w:szCs w:val="18"/>
+              </w:rPr>
+              <w:t xml:space="preserve">Cannot sign in</w:t>
+            </w:r>
+          </w:p>
+        </w:tc>
+        <w:tc>
+          <w:tcPr>
+            <w:tcW w:type="dxa" w:w="4500"/>
+            <w:tcBorders>
+              <w:top w:val="single" w:color="CCCCCC" w:sz="4"/>
+              <w:left w:val="single" w:color="CCCCCC" w:sz="4"/>
+              <w:bottom w:val="single" w:color="CCCCCC" w:sz="4"/>
+              <w:right w:val="single" w:color="CCCCCC" w:sz="4"/>
+            </w:tcBorders>
+          </w:tcPr>
+          <w:p>
+            <w:r>
+              <w:rPr>
+                <w:sz w:val="18"/>
+                <w:szCs w:val="18"/>
+              </w:rPr>
+              <w:t xml:space="preserve">Correct seed/user password; admin-created account exists</w:t>
+            </w:r>
+          </w:p>
+        </w:tc>
+      </w:tr>
+      <w:tr>
+        <w:tc>
+          <w:tcPr>
+            <w:tcW w:type="dxa" w:w="4500"/>
+            <w:tcBorders>
+              <w:top w:val="single" w:color="CCCCCC" w:sz="4"/>
+              <w:left w:val="single" w:color="CCCCCC" w:sz="4"/>
+              <w:bottom w:val="single" w:color="CCCCCC" w:sz="4"/>
+              <w:right w:val="single" w:color="CCCCCC" w:sz="4"/>
+            </w:tcBorders>
+          </w:tcPr>
+          <w:p>
+            <w:r>
+              <w:rPr>
+                <w:sz w:val="18"/>
+                <w:szCs w:val="18"/>
+              </w:rPr>
+              <w:t xml:space="preserve">Teams not responding</w:t>
+            </w:r>
+          </w:p>
+        </w:tc>
+        <w:tc>
+          <w:tcPr>
+            <w:tcW w:type="dxa" w:w="4500"/>
+            <w:tcBorders>
+              <w:top w:val="single" w:color="CCCCCC" w:sz="4"/>
+              <w:left w:val="single" w:color="CCCCCC" w:sz="4"/>
+              <w:bottom w:val="single" w:color="CCCCCC" w:sz="4"/>
+              <w:right w:val="single" w:color="CCCCCC" w:sz="4"/>
+            </w:tcBorders>
+          </w:tcPr>
+          <w:p>
+            <w:r>
+              <w:rPr>
+                <w:sz w:val="18"/>
+                <w:szCs w:val="18"/>
+              </w:rPr>
+              <w:t xml:space="preserve">Bot credentials, linking, mute state; see Teams integration doc</w:t>
+            </w:r>
+          </w:p>
+        </w:tc>
+      </w:tr>
+      <w:tr>
+        <w:tc>
+          <w:tcPr>
+            <w:tcW w:type="dxa" w:w="4500"/>
+            <w:tcBorders>
+              <w:top w:val="single" w:color="CCCCCC" w:sz="4"/>
+              <w:left w:val="single" w:color="CCCCCC" w:sz="4"/>
+              <w:bottom w:val="single" w:color="CCCCCC" w:sz="4"/>
+              <w:right w:val="single" w:color="CCCCCC" w:sz="4"/>
+            </w:tcBorders>
+          </w:tcPr>
+          <w:p>
+            <w:r>
+              <w:rPr>
+                <w:sz w:val="18"/>
+                <w:szCs w:val="18"/>
+              </w:rPr>
+              <w:t xml:space="preserve">Billing looks wrong</w:t>
+            </w:r>
+          </w:p>
+        </w:tc>
+        <w:tc>
+          <w:tcPr>
+            <w:tcW w:type="dxa" w:w="4500"/>
+            <w:tcBorders>
+              <w:top w:val="single" w:color="CCCCCC" w:sz="4"/>
+              <w:left w:val="single" w:color="CCCCCC" w:sz="4"/>
+              <w:bottom w:val="single" w:color="CCCCCC" w:sz="4"/>
+              <w:right w:val="single" w:color="CCCCCC" w:sz="4"/>
+            </w:tcBorders>
+          </w:tcPr>
+          <w:p>
+            <w:r>
+              <w:rPr>
+                <w:sz w:val="18"/>
+                <w:szCs w:val="18"/>
+              </w:rPr>
+              <w:t xml:space="preserve">Assignment rates, leaves, extras, working-days override</w:t>
+            </w:r>
+          </w:p>
+        </w:tc>
+      </w:tr>
+      <w:tr>
+        <w:tc>
+          <w:tcPr>
+            <w:tcW w:type="dxa" w:w="4500"/>
+            <w:tcBorders>
+              <w:top w:val="single" w:color="CCCCCC" w:sz="4"/>
+              <w:left w:val="single" w:color="CCCCCC" w:sz="4"/>
+              <w:bottom w:val="single" w:color="CCCCCC" w:sz="4"/>
+              <w:right w:val="single" w:color="CCCCCC" w:sz="4"/>
+            </w:tcBorders>
+          </w:tcPr>
+          <w:p>
+            <w:r>
+              <w:rPr>
+                <w:sz w:val="18"/>
+                <w:szCs w:val="18"/>
+              </w:rPr>
+              <w:t xml:space="preserve">AI summary/proposal fails</w:t>
+            </w:r>
+          </w:p>
+        </w:tc>
+        <w:tc>
+          <w:tcPr>
+            <w:tcW w:type="dxa" w:w="4500"/>
+            <w:tcBorders>
+              <w:top w:val="single" w:color="CCCCCC" w:sz="4"/>
+              <w:left w:val="single" w:color="CCCCCC" w:sz="4"/>
+              <w:bottom w:val="single" w:color="CCCCCC" w:sz="4"/>
+              <w:right w:val="single" w:color="CCCCCC" w:sz="4"/>
+            </w:tcBorders>
+          </w:tcPr>
+          <w:p>
+            <w:r>
+              <w:rPr>
+                <w:sz w:val="18"/>
+                <w:szCs w:val="18"/>
+              </w:rPr>
+              <w:t xml:space="preserve">Configure OpenAI in Settings or OPENAI_API_KEY; message explains when AI is unavailable</w:t>
+            </w:r>
+          </w:p>
+        </w:tc>
+      </w:tr>
+      <w:tr>
+        <w:tc>
+          <w:tcPr>
+            <w:tcW w:type="dxa" w:w="4500"/>
+            <w:tcBorders>
+              <w:top w:val="single" w:color="CCCCCC" w:sz="4"/>
+              <w:left w:val="single" w:color="CCCCCC" w:sz="4"/>
+              <w:bottom w:val="single" w:color="CCCCCC" w:sz="4"/>
+              <w:right w:val="single" w:color="CCCCCC" w:sz="4"/>
+            </w:tcBorders>
+          </w:tcPr>
+          <w:p>
+            <w:r>
+              <w:rPr>
+                <w:sz w:val="18"/>
+                <w:szCs w:val="18"/>
+              </w:rPr>
+              <w:t xml:space="preserve">Mobile cannot reach API</w:t>
+            </w:r>
+          </w:p>
+        </w:tc>
+        <w:tc>
+          <w:tcPr>
+            <w:tcW w:type="dxa" w:w="4500"/>
+            <w:tcBorders>
+              <w:top w:val="single" w:color="CCCCCC" w:sz="4"/>
+              <w:left w:val="single" w:color="CCCCCC" w:sz="4"/>
+              <w:bottom w:val="single" w:color="CCCCCC" w:sz="4"/>
+              <w:right w:val="single" w:color="CCCCCC" w:sz="4"/>
+            </w:tcBorders>
+          </w:tcPr>
+          <w:p>
+            <w:r>
+              <w:rPr>
+                <w:sz w:val="18"/>
+                <w:szCs w:val="18"/>
+              </w:rPr>
+              <w:t xml:space="preserve">App uses the production Railway URL by default; check internet / VPN</w:t>
             </w:r>
           </w:p>
         </w:tc>
@@ -8727,296 +10192,6 @@
       <w:pPr>
         <w:spacing w:after="160"/>
       </w:pPr>
-    </w:p>
-    <w:p>
-      <w:pPr>
-        <w:spacing w:after="120"/>
-      </w:pPr>
-      <w:r>
-        <w:rPr>
-          <w:sz w:val="22"/>
-          <w:szCs w:val="22"/>
-        </w:rPr>
-        <w:t xml:space="preserve">Alerts are deduplicated so the same threshold is not emailed repeatedly.</w:t>
-      </w:r>
-    </w:p>
-    <w:p>
-      <w:pPr>
-        <w:pStyle w:val="Heading3"/>
-        <w:spacing w:after="120" w:before="240"/>
-      </w:pPr>
-      <w:r>
-        <w:rPr>
-          <w:sz w:val="22"/>
-          <w:szCs w:val="22"/>
-        </w:rPr>
-        <w:t xml:space="preserve">7.3 Weekly packs</w:t>
-      </w:r>
-    </w:p>
-    <w:p>
-      <w:pPr>
-        <w:spacing w:after="120"/>
-      </w:pPr>
-      <w:r>
-        <w:rPr>
-          <w:sz w:val="22"/>
-          <w:szCs w:val="22"/>
-        </w:rPr>
-        <w:t xml:space="preserve">Run </w:t>
-      </w:r>
-      <w:r>
-        <w:rPr>
-          <w:b/>
-          <w:bCs/>
-          <w:sz w:val="22"/>
-          <w:szCs w:val="22"/>
-        </w:rPr>
-        <w:t xml:space="preserve">Generate weekly packs</w:t>
-      </w:r>
-      <w:r>
-        <w:rPr>
-          <w:sz w:val="22"/>
-          <w:szCs w:val="22"/>
-        </w:rPr>
-        <w:t xml:space="preserve"> (or cron </w:t>
-      </w:r>
-      <w:r>
-        <w:rPr>
-          <w:rFonts w:ascii="Consolas" w:cs="Consolas" w:eastAsia="Consolas" w:hAnsi="Consolas"/>
-          <w:sz w:val="20"/>
-          <w:szCs w:val="20"/>
-        </w:rPr>
-        <w:t xml:space="preserve">weekly-reports</w:t>
-      </w:r>
-      <w:r>
-        <w:rPr>
-          <w:sz w:val="22"/>
-          <w:szCs w:val="22"/>
-        </w:rPr>
-        <w:t xml:space="preserve">).</w:t>
-      </w:r>
-    </w:p>
-    <w:tbl>
-      <w:tblPr>
-        <w:tblW w:type="dxa" w:w="9000"/>
-        <w:tblBorders>
-          <w:top w:val="single" w:color="auto" w:sz="4"/>
-          <w:left w:val="single" w:color="auto" w:sz="4"/>
-          <w:bottom w:val="single" w:color="auto" w:sz="4"/>
-          <w:right w:val="single" w:color="auto" w:sz="4"/>
-          <w:insideH w:val="single" w:color="auto" w:sz="4"/>
-          <w:insideV w:val="single" w:color="auto" w:sz="4"/>
-        </w:tblBorders>
-      </w:tblPr>
-      <w:tblGrid>
-        <w:gridCol w:w="100"/>
-        <w:gridCol w:w="100"/>
-      </w:tblGrid>
-      <w:tr>
-        <w:tc>
-          <w:tcPr>
-            <w:tcW w:type="dxa" w:w="4500"/>
-            <w:tcBorders>
-              <w:top w:val="single" w:color="CCCCCC" w:sz="4"/>
-              <w:left w:val="single" w:color="CCCCCC" w:sz="4"/>
-              <w:bottom w:val="single" w:color="CCCCCC" w:sz="4"/>
-              <w:right w:val="single" w:color="CCCCCC" w:sz="4"/>
-            </w:tcBorders>
-          </w:tcPr>
-          <w:p>
-            <w:r>
-              <w:rPr>
-                <w:b/>
-                <w:bCs/>
-                <w:sz w:val="18"/>
-                <w:szCs w:val="18"/>
-              </w:rPr>
-              <w:t xml:space="preserve">Pack</w:t>
-            </w:r>
-          </w:p>
-        </w:tc>
-        <w:tc>
-          <w:tcPr>
-            <w:tcW w:type="dxa" w:w="4500"/>
-            <w:tcBorders>
-              <w:top w:val="single" w:color="CCCCCC" w:sz="4"/>
-              <w:left w:val="single" w:color="CCCCCC" w:sz="4"/>
-              <w:bottom w:val="single" w:color="CCCCCC" w:sz="4"/>
-              <w:right w:val="single" w:color="CCCCCC" w:sz="4"/>
-            </w:tcBorders>
-          </w:tcPr>
-          <w:p>
-            <w:r>
-              <w:rPr>
-                <w:b/>
-                <w:bCs/>
-                <w:sz w:val="18"/>
-                <w:szCs w:val="18"/>
-              </w:rPr>
-              <w:t xml:space="preserve">Typical recipients</w:t>
-            </w:r>
-          </w:p>
-        </w:tc>
-      </w:tr>
-      <w:tr>
-        <w:tc>
-          <w:tcPr>
-            <w:tcW w:type="dxa" w:w="4500"/>
-            <w:tcBorders>
-              <w:top w:val="single" w:color="CCCCCC" w:sz="4"/>
-              <w:left w:val="single" w:color="CCCCCC" w:sz="4"/>
-              <w:bottom w:val="single" w:color="CCCCCC" w:sz="4"/>
-              <w:right w:val="single" w:color="CCCCCC" w:sz="4"/>
-            </w:tcBorders>
-          </w:tcPr>
-          <w:p>
-            <w:r>
-              <w:rPr>
-                <w:sz w:val="18"/>
-                <w:szCs w:val="18"/>
-              </w:rPr>
-              <w:t xml:space="preserve">Per resource</w:t>
-            </w:r>
-          </w:p>
-        </w:tc>
-        <w:tc>
-          <w:tcPr>
-            <w:tcW w:type="dxa" w:w="4500"/>
-            <w:tcBorders>
-              <w:top w:val="single" w:color="CCCCCC" w:sz="4"/>
-              <w:left w:val="single" w:color="CCCCCC" w:sz="4"/>
-              <w:bottom w:val="single" w:color="CCCCCC" w:sz="4"/>
-              <w:right w:val="single" w:color="CCCCCC" w:sz="4"/>
-            </w:tcBorders>
-          </w:tcPr>
-          <w:p>
-            <w:r>
-              <w:rPr>
-                <w:sz w:val="18"/>
-                <w:szCs w:val="18"/>
-              </w:rPr>
-              <w:t xml:space="preserve">That resource + Project Managers</w:t>
-            </w:r>
-          </w:p>
-        </w:tc>
-      </w:tr>
-      <w:tr>
-        <w:tc>
-          <w:tcPr>
-            <w:tcW w:type="dxa" w:w="4500"/>
-            <w:tcBorders>
-              <w:top w:val="single" w:color="CCCCCC" w:sz="4"/>
-              <w:left w:val="single" w:color="CCCCCC" w:sz="4"/>
-              <w:bottom w:val="single" w:color="CCCCCC" w:sz="4"/>
-              <w:right w:val="single" w:color="CCCCCC" w:sz="4"/>
-            </w:tcBorders>
-          </w:tcPr>
-          <w:p>
-            <w:r>
-              <w:rPr>
-                <w:sz w:val="18"/>
-                <w:szCs w:val="18"/>
-              </w:rPr>
-              <w:t xml:space="preserve">Per project</w:t>
-            </w:r>
-          </w:p>
-        </w:tc>
-        <w:tc>
-          <w:tcPr>
-            <w:tcW w:type="dxa" w:w="4500"/>
-            <w:tcBorders>
-              <w:top w:val="single" w:color="CCCCCC" w:sz="4"/>
-              <w:left w:val="single" w:color="CCCCCC" w:sz="4"/>
-              <w:bottom w:val="single" w:color="CCCCCC" w:sz="4"/>
-              <w:right w:val="single" w:color="CCCCCC" w:sz="4"/>
-            </w:tcBorders>
-          </w:tcPr>
-          <w:p>
-            <w:r>
-              <w:rPr>
-                <w:sz w:val="18"/>
-                <w:szCs w:val="18"/>
-              </w:rPr>
-              <w:t xml:space="preserve">PM, AVP, VP, SVP, CEO, Company Admin</w:t>
-            </w:r>
-          </w:p>
-        </w:tc>
-      </w:tr>
-      <w:tr>
-        <w:tc>
-          <w:tcPr>
-            <w:tcW w:type="dxa" w:w="4500"/>
-            <w:tcBorders>
-              <w:top w:val="single" w:color="CCCCCC" w:sz="4"/>
-              <w:left w:val="single" w:color="CCCCCC" w:sz="4"/>
-              <w:bottom w:val="single" w:color="CCCCCC" w:sz="4"/>
-              <w:right w:val="single" w:color="CCCCCC" w:sz="4"/>
-            </w:tcBorders>
-          </w:tcPr>
-          <w:p>
-            <w:r>
-              <w:rPr>
-                <w:sz w:val="18"/>
-                <w:szCs w:val="18"/>
-              </w:rPr>
-              <w:t xml:space="preserve">Company digest</w:t>
-            </w:r>
-          </w:p>
-        </w:tc>
-        <w:tc>
-          <w:tcPr>
-            <w:tcW w:type="dxa" w:w="4500"/>
-            <w:tcBorders>
-              <w:top w:val="single" w:color="CCCCCC" w:sz="4"/>
-              <w:left w:val="single" w:color="CCCCCC" w:sz="4"/>
-              <w:bottom w:val="single" w:color="CCCCCC" w:sz="4"/>
-              <w:right w:val="single" w:color="CCCCCC" w:sz="4"/>
-            </w:tcBorders>
-          </w:tcPr>
-          <w:p>
-            <w:r>
-              <w:rPr>
-                <w:sz w:val="18"/>
-                <w:szCs w:val="18"/>
-              </w:rPr>
-              <w:t xml:space="preserve">CEO, SVP, VP, Company Admin</w:t>
-            </w:r>
-          </w:p>
-        </w:tc>
-      </w:tr>
-    </w:tbl>
-    <w:p>
-      <w:pPr>
-        <w:spacing w:after="160"/>
-      </w:pPr>
-    </w:p>
-    <w:p>
-      <w:pPr>
-        <w:spacing w:after="120"/>
-      </w:pPr>
-      <w:r>
-        <w:rPr>
-          <w:sz w:val="22"/>
-          <w:szCs w:val="22"/>
-        </w:rPr>
-        <w:t xml:space="preserve">View history under </w:t>
-      </w:r>
-      <w:r>
-        <w:rPr>
-          <w:b/>
-          <w:bCs/>
-          <w:sz w:val="22"/>
-          <w:szCs w:val="22"/>
-        </w:rPr>
-        <w:t xml:space="preserve">Weekly reports</w:t>
-      </w:r>
-      <w:r>
-        <w:rPr>
-          <w:sz w:val="22"/>
-          <w:szCs w:val="22"/>
-        </w:rPr>
-        <w:t xml:space="preserve">. Defect density (MVP): defects ÷ closed requirements (or raw defect count if none closed).</w:t>
-      </w:r>
     </w:p>
     <w:p>
       <w:pPr>
@@ -9036,533 +10211,648 @@
           <w:sz w:val="22"/>
           <w:szCs w:val="22"/>
         </w:rPr>
-        <w:t xml:space="preserve">8. Operating rhythm</w:t>
-      </w:r>
-    </w:p>
-    <w:tbl>
-      <w:tblPr>
-        <w:tblW w:type="dxa" w:w="9000"/>
-        <w:tblBorders>
-          <w:top w:val="single" w:color="auto" w:sz="4"/>
-          <w:left w:val="single" w:color="auto" w:sz="4"/>
-          <w:bottom w:val="single" w:color="auto" w:sz="4"/>
-          <w:right w:val="single" w:color="auto" w:sz="4"/>
-          <w:insideH w:val="single" w:color="auto" w:sz="4"/>
-          <w:insideV w:val="single" w:color="auto" w:sz="4"/>
-        </w:tblBorders>
-      </w:tblPr>
-      <w:tblGrid>
-        <w:gridCol w:w="100"/>
-        <w:gridCol w:w="100"/>
-        <w:gridCol w:w="100"/>
-      </w:tblGrid>
-      <w:tr>
-        <w:tc>
-          <w:tcPr>
-            <w:tcW w:type="dxa" w:w="3000"/>
-            <w:tcBorders>
-              <w:top w:val="single" w:color="CCCCCC" w:sz="4"/>
-              <w:left w:val="single" w:color="CCCCCC" w:sz="4"/>
-              <w:bottom w:val="single" w:color="CCCCCC" w:sz="4"/>
-              <w:right w:val="single" w:color="CCCCCC" w:sz="4"/>
-            </w:tcBorders>
-          </w:tcPr>
-          <w:p>
-            <w:r>
-              <w:rPr>
-                <w:b/>
-                <w:bCs/>
-                <w:sz w:val="18"/>
-                <w:szCs w:val="18"/>
-              </w:rPr>
-              <w:t xml:space="preserve">When</w:t>
-            </w:r>
-          </w:p>
-        </w:tc>
-        <w:tc>
-          <w:tcPr>
-            <w:tcW w:type="dxa" w:w="3000"/>
-            <w:tcBorders>
-              <w:top w:val="single" w:color="CCCCCC" w:sz="4"/>
-              <w:left w:val="single" w:color="CCCCCC" w:sz="4"/>
-              <w:bottom w:val="single" w:color="CCCCCC" w:sz="4"/>
-              <w:right w:val="single" w:color="CCCCCC" w:sz="4"/>
-            </w:tcBorders>
-          </w:tcPr>
-          <w:p>
-            <w:r>
-              <w:rPr>
-                <w:b/>
-                <w:bCs/>
-                <w:sz w:val="18"/>
-                <w:szCs w:val="18"/>
-              </w:rPr>
-              <w:t xml:space="preserve">Action</w:t>
-            </w:r>
-          </w:p>
-        </w:tc>
-        <w:tc>
-          <w:tcPr>
-            <w:tcW w:type="dxa" w:w="3000"/>
-            <w:tcBorders>
-              <w:top w:val="single" w:color="CCCCCC" w:sz="4"/>
-              <w:left w:val="single" w:color="CCCCCC" w:sz="4"/>
-              <w:bottom w:val="single" w:color="CCCCCC" w:sz="4"/>
-              <w:right w:val="single" w:color="CCCCCC" w:sz="4"/>
-            </w:tcBorders>
-          </w:tcPr>
-          <w:p>
-            <w:r>
-              <w:rPr>
-                <w:b/>
-                <w:bCs/>
-                <w:sz w:val="18"/>
-                <w:szCs w:val="18"/>
-              </w:rPr>
-              <w:t xml:space="preserve">Owner</w:t>
-            </w:r>
-          </w:p>
-        </w:tc>
-      </w:tr>
-      <w:tr>
-        <w:tc>
-          <w:tcPr>
-            <w:tcW w:type="dxa" w:w="3000"/>
-            <w:tcBorders>
-              <w:top w:val="single" w:color="CCCCCC" w:sz="4"/>
-              <w:left w:val="single" w:color="CCCCCC" w:sz="4"/>
-              <w:bottom w:val="single" w:color="CCCCCC" w:sz="4"/>
-              <w:right w:val="single" w:color="CCCCCC" w:sz="4"/>
-            </w:tcBorders>
-          </w:tcPr>
-          <w:p>
-            <w:r>
-              <w:rPr>
-                <w:sz w:val="18"/>
-                <w:szCs w:val="18"/>
-              </w:rPr>
-              <w:t xml:space="preserve">Daily (configured hour)</w:t>
-            </w:r>
-          </w:p>
-        </w:tc>
-        <w:tc>
-          <w:tcPr>
-            <w:tcW w:type="dxa" w:w="3000"/>
-            <w:tcBorders>
-              <w:top w:val="single" w:color="CCCCCC" w:sz="4"/>
-              <w:left w:val="single" w:color="CCCCCC" w:sz="4"/>
-              <w:bottom w:val="single" w:color="CCCCCC" w:sz="4"/>
-              <w:right w:val="single" w:color="CCCCCC" w:sz="4"/>
-            </w:tcBorders>
-          </w:tcPr>
-          <w:p>
-            <w:r>
-              <w:rPr>
-                <w:sz w:val="18"/>
-                <w:szCs w:val="18"/>
-              </w:rPr>
-              <w:t xml:space="preserve">Open status window</w:t>
-            </w:r>
-          </w:p>
-        </w:tc>
-        <w:tc>
-          <w:tcPr>
-            <w:tcW w:type="dxa" w:w="3000"/>
-            <w:tcBorders>
-              <w:top w:val="single" w:color="CCCCCC" w:sz="4"/>
-              <w:left w:val="single" w:color="CCCCCC" w:sz="4"/>
-              <w:bottom w:val="single" w:color="CCCCCC" w:sz="4"/>
-              <w:right w:val="single" w:color="CCCCCC" w:sz="4"/>
-            </w:tcBorders>
-          </w:tcPr>
-          <w:p>
-            <w:r>
-              <w:rPr>
-                <w:sz w:val="18"/>
-                <w:szCs w:val="18"/>
-              </w:rPr>
-              <w:t xml:space="preserve">Cron / AI Agent</w:t>
-            </w:r>
-          </w:p>
-        </w:tc>
-      </w:tr>
-      <w:tr>
-        <w:tc>
-          <w:tcPr>
-            <w:tcW w:type="dxa" w:w="3000"/>
-            <w:tcBorders>
-              <w:top w:val="single" w:color="CCCCCC" w:sz="4"/>
-              <w:left w:val="single" w:color="CCCCCC" w:sz="4"/>
-              <w:bottom w:val="single" w:color="CCCCCC" w:sz="4"/>
-              <w:right w:val="single" w:color="CCCCCC" w:sz="4"/>
-            </w:tcBorders>
-          </w:tcPr>
-          <w:p>
-            <w:r>
-              <w:rPr>
-                <w:sz w:val="18"/>
-                <w:szCs w:val="18"/>
-              </w:rPr>
-              <w:t xml:space="preserve">Daily (start + window length)</w:t>
-            </w:r>
-          </w:p>
-        </w:tc>
-        <w:tc>
-          <w:tcPr>
-            <w:tcW w:type="dxa" w:w="3000"/>
-            <w:tcBorders>
-              <w:top w:val="single" w:color="CCCCCC" w:sz="4"/>
-              <w:left w:val="single" w:color="CCCCCC" w:sz="4"/>
-              <w:bottom w:val="single" w:color="CCCCCC" w:sz="4"/>
-              <w:right w:val="single" w:color="CCCCCC" w:sz="4"/>
-            </w:tcBorders>
-          </w:tcPr>
-          <w:p>
-            <w:r>
-              <w:rPr>
-                <w:sz w:val="18"/>
-                <w:szCs w:val="18"/>
-              </w:rPr>
-              <w:t xml:space="preserve">Close window / escalate misses</w:t>
-            </w:r>
-          </w:p>
-        </w:tc>
-        <w:tc>
-          <w:tcPr>
-            <w:tcW w:type="dxa" w:w="3000"/>
-            <w:tcBorders>
-              <w:top w:val="single" w:color="CCCCCC" w:sz="4"/>
-              <w:left w:val="single" w:color="CCCCCC" w:sz="4"/>
-              <w:bottom w:val="single" w:color="CCCCCC" w:sz="4"/>
-              <w:right w:val="single" w:color="CCCCCC" w:sz="4"/>
-            </w:tcBorders>
-          </w:tcPr>
-          <w:p>
-            <w:r>
-              <w:rPr>
-                <w:sz w:val="18"/>
-                <w:szCs w:val="18"/>
-              </w:rPr>
-              <w:t xml:space="preserve">Cron / AI Agent</w:t>
-            </w:r>
-          </w:p>
-        </w:tc>
-      </w:tr>
-      <w:tr>
-        <w:tc>
-          <w:tcPr>
-            <w:tcW w:type="dxa" w:w="3000"/>
-            <w:tcBorders>
-              <w:top w:val="single" w:color="CCCCCC" w:sz="4"/>
-              <w:left w:val="single" w:color="CCCCCC" w:sz="4"/>
-              <w:bottom w:val="single" w:color="CCCCCC" w:sz="4"/>
-              <w:right w:val="single" w:color="CCCCCC" w:sz="4"/>
-            </w:tcBorders>
-          </w:tcPr>
-          <w:p>
-            <w:r>
-              <w:rPr>
-                <w:sz w:val="18"/>
-                <w:szCs w:val="18"/>
-              </w:rPr>
-              <w:t xml:space="preserve">Daily morning</w:t>
-            </w:r>
-          </w:p>
-        </w:tc>
-        <w:tc>
-          <w:tcPr>
-            <w:tcW w:type="dxa" w:w="3000"/>
-            <w:tcBorders>
-              <w:top w:val="single" w:color="CCCCCC" w:sz="4"/>
-              <w:left w:val="single" w:color="CCCCCC" w:sz="4"/>
-              <w:bottom w:val="single" w:color="CCCCCC" w:sz="4"/>
-              <w:right w:val="single" w:color="CCCCCC" w:sz="4"/>
-            </w:tcBorders>
-          </w:tcPr>
-          <w:p>
-            <w:r>
-              <w:rPr>
-                <w:sz w:val="18"/>
-                <w:szCs w:val="18"/>
-              </w:rPr>
-              <w:t xml:space="preserve">Deadline sweep</w:t>
-            </w:r>
-          </w:p>
-        </w:tc>
-        <w:tc>
-          <w:tcPr>
-            <w:tcW w:type="dxa" w:w="3000"/>
-            <w:tcBorders>
-              <w:top w:val="single" w:color="CCCCCC" w:sz="4"/>
-              <w:left w:val="single" w:color="CCCCCC" w:sz="4"/>
-              <w:bottom w:val="single" w:color="CCCCCC" w:sz="4"/>
-              <w:right w:val="single" w:color="CCCCCC" w:sz="4"/>
-            </w:tcBorders>
-          </w:tcPr>
-          <w:p>
-            <w:r>
-              <w:rPr>
-                <w:sz w:val="18"/>
-                <w:szCs w:val="18"/>
-              </w:rPr>
-              <w:t xml:space="preserve">Cron / AI Agent</w:t>
-            </w:r>
-          </w:p>
-        </w:tc>
-      </w:tr>
-      <w:tr>
-        <w:tc>
-          <w:tcPr>
-            <w:tcW w:type="dxa" w:w="3000"/>
-            <w:tcBorders>
-              <w:top w:val="single" w:color="CCCCCC" w:sz="4"/>
-              <w:left w:val="single" w:color="CCCCCC" w:sz="4"/>
-              <w:bottom w:val="single" w:color="CCCCCC" w:sz="4"/>
-              <w:right w:val="single" w:color="CCCCCC" w:sz="4"/>
-            </w:tcBorders>
-          </w:tcPr>
-          <w:p>
-            <w:r>
-              <w:rPr>
-                <w:sz w:val="18"/>
-                <w:szCs w:val="18"/>
-              </w:rPr>
-              <w:t xml:space="preserve">Continuous</w:t>
-            </w:r>
-          </w:p>
-        </w:tc>
-        <w:tc>
-          <w:tcPr>
-            <w:tcW w:type="dxa" w:w="3000"/>
-            <w:tcBorders>
-              <w:top w:val="single" w:color="CCCCCC" w:sz="4"/>
-              <w:left w:val="single" w:color="CCCCCC" w:sz="4"/>
-              <w:bottom w:val="single" w:color="CCCCCC" w:sz="4"/>
-              <w:right w:val="single" w:color="CCCCCC" w:sz="4"/>
-            </w:tcBorders>
-          </w:tcPr>
-          <w:p>
-            <w:r>
-              <w:rPr>
-                <w:sz w:val="18"/>
-                <w:szCs w:val="18"/>
-              </w:rPr>
-              <w:t xml:space="preserve">Update tasks, defects, RCA, leaves</w:t>
-            </w:r>
-          </w:p>
-        </w:tc>
-        <w:tc>
-          <w:tcPr>
-            <w:tcW w:type="dxa" w:w="3000"/>
-            <w:tcBorders>
-              <w:top w:val="single" w:color="CCCCCC" w:sz="4"/>
-              <w:left w:val="single" w:color="CCCCCC" w:sz="4"/>
-              <w:bottom w:val="single" w:color="CCCCCC" w:sz="4"/>
-              <w:right w:val="single" w:color="CCCCCC" w:sz="4"/>
-            </w:tcBorders>
-          </w:tcPr>
-          <w:p>
-            <w:r>
-              <w:rPr>
-                <w:sz w:val="18"/>
-                <w:szCs w:val="18"/>
-              </w:rPr>
-              <w:t xml:space="preserve">PM / AVP / VP</w:t>
-            </w:r>
-          </w:p>
-        </w:tc>
-      </w:tr>
-      <w:tr>
-        <w:tc>
-          <w:tcPr>
-            <w:tcW w:type="dxa" w:w="3000"/>
-            <w:tcBorders>
-              <w:top w:val="single" w:color="CCCCCC" w:sz="4"/>
-              <w:left w:val="single" w:color="CCCCCC" w:sz="4"/>
-              <w:bottom w:val="single" w:color="CCCCCC" w:sz="4"/>
-              <w:right w:val="single" w:color="CCCCCC" w:sz="4"/>
-            </w:tcBorders>
-          </w:tcPr>
-          <w:p>
-            <w:r>
-              <w:rPr>
-                <w:sz w:val="18"/>
-                <w:szCs w:val="18"/>
-              </w:rPr>
-              <w:t xml:space="preserve">Weekly (e.g. Monday)</w:t>
-            </w:r>
-          </w:p>
-        </w:tc>
-        <w:tc>
-          <w:tcPr>
-            <w:tcW w:type="dxa" w:w="3000"/>
-            <w:tcBorders>
-              <w:top w:val="single" w:color="CCCCCC" w:sz="4"/>
-              <w:left w:val="single" w:color="CCCCCC" w:sz="4"/>
-              <w:bottom w:val="single" w:color="CCCCCC" w:sz="4"/>
-              <w:right w:val="single" w:color="CCCCCC" w:sz="4"/>
-            </w:tcBorders>
-          </w:tcPr>
-          <w:p>
-            <w:r>
-              <w:rPr>
-                <w:sz w:val="18"/>
-                <w:szCs w:val="18"/>
-              </w:rPr>
-              <w:t xml:space="preserve">Generate weekly packs</w:t>
-            </w:r>
-          </w:p>
-        </w:tc>
-        <w:tc>
-          <w:tcPr>
-            <w:tcW w:type="dxa" w:w="3000"/>
-            <w:tcBorders>
-              <w:top w:val="single" w:color="CCCCCC" w:sz="4"/>
-              <w:left w:val="single" w:color="CCCCCC" w:sz="4"/>
-              <w:bottom w:val="single" w:color="CCCCCC" w:sz="4"/>
-              <w:right w:val="single" w:color="CCCCCC" w:sz="4"/>
-            </w:tcBorders>
-          </w:tcPr>
-          <w:p>
-            <w:r>
-              <w:rPr>
-                <w:sz w:val="18"/>
-                <w:szCs w:val="18"/>
-              </w:rPr>
-              <w:t xml:space="preserve">Cron / AI Agent</w:t>
-            </w:r>
-          </w:p>
-        </w:tc>
-      </w:tr>
-      <w:tr>
-        <w:tc>
-          <w:tcPr>
-            <w:tcW w:type="dxa" w:w="3000"/>
-            <w:tcBorders>
-              <w:top w:val="single" w:color="CCCCCC" w:sz="4"/>
-              <w:left w:val="single" w:color="CCCCCC" w:sz="4"/>
-              <w:bottom w:val="single" w:color="CCCCCC" w:sz="4"/>
-              <w:right w:val="single" w:color="CCCCCC" w:sz="4"/>
-            </w:tcBorders>
-          </w:tcPr>
-          <w:p>
-            <w:r>
-              <w:rPr>
-                <w:sz w:val="18"/>
-                <w:szCs w:val="18"/>
-              </w:rPr>
-              <w:t xml:space="preserve">Weekly review</w:t>
-            </w:r>
-          </w:p>
-        </w:tc>
-        <w:tc>
-          <w:tcPr>
-            <w:tcW w:type="dxa" w:w="3000"/>
-            <w:tcBorders>
-              <w:top w:val="single" w:color="CCCCCC" w:sz="4"/>
-              <w:left w:val="single" w:color="CCCCCC" w:sz="4"/>
-              <w:bottom w:val="single" w:color="CCCCCC" w:sz="4"/>
-              <w:right w:val="single" w:color="CCCCCC" w:sz="4"/>
-            </w:tcBorders>
-          </w:tcPr>
-          <w:p>
-            <w:r>
-              <w:rPr>
-                <w:sz w:val="18"/>
-                <w:szCs w:val="18"/>
-              </w:rPr>
-              <w:t xml:space="preserve">Walk Overview RAG + Red projects</w:t>
-            </w:r>
-          </w:p>
-        </w:tc>
-        <w:tc>
-          <w:tcPr>
-            <w:tcW w:type="dxa" w:w="3000"/>
-            <w:tcBorders>
-              <w:top w:val="single" w:color="CCCCCC" w:sz="4"/>
-              <w:left w:val="single" w:color="CCCCCC" w:sz="4"/>
-              <w:bottom w:val="single" w:color="CCCCCC" w:sz="4"/>
-              <w:right w:val="single" w:color="CCCCCC" w:sz="4"/>
-            </w:tcBorders>
-          </w:tcPr>
-          <w:p>
-            <w:r>
-              <w:rPr>
-                <w:sz w:val="18"/>
-                <w:szCs w:val="18"/>
-              </w:rPr>
-              <w:t xml:space="preserve">CEO / SVP / VP</w:t>
-            </w:r>
-          </w:p>
-        </w:tc>
-      </w:tr>
-      <w:tr>
-        <w:tc>
-          <w:tcPr>
-            <w:tcW w:type="dxa" w:w="3000"/>
-            <w:tcBorders>
-              <w:top w:val="single" w:color="CCCCCC" w:sz="4"/>
-              <w:left w:val="single" w:color="CCCCCC" w:sz="4"/>
-              <w:bottom w:val="single" w:color="CCCCCC" w:sz="4"/>
-              <w:right w:val="single" w:color="CCCCCC" w:sz="4"/>
-            </w:tcBorders>
-          </w:tcPr>
-          <w:p>
-            <w:r>
-              <w:rPr>
-                <w:sz w:val="18"/>
-                <w:szCs w:val="18"/>
-              </w:rPr>
-              <w:t xml:space="preserve">Monthly</w:t>
-            </w:r>
-          </w:p>
-        </w:tc>
-        <w:tc>
-          <w:tcPr>
-            <w:tcW w:type="dxa" w:w="3000"/>
-            <w:tcBorders>
-              <w:top w:val="single" w:color="CCCCCC" w:sz="4"/>
-              <w:left w:val="single" w:color="CCCCCC" w:sz="4"/>
-              <w:bottom w:val="single" w:color="CCCCCC" w:sz="4"/>
-              <w:right w:val="single" w:color="CCCCCC" w:sz="4"/>
-            </w:tcBorders>
-          </w:tcPr>
-          <w:p>
-            <w:r>
-              <w:rPr>
-                <w:sz w:val="18"/>
-                <w:szCs w:val="18"/>
-              </w:rPr>
-              <w:t xml:space="preserve">Review Billing and GTS Report</w:t>
-            </w:r>
-          </w:p>
-        </w:tc>
-        <w:tc>
-          <w:tcPr>
-            <w:tcW w:type="dxa" w:w="3000"/>
-            <w:tcBorders>
-              <w:top w:val="single" w:color="CCCCCC" w:sz="4"/>
-              <w:left w:val="single" w:color="CCCCCC" w:sz="4"/>
-              <w:bottom w:val="single" w:color="CCCCCC" w:sz="4"/>
-              <w:right w:val="single" w:color="CCCCCC" w:sz="4"/>
-            </w:tcBorders>
-          </w:tcPr>
-          <w:p>
-            <w:r>
-              <w:rPr>
-                <w:sz w:val="18"/>
-                <w:szCs w:val="18"/>
-              </w:rPr>
-              <w:t xml:space="preserve">Finance / PMs / leadership</w:t>
-            </w:r>
-          </w:p>
-        </w:tc>
-      </w:tr>
-    </w:tbl>
-    <w:p>
-      <w:pPr>
-        <w:spacing w:after="160"/>
-      </w:pPr>
+        <w:t xml:space="preserve">10. Meeting Notes (business discussions)</w:t>
+      </w:r>
+    </w:p>
+    <w:p>
+      <w:pPr>
+        <w:spacing w:after="120"/>
+      </w:pPr>
+      <w:r>
+        <w:rPr>
+          <w:sz w:val="22"/>
+          <w:szCs w:val="22"/>
+        </w:rPr>
+        <w:t xml:space="preserve">Menu: </w:t>
+      </w:r>
+      <w:r>
+        <w:rPr>
+          <w:b/>
+          <w:bCs/>
+          <w:sz w:val="22"/>
+          <w:szCs w:val="22"/>
+        </w:rPr>
+        <w:t xml:space="preserve">Meeting Notes</w:t>
+      </w:r>
+      <w:r>
+        <w:rPr>
+          <w:sz w:val="22"/>
+          <w:szCs w:val="22"/>
+        </w:rPr>
+        <w:t xml:space="preserve"> (</w:t>
+      </w:r>
+      <w:r>
+        <w:rPr>
+          <w:rFonts w:ascii="Consolas" w:cs="Consolas" w:eastAsia="Consolas" w:hAnsi="Consolas"/>
+          <w:sz w:val="20"/>
+          <w:szCs w:val="20"/>
+        </w:rPr>
+        <w:t xml:space="preserve">/dashboard/meeting-notes</w:t>
+      </w:r>
+      <w:r>
+        <w:rPr>
+          <w:sz w:val="22"/>
+          <w:szCs w:val="22"/>
+        </w:rPr>
+        <w:t xml:space="preserve">). Multi-tenant — notes belong to your company only.</w:t>
+      </w:r>
+    </w:p>
+    <w:p>
+      <w:pPr>
+        <w:pStyle w:val="Heading3"/>
+        <w:spacing w:after="120" w:before="240"/>
+      </w:pPr>
+      <w:r>
+        <w:rPr>
+          <w:sz w:val="22"/>
+          <w:szCs w:val="22"/>
+        </w:rPr>
+        <w:t xml:space="preserve">How the conversion pipeline works</w:t>
+      </w:r>
+    </w:p>
+    <w:p>
+      <w:pPr>
+        <w:spacing w:after="120"/>
+      </w:pPr>
+      <w:r>
+        <w:rPr>
+          <w:sz w:val="22"/>
+          <w:szCs w:val="22"/>
+        </w:rPr>
+        <w:t xml:space="preserve">On the list page you will see a </w:t>
+      </w:r>
+      <w:r>
+        <w:rPr>
+          <w:b/>
+          <w:bCs/>
+          <w:sz w:val="22"/>
+          <w:szCs w:val="22"/>
+        </w:rPr>
+        <w:t xml:space="preserve">How it works</w:t>
+      </w:r>
+      <w:r>
+        <w:rPr>
+          <w:sz w:val="22"/>
+          <w:szCs w:val="22"/>
+        </w:rPr>
+        <w:t xml:space="preserve"> strip:</w:t>
+      </w:r>
+    </w:p>
+    <w:p>
+      <w:pPr>
+        <w:pStyle w:val="ListParagraph"/>
+        <w:numPr>
+          <w:ilvl w:val="0"/>
+          <w:numId w:val="2"/>
+        </w:numPr>
+        <w:spacing w:after="60"/>
+      </w:pPr>
+      <w:r>
+        <w:rPr>
+          <w:sz w:val="22"/>
+          <w:szCs w:val="22"/>
+        </w:rPr>
+        <w:t xml:space="preserve">Capture notes  </w:t>
+      </w:r>
+    </w:p>
+    <w:p>
+      <w:pPr>
+        <w:pStyle w:val="ListParagraph"/>
+        <w:numPr>
+          <w:ilvl w:val="0"/>
+          <w:numId w:val="2"/>
+        </w:numPr>
+        <w:spacing w:after="60"/>
+      </w:pPr>
+      <w:r>
+        <w:rPr>
+          <w:sz w:val="22"/>
+          <w:szCs w:val="22"/>
+        </w:rPr>
+        <w:t xml:space="preserve">Generate summary  </w:t>
+      </w:r>
+    </w:p>
+    <w:p>
+      <w:pPr>
+        <w:pStyle w:val="ListParagraph"/>
+        <w:numPr>
+          <w:ilvl w:val="0"/>
+          <w:numId w:val="2"/>
+        </w:numPr>
+        <w:spacing w:after="60"/>
+      </w:pPr>
+      <w:r>
+        <w:rPr>
+          <w:sz w:val="22"/>
+          <w:szCs w:val="22"/>
+        </w:rPr>
+        <w:t xml:space="preserve">Create proposal  </w:t>
+      </w:r>
+    </w:p>
+    <w:p>
+      <w:pPr>
+        <w:pStyle w:val="ListParagraph"/>
+        <w:numPr>
+          <w:ilvl w:val="0"/>
+          <w:numId w:val="2"/>
+        </w:numPr>
+        <w:spacing w:after="60"/>
+      </w:pPr>
+      <w:r>
+        <w:rPr>
+          <w:sz w:val="22"/>
+          <w:szCs w:val="22"/>
+        </w:rPr>
+        <w:t xml:space="preserve">Generate FRs  </w:t>
+      </w:r>
+    </w:p>
+    <w:p>
+      <w:pPr>
+        <w:pStyle w:val="ListParagraph"/>
+        <w:numPr>
+          <w:ilvl w:val="0"/>
+          <w:numId w:val="2"/>
+        </w:numPr>
+        <w:spacing w:after="60"/>
+      </w:pPr>
+      <w:r>
+        <w:rPr>
+          <w:sz w:val="22"/>
+          <w:szCs w:val="22"/>
+        </w:rPr>
+        <w:t xml:space="preserve">Push to backlog</w:t>
+      </w:r>
+    </w:p>
+    <w:p>
+      <w:pPr>
+        <w:spacing w:after="120"/>
+      </w:pPr>
+      <w:r>
+        <w:rPr>
+          <w:sz w:val="22"/>
+          <w:szCs w:val="22"/>
+        </w:rPr>
+        <w:t xml:space="preserve">AI steps (2–4) need </w:t>
+      </w:r>
+      <w:r>
+        <w:rPr>
+          <w:rFonts w:ascii="Consolas" w:cs="Consolas" w:eastAsia="Consolas" w:hAnsi="Consolas"/>
+          <w:sz w:val="20"/>
+          <w:szCs w:val="20"/>
+        </w:rPr>
+        <w:t xml:space="preserve">OPENAI_API_KEY</w:t>
+      </w:r>
+      <w:r>
+        <w:rPr>
+          <w:sz w:val="22"/>
+          <w:szCs w:val="22"/>
+        </w:rPr>
+        <w:t xml:space="preserve"> configured on the server. If a button fails, the page shows a human-readable error.</w:t>
+      </w:r>
+    </w:p>
+    <w:p>
+      <w:pPr>
+        <w:pStyle w:val="Heading3"/>
+        <w:spacing w:after="120" w:before="240"/>
+      </w:pPr>
+      <w:r>
+        <w:rPr>
+          <w:sz w:val="22"/>
+          <w:szCs w:val="22"/>
+        </w:rPr>
+        <w:t xml:space="preserve">Step-by-step</w:t>
+      </w:r>
+    </w:p>
+    <w:p>
+      <w:pPr>
+        <w:pStyle w:val="ListParagraph"/>
+        <w:numPr>
+          <w:ilvl w:val="0"/>
+          <w:numId w:val="2"/>
+        </w:numPr>
+        <w:spacing w:after="60"/>
+      </w:pPr>
+      <w:r>
+        <w:rPr>
+          <w:sz w:val="22"/>
+          <w:szCs w:val="22"/>
+        </w:rPr>
+        <w:t xml:space="preserve">Open </w:t>
+      </w:r>
+      <w:r>
+        <w:rPr>
+          <w:b/>
+          <w:bCs/>
+          <w:sz w:val="22"/>
+          <w:szCs w:val="22"/>
+        </w:rPr>
+        <w:t xml:space="preserve">Meeting Notes</w:t>
+      </w:r>
+      <w:r>
+        <w:rPr>
+          <w:sz w:val="22"/>
+          <w:szCs w:val="22"/>
+        </w:rPr>
+        <w:t xml:space="preserve">.</w:t>
+      </w:r>
+    </w:p>
+    <w:p>
+      <w:pPr>
+        <w:pStyle w:val="ListParagraph"/>
+        <w:numPr>
+          <w:ilvl w:val="0"/>
+          <w:numId w:val="2"/>
+        </w:numPr>
+        <w:spacing w:after="60"/>
+      </w:pPr>
+      <w:r>
+        <w:rPr>
+          <w:sz w:val="22"/>
+          <w:szCs w:val="22"/>
+        </w:rPr>
+        <w:t xml:space="preserve">Under </w:t>
+      </w:r>
+      <w:r>
+        <w:rPr>
+          <w:b/>
+          <w:bCs/>
+          <w:sz w:val="22"/>
+          <w:szCs w:val="22"/>
+        </w:rPr>
+        <w:t xml:space="preserve">New business discussion</w:t>
+      </w:r>
+      <w:r>
+        <w:rPr>
+          <w:sz w:val="22"/>
+          <w:szCs w:val="22"/>
+        </w:rPr>
+        <w:t xml:space="preserve">, enter a title and attendees.</w:t>
+      </w:r>
+    </w:p>
+    <w:p>
+      <w:pPr>
+        <w:pStyle w:val="ListParagraph"/>
+        <w:numPr>
+          <w:ilvl w:val="0"/>
+          <w:numId w:val="2"/>
+        </w:numPr>
+        <w:spacing w:after="60"/>
+      </w:pPr>
+      <w:r>
+        <w:rPr>
+          <w:sz w:val="22"/>
+          <w:szCs w:val="22"/>
+        </w:rPr>
+        <w:t xml:space="preserve">Enter discussion / requirement notes in the </w:t>
+      </w:r>
+      <w:r>
+        <w:rPr>
+          <w:b/>
+          <w:bCs/>
+          <w:sz w:val="22"/>
+          <w:szCs w:val="22"/>
+        </w:rPr>
+        <w:t xml:space="preserve">rich-text (WYSIWYG) editor</w:t>
+      </w:r>
+      <w:r>
+        <w:rPr>
+          <w:sz w:val="22"/>
+          <w:szCs w:val="22"/>
+        </w:rPr>
+        <w:t xml:space="preserve"> (bold, headings, lists, links). Select </w:t>
+      </w:r>
+      <w:r>
+        <w:rPr>
+          <w:b/>
+          <w:bCs/>
+          <w:sz w:val="22"/>
+          <w:szCs w:val="22"/>
+        </w:rPr>
+        <w:t xml:space="preserve">Save meeting note</w:t>
+      </w:r>
+      <w:r>
+        <w:rPr>
+          <w:sz w:val="22"/>
+          <w:szCs w:val="22"/>
+        </w:rPr>
+        <w:t xml:space="preserve">.</w:t>
+      </w:r>
+    </w:p>
+    <w:p>
+      <w:pPr>
+        <w:pStyle w:val="ListParagraph"/>
+        <w:numPr>
+          <w:ilvl w:val="0"/>
+          <w:numId w:val="2"/>
+        </w:numPr>
+        <w:spacing w:after="60"/>
+      </w:pPr>
+      <w:r>
+        <w:rPr>
+          <w:sz w:val="22"/>
+          <w:szCs w:val="22"/>
+        </w:rPr>
+        <w:t xml:space="preserve">You land on the note detail page. At the top, the </w:t>
+      </w:r>
+      <w:r>
+        <w:rPr>
+          <w:b/>
+          <w:bCs/>
+          <w:sz w:val="22"/>
+          <w:szCs w:val="22"/>
+        </w:rPr>
+        <w:t xml:space="preserve">Conversion pipeline</w:t>
+      </w:r>
+      <w:r>
+        <w:rPr>
+          <w:sz w:val="22"/>
+          <w:szCs w:val="22"/>
+        </w:rPr>
+        <w:t xml:space="preserve"> shows which steps are done and the </w:t>
+      </w:r>
+      <w:r>
+        <w:rPr>
+          <w:b/>
+          <w:bCs/>
+          <w:sz w:val="22"/>
+          <w:szCs w:val="22"/>
+        </w:rPr>
+        <w:t xml:space="preserve">Next</w:t>
+      </w:r>
+      <w:r>
+        <w:rPr>
+          <w:sz w:val="22"/>
+          <w:szCs w:val="22"/>
+        </w:rPr>
+        <w:t xml:space="preserve"> action button.</w:t>
+      </w:r>
+    </w:p>
+    <w:p>
+      <w:pPr>
+        <w:pStyle w:val="ListParagraph"/>
+        <w:numPr>
+          <w:ilvl w:val="0"/>
+          <w:numId w:val="2"/>
+        </w:numPr>
+        <w:spacing w:after="60"/>
+      </w:pPr>
+      <w:r>
+        <w:rPr>
+          <w:sz w:val="22"/>
+          <w:szCs w:val="22"/>
+        </w:rPr>
+        <w:t xml:space="preserve">Select </w:t>
+      </w:r>
+      <w:r>
+        <w:rPr>
+          <w:b/>
+          <w:bCs/>
+          <w:sz w:val="22"/>
+          <w:szCs w:val="22"/>
+        </w:rPr>
+        <w:t xml:space="preserve">Generate summary</w:t>
+      </w:r>
+      <w:r>
+        <w:rPr>
+          <w:sz w:val="22"/>
+          <w:szCs w:val="22"/>
+        </w:rPr>
+        <w:t xml:space="preserve"> (or use Next). Review the summary; you can regenerate later.</w:t>
+      </w:r>
+    </w:p>
+    <w:p>
+      <w:pPr>
+        <w:pStyle w:val="ListParagraph"/>
+        <w:numPr>
+          <w:ilvl w:val="0"/>
+          <w:numId w:val="2"/>
+        </w:numPr>
+        <w:spacing w:after="60"/>
+      </w:pPr>
+      <w:r>
+        <w:rPr>
+          <w:sz w:val="22"/>
+          <w:szCs w:val="22"/>
+        </w:rPr>
+        <w:t xml:space="preserve">Select </w:t>
+      </w:r>
+      <w:r>
+        <w:rPr>
+          <w:b/>
+          <w:bCs/>
+          <w:sz w:val="22"/>
+          <w:szCs w:val="22"/>
+        </w:rPr>
+        <w:t xml:space="preserve">Create proposal from summary</w:t>
+      </w:r>
+      <w:r>
+        <w:rPr>
+          <w:sz w:val="22"/>
+          <w:szCs w:val="22"/>
+        </w:rPr>
+        <w:t xml:space="preserve">. Edit the proposal title and body in the WYSIWYG editor, then </w:t>
+      </w:r>
+      <w:r>
+        <w:rPr>
+          <w:b/>
+          <w:bCs/>
+          <w:sz w:val="22"/>
+          <w:szCs w:val="22"/>
+        </w:rPr>
+        <w:t xml:space="preserve">Save proposal</w:t>
+      </w:r>
+      <w:r>
+        <w:rPr>
+          <w:sz w:val="22"/>
+          <w:szCs w:val="22"/>
+        </w:rPr>
+        <w:t xml:space="preserve">. Optionally </w:t>
+      </w:r>
+      <w:r>
+        <w:rPr>
+          <w:b/>
+          <w:bCs/>
+          <w:sz w:val="22"/>
+          <w:szCs w:val="22"/>
+        </w:rPr>
+        <w:t xml:space="preserve">Export proposal PDF</w:t>
+      </w:r>
+      <w:r>
+        <w:rPr>
+          <w:sz w:val="22"/>
+          <w:szCs w:val="22"/>
+        </w:rPr>
+        <w:t xml:space="preserve">.</w:t>
+      </w:r>
+    </w:p>
+    <w:p>
+      <w:pPr>
+        <w:pStyle w:val="ListParagraph"/>
+        <w:numPr>
+          <w:ilvl w:val="0"/>
+          <w:numId w:val="2"/>
+        </w:numPr>
+        <w:spacing w:after="60"/>
+      </w:pPr>
+      <w:r>
+        <w:rPr>
+          <w:sz w:val="22"/>
+          <w:szCs w:val="22"/>
+        </w:rPr>
+        <w:t xml:space="preserve">Select </w:t>
+      </w:r>
+      <w:r>
+        <w:rPr>
+          <w:b/>
+          <w:bCs/>
+          <w:sz w:val="22"/>
+          <w:szCs w:val="22"/>
+        </w:rPr>
+        <w:t xml:space="preserve">Generate FRs</w:t>
+      </w:r>
+      <w:r>
+        <w:rPr>
+          <w:sz w:val="22"/>
+          <w:szCs w:val="22"/>
+        </w:rPr>
+        <w:t xml:space="preserve">. Review the list (epic / feature / story / task / subtask hints).</w:t>
+      </w:r>
+    </w:p>
+    <w:p>
+      <w:pPr>
+        <w:pStyle w:val="ListParagraph"/>
+        <w:numPr>
+          <w:ilvl w:val="0"/>
+          <w:numId w:val="2"/>
+        </w:numPr>
+        <w:spacing w:after="60"/>
+      </w:pPr>
+      <w:r>
+        <w:rPr>
+          <w:sz w:val="22"/>
+          <w:szCs w:val="22"/>
+        </w:rPr>
+        <w:t xml:space="preserve">Choose a </w:t>
+      </w:r>
+      <w:r>
+        <w:rPr>
+          <w:b/>
+          <w:bCs/>
+          <w:sz w:val="22"/>
+          <w:szCs w:val="22"/>
+        </w:rPr>
+        <w:t xml:space="preserve">Target project</w:t>
+      </w:r>
+      <w:r>
+        <w:rPr>
+          <w:sz w:val="22"/>
+          <w:szCs w:val="22"/>
+        </w:rPr>
+        <w:t xml:space="preserve"> and select </w:t>
+      </w:r>
+      <w:r>
+        <w:rPr>
+          <w:b/>
+          <w:bCs/>
+          <w:sz w:val="22"/>
+          <w:szCs w:val="22"/>
+        </w:rPr>
+        <w:t xml:space="preserve">Create epic / feature / task hierarchy</w:t>
+      </w:r>
+      <w:r>
+        <w:rPr>
+          <w:sz w:val="22"/>
+          <w:szCs w:val="22"/>
+        </w:rPr>
+        <w:t xml:space="preserve"> (or </w:t>
+      </w:r>
+      <w:r>
+        <w:rPr>
+          <w:b/>
+          <w:bCs/>
+          <w:sz w:val="22"/>
+          <w:szCs w:val="22"/>
+        </w:rPr>
+        <w:t xml:space="preserve">Push to backlog</w:t>
+      </w:r>
+      <w:r>
+        <w:rPr>
+          <w:sz w:val="22"/>
+          <w:szCs w:val="22"/>
+        </w:rPr>
+        <w:t xml:space="preserve"> in Next). Existing backlog items are not deleted; new items are added.</w:t>
+      </w:r>
+    </w:p>
+    <w:p>
+      <w:pPr>
+        <w:pStyle w:val="ListParagraph"/>
+        <w:numPr>
+          <w:ilvl w:val="0"/>
+          <w:numId w:val="2"/>
+        </w:numPr>
+        <w:spacing w:after="60"/>
+      </w:pPr>
+      <w:r>
+        <w:rPr>
+          <w:sz w:val="22"/>
+          <w:szCs w:val="22"/>
+        </w:rPr>
+        <w:t xml:space="preserve">From the notes list anytime, use </w:t>
+      </w:r>
+      <w:r>
+        <w:rPr>
+          <w:b/>
+          <w:bCs/>
+          <w:sz w:val="22"/>
+          <w:szCs w:val="22"/>
+        </w:rPr>
+        <w:t xml:space="preserve">Open &amp; convert</w:t>
+      </w:r>
+      <w:r>
+        <w:rPr>
+          <w:sz w:val="22"/>
+          <w:szCs w:val="22"/>
+        </w:rPr>
+        <w:t xml:space="preserve"> to return to this pipeline.</w:t>
+      </w:r>
+    </w:p>
+    <w:p>
+      <w:pPr>
+        <w:pStyle w:val="ListParagraph"/>
+        <w:numPr>
+          <w:ilvl w:val="0"/>
+          <w:numId w:val="2"/>
+        </w:numPr>
+        <w:spacing w:after="60"/>
+      </w:pPr>
+      <w:r>
+        <w:rPr>
+          <w:b/>
+          <w:bCs/>
+          <w:sz w:val="22"/>
+          <w:szCs w:val="22"/>
+        </w:rPr>
+        <w:t xml:space="preserve">Schedule meeting</w:t>
+      </w:r>
+      <w:r>
+        <w:rPr>
+          <w:sz w:val="22"/>
+          <w:szCs w:val="22"/>
+        </w:rPr>
+        <w:t xml:space="preserve"> (optional):</w:t>
+      </w:r>
+    </w:p>
+    <w:p>
+      <w:pPr>
+        <w:spacing w:after="120"/>
+      </w:pPr>
+      <w:r>
+        <w:rPr>
+          <w:sz w:val="22"/>
+          <w:szCs w:val="22"/>
+        </w:rPr>
+        <w:t xml:space="preserve">Plain textareas are no longer used for notes or proposal bodies — both use the shared rich-text editor.</w:t>
+      </w:r>
     </w:p>
     <w:p>
       <w:pPr>
@@ -9582,622 +10872,110 @@
           <w:sz w:val="22"/>
           <w:szCs w:val="22"/>
         </w:rPr>
-        <w:t xml:space="preserve">9. Troubleshooting</w:t>
-      </w:r>
-    </w:p>
-    <w:tbl>
-      <w:tblPr>
-        <w:tblW w:type="dxa" w:w="9000"/>
-        <w:tblBorders>
-          <w:top w:val="single" w:color="auto" w:sz="4"/>
-          <w:left w:val="single" w:color="auto" w:sz="4"/>
-          <w:bottom w:val="single" w:color="auto" w:sz="4"/>
-          <w:right w:val="single" w:color="auto" w:sz="4"/>
-          <w:insideH w:val="single" w:color="auto" w:sz="4"/>
-          <w:insideV w:val="single" w:color="auto" w:sz="4"/>
-        </w:tblBorders>
-      </w:tblPr>
-      <w:tblGrid>
-        <w:gridCol w:w="100"/>
-        <w:gridCol w:w="100"/>
-      </w:tblGrid>
-      <w:tr>
-        <w:tc>
-          <w:tcPr>
-            <w:tcW w:type="dxa" w:w="4500"/>
-            <w:tcBorders>
-              <w:top w:val="single" w:color="CCCCCC" w:sz="4"/>
-              <w:left w:val="single" w:color="CCCCCC" w:sz="4"/>
-              <w:bottom w:val="single" w:color="CCCCCC" w:sz="4"/>
-              <w:right w:val="single" w:color="CCCCCC" w:sz="4"/>
-            </w:tcBorders>
-          </w:tcPr>
-          <w:p>
-            <w:r>
-              <w:rPr>
-                <w:b/>
-                <w:bCs/>
-                <w:sz w:val="18"/>
-                <w:szCs w:val="18"/>
-              </w:rPr>
-              <w:t xml:space="preserve">Symptom</w:t>
-            </w:r>
-          </w:p>
-        </w:tc>
-        <w:tc>
-          <w:tcPr>
-            <w:tcW w:type="dxa" w:w="4500"/>
-            <w:tcBorders>
-              <w:top w:val="single" w:color="CCCCCC" w:sz="4"/>
-              <w:left w:val="single" w:color="CCCCCC" w:sz="4"/>
-              <w:bottom w:val="single" w:color="CCCCCC" w:sz="4"/>
-              <w:right w:val="single" w:color="CCCCCC" w:sz="4"/>
-            </w:tcBorders>
-          </w:tcPr>
-          <w:p>
-            <w:r>
-              <w:rPr>
-                <w:b/>
-                <w:bCs/>
-                <w:sz w:val="18"/>
-                <w:szCs w:val="18"/>
-              </w:rPr>
-              <w:t xml:space="preserve">What to check</w:t>
-            </w:r>
-          </w:p>
-        </w:tc>
-      </w:tr>
-      <w:tr>
-        <w:tc>
-          <w:tcPr>
-            <w:tcW w:type="dxa" w:w="4500"/>
-            <w:tcBorders>
-              <w:top w:val="single" w:color="CCCCCC" w:sz="4"/>
-              <w:left w:val="single" w:color="CCCCCC" w:sz="4"/>
-              <w:bottom w:val="single" w:color="CCCCCC" w:sz="4"/>
-              <w:right w:val="single" w:color="CCCCCC" w:sz="4"/>
-            </w:tcBorders>
-          </w:tcPr>
-          <w:p>
-            <w:r>
-              <w:rPr>
-                <w:sz w:val="18"/>
-                <w:szCs w:val="18"/>
-              </w:rPr>
-              <w:t xml:space="preserve">No status emails</w:t>
-            </w:r>
-          </w:p>
-        </w:tc>
-        <w:tc>
-          <w:tcPr>
-            <w:tcW w:type="dxa" w:w="4500"/>
-            <w:tcBorders>
-              <w:top w:val="single" w:color="CCCCCC" w:sz="4"/>
-              <w:left w:val="single" w:color="CCCCCC" w:sz="4"/>
-              <w:bottom w:val="single" w:color="CCCCCC" w:sz="4"/>
-              <w:right w:val="single" w:color="CCCCCC" w:sz="4"/>
-            </w:tcBorders>
-          </w:tcPr>
-          <w:p>
-            <w:r>
-              <w:rPr>
-                <w:sz w:val="18"/>
-                <w:szCs w:val="18"/>
-              </w:rPr>
-              <w:t xml:space="preserve">SMTP configuration; otherwise check server console for Links:</w:t>
-            </w:r>
-          </w:p>
-        </w:tc>
-      </w:tr>
-      <w:tr>
-        <w:tc>
-          <w:tcPr>
-            <w:tcW w:type="dxa" w:w="4500"/>
-            <w:tcBorders>
-              <w:top w:val="single" w:color="CCCCCC" w:sz="4"/>
-              <w:left w:val="single" w:color="CCCCCC" w:sz="4"/>
-              <w:bottom w:val="single" w:color="CCCCCC" w:sz="4"/>
-              <w:right w:val="single" w:color="CCCCCC" w:sz="4"/>
-            </w:tcBorders>
-          </w:tcPr>
-          <w:p>
-            <w:r>
-              <w:rPr>
-                <w:sz w:val="18"/>
-                <w:szCs w:val="18"/>
-              </w:rPr>
-              <w:t xml:space="preserve">Link says expired</w:t>
-            </w:r>
-          </w:p>
-        </w:tc>
-        <w:tc>
-          <w:tcPr>
-            <w:tcW w:type="dxa" w:w="4500"/>
-            <w:tcBorders>
-              <w:top w:val="single" w:color="CCCCCC" w:sz="4"/>
-              <w:left w:val="single" w:color="CCCCCC" w:sz="4"/>
-              <w:bottom w:val="single" w:color="CCCCCC" w:sz="4"/>
-              <w:right w:val="single" w:color="CCCCCC" w:sz="4"/>
-            </w:tcBorders>
-          </w:tcPr>
-          <w:p>
-            <w:r>
-              <w:rPr>
-                <w:sz w:val="18"/>
-                <w:szCs w:val="18"/>
-              </w:rPr>
-              <w:t xml:space="preserve">Window closed; wait for next day’s open (typically one window per day)</w:t>
-            </w:r>
-          </w:p>
-        </w:tc>
-      </w:tr>
-      <w:tr>
-        <w:tc>
-          <w:tcPr>
-            <w:tcW w:type="dxa" w:w="4500"/>
-            <w:tcBorders>
-              <w:top w:val="single" w:color="CCCCCC" w:sz="4"/>
-              <w:left w:val="single" w:color="CCCCCC" w:sz="4"/>
-              <w:bottom w:val="single" w:color="CCCCCC" w:sz="4"/>
-              <w:right w:val="single" w:color="CCCCCC" w:sz="4"/>
-            </w:tcBorders>
-          </w:tcPr>
-          <w:p>
-            <w:r>
-              <w:rPr>
-                <w:sz w:val="18"/>
-                <w:szCs w:val="18"/>
-              </w:rPr>
-              <w:t xml:space="preserve">Resource not chased</w:t>
-            </w:r>
-          </w:p>
-        </w:tc>
-        <w:tc>
-          <w:tcPr>
-            <w:tcW w:type="dxa" w:w="4500"/>
-            <w:tcBorders>
-              <w:top w:val="single" w:color="CCCCCC" w:sz="4"/>
-              <w:left w:val="single" w:color="CCCCCC" w:sz="4"/>
-              <w:bottom w:val="single" w:color="CCCCCC" w:sz="4"/>
-              <w:right w:val="single" w:color="CCCCCC" w:sz="4"/>
-            </w:tcBorders>
-          </w:tcPr>
-          <w:p>
-            <w:r>
-              <w:rPr>
-                <w:sz w:val="18"/>
-                <w:szCs w:val="18"/>
-              </w:rPr>
-              <w:t xml:space="preserve">Inactive resource, or leave covering today</w:t>
-            </w:r>
-          </w:p>
-        </w:tc>
-      </w:tr>
-      <w:tr>
-        <w:tc>
-          <w:tcPr>
-            <w:tcW w:type="dxa" w:w="4500"/>
-            <w:tcBorders>
-              <w:top w:val="single" w:color="CCCCCC" w:sz="4"/>
-              <w:left w:val="single" w:color="CCCCCC" w:sz="4"/>
-              <w:bottom w:val="single" w:color="CCCCCC" w:sz="4"/>
-              <w:right w:val="single" w:color="CCCCCC" w:sz="4"/>
-            </w:tcBorders>
-          </w:tcPr>
-          <w:p>
-            <w:r>
-              <w:rPr>
-                <w:sz w:val="18"/>
-                <w:szCs w:val="18"/>
-              </w:rPr>
-              <w:t xml:space="preserve">PM not notified</w:t>
-            </w:r>
-          </w:p>
-        </w:tc>
-        <w:tc>
-          <w:tcPr>
-            <w:tcW w:type="dxa" w:w="4500"/>
-            <w:tcBorders>
-              <w:top w:val="single" w:color="CCCCCC" w:sz="4"/>
-              <w:left w:val="single" w:color="CCCCCC" w:sz="4"/>
-              <w:bottom w:val="single" w:color="CCCCCC" w:sz="4"/>
-              <w:right w:val="single" w:color="CCCCCC" w:sz="4"/>
-            </w:tcBorders>
-          </w:tcPr>
-          <w:p>
-            <w:r>
-              <w:rPr>
-                <w:sz w:val="18"/>
-                <w:szCs w:val="18"/>
-              </w:rPr>
-              <w:t xml:space="preserve">User must be Project Manager, AVP, or VP with a valid email; check SMTP/console</w:t>
-            </w:r>
-          </w:p>
-        </w:tc>
-      </w:tr>
-      <w:tr>
-        <w:tc>
-          <w:tcPr>
-            <w:tcW w:type="dxa" w:w="4500"/>
-            <w:tcBorders>
-              <w:top w:val="single" w:color="CCCCCC" w:sz="4"/>
-              <w:left w:val="single" w:color="CCCCCC" w:sz="4"/>
-              <w:bottom w:val="single" w:color="CCCCCC" w:sz="4"/>
-              <w:right w:val="single" w:color="CCCCCC" w:sz="4"/>
-            </w:tcBorders>
-          </w:tcPr>
-          <w:p>
-            <w:r>
-              <w:rPr>
-                <w:sz w:val="18"/>
-                <w:szCs w:val="18"/>
-              </w:rPr>
-              <w:t xml:space="preserve">Menu missing</w:t>
-            </w:r>
-          </w:p>
-        </w:tc>
-        <w:tc>
-          <w:tcPr>
-            <w:tcW w:type="dxa" w:w="4500"/>
-            <w:tcBorders>
-              <w:top w:val="single" w:color="CCCCCC" w:sz="4"/>
-              <w:left w:val="single" w:color="CCCCCC" w:sz="4"/>
-              <w:bottom w:val="single" w:color="CCCCCC" w:sz="4"/>
-              <w:right w:val="single" w:color="CCCCCC" w:sz="4"/>
-            </w:tcBorders>
-          </w:tcPr>
-          <w:p>
-            <w:r>
-              <w:rPr>
-                <w:sz w:val="18"/>
-                <w:szCs w:val="18"/>
-              </w:rPr>
-              <w:t xml:space="preserve">Feature access for your role; sign out and back in</w:t>
-            </w:r>
-          </w:p>
-        </w:tc>
-      </w:tr>
-      <w:tr>
-        <w:tc>
-          <w:tcPr>
-            <w:tcW w:type="dxa" w:w="4500"/>
-            <w:tcBorders>
-              <w:top w:val="single" w:color="CCCCCC" w:sz="4"/>
-              <w:left w:val="single" w:color="CCCCCC" w:sz="4"/>
-              <w:bottom w:val="single" w:color="CCCCCC" w:sz="4"/>
-              <w:right w:val="single" w:color="CCCCCC" w:sz="4"/>
-            </w:tcBorders>
-          </w:tcPr>
-          <w:p>
-            <w:r>
-              <w:rPr>
-                <w:sz w:val="18"/>
-                <w:szCs w:val="18"/>
-              </w:rPr>
-              <w:t xml:space="preserve">Cannot edit projects</w:t>
-            </w:r>
-          </w:p>
-        </w:tc>
-        <w:tc>
-          <w:tcPr>
-            <w:tcW w:type="dxa" w:w="4500"/>
-            <w:tcBorders>
-              <w:top w:val="single" w:color="CCCCCC" w:sz="4"/>
-              <w:left w:val="single" w:color="CCCCCC" w:sz="4"/>
-              <w:bottom w:val="single" w:color="CCCCCC" w:sz="4"/>
-              <w:right w:val="single" w:color="CCCCCC" w:sz="4"/>
-            </w:tcBorders>
-          </w:tcPr>
-          <w:p>
-            <w:r>
-              <w:rPr>
-                <w:sz w:val="18"/>
-                <w:szCs w:val="18"/>
-              </w:rPr>
-              <w:t xml:space="preserve">Need Edit delivery data</w:t>
-            </w:r>
-          </w:p>
-        </w:tc>
-      </w:tr>
-      <w:tr>
-        <w:tc>
-          <w:tcPr>
-            <w:tcW w:type="dxa" w:w="4500"/>
-            <w:tcBorders>
-              <w:top w:val="single" w:color="CCCCCC" w:sz="4"/>
-              <w:left w:val="single" w:color="CCCCCC" w:sz="4"/>
-              <w:bottom w:val="single" w:color="CCCCCC" w:sz="4"/>
-              <w:right w:val="single" w:color="CCCCCC" w:sz="4"/>
-            </w:tcBorders>
-          </w:tcPr>
-          <w:p>
-            <w:r>
-              <w:rPr>
-                <w:sz w:val="18"/>
-                <w:szCs w:val="18"/>
-              </w:rPr>
-              <w:t xml:space="preserve">Cannot run agent</w:t>
-            </w:r>
-          </w:p>
-        </w:tc>
-        <w:tc>
-          <w:tcPr>
-            <w:tcW w:type="dxa" w:w="4500"/>
-            <w:tcBorders>
-              <w:top w:val="single" w:color="CCCCCC" w:sz="4"/>
-              <w:left w:val="single" w:color="CCCCCC" w:sz="4"/>
-              <w:bottom w:val="single" w:color="CCCCCC" w:sz="4"/>
-              <w:right w:val="single" w:color="CCCCCC" w:sz="4"/>
-            </w:tcBorders>
-          </w:tcPr>
-          <w:p>
-            <w:r>
-              <w:rPr>
-                <w:sz w:val="18"/>
-                <w:szCs w:val="18"/>
-              </w:rPr>
-              <w:t xml:space="preserve">Need Run agent jobs</w:t>
-            </w:r>
-          </w:p>
-        </w:tc>
-      </w:tr>
-      <w:tr>
-        <w:tc>
-          <w:tcPr>
-            <w:tcW w:type="dxa" w:w="4500"/>
-            <w:tcBorders>
-              <w:top w:val="single" w:color="CCCCCC" w:sz="4"/>
-              <w:left w:val="single" w:color="CCCCCC" w:sz="4"/>
-              <w:bottom w:val="single" w:color="CCCCCC" w:sz="4"/>
-              <w:right w:val="single" w:color="CCCCCC" w:sz="4"/>
-            </w:tcBorders>
-          </w:tcPr>
-          <w:p>
-            <w:r>
-              <w:rPr>
-                <w:sz w:val="18"/>
-                <w:szCs w:val="18"/>
-              </w:rPr>
-              <w:t xml:space="preserve">Duplicate deadline mail blocked</w:t>
-            </w:r>
-          </w:p>
-        </w:tc>
-        <w:tc>
-          <w:tcPr>
-            <w:tcW w:type="dxa" w:w="4500"/>
-            <w:tcBorders>
-              <w:top w:val="single" w:color="CCCCCC" w:sz="4"/>
-              <w:left w:val="single" w:color="CCCCCC" w:sz="4"/>
-              <w:bottom w:val="single" w:color="CCCCCC" w:sz="4"/>
-              <w:right w:val="single" w:color="CCCCCC" w:sz="4"/>
-            </w:tcBorders>
-          </w:tcPr>
-          <w:p>
-            <w:r>
-              <w:rPr>
-                <w:sz w:val="18"/>
-                <w:szCs w:val="18"/>
-              </w:rPr>
-              <w:t xml:space="preserve">Expected — notifications are deduplicated</w:t>
-            </w:r>
-          </w:p>
-        </w:tc>
-      </w:tr>
-      <w:tr>
-        <w:tc>
-          <w:tcPr>
-            <w:tcW w:type="dxa" w:w="4500"/>
-            <w:tcBorders>
-              <w:top w:val="single" w:color="CCCCCC" w:sz="4"/>
-              <w:left w:val="single" w:color="CCCCCC" w:sz="4"/>
-              <w:bottom w:val="single" w:color="CCCCCC" w:sz="4"/>
-              <w:right w:val="single" w:color="CCCCCC" w:sz="4"/>
-            </w:tcBorders>
-          </w:tcPr>
-          <w:p>
-            <w:r>
-              <w:rPr>
-                <w:sz w:val="18"/>
-                <w:szCs w:val="18"/>
-              </w:rPr>
-              <w:t xml:space="preserve">Cannot sign in</w:t>
-            </w:r>
-          </w:p>
-        </w:tc>
-        <w:tc>
-          <w:tcPr>
-            <w:tcW w:type="dxa" w:w="4500"/>
-            <w:tcBorders>
-              <w:top w:val="single" w:color="CCCCCC" w:sz="4"/>
-              <w:left w:val="single" w:color="CCCCCC" w:sz="4"/>
-              <w:bottom w:val="single" w:color="CCCCCC" w:sz="4"/>
-              <w:right w:val="single" w:color="CCCCCC" w:sz="4"/>
-            </w:tcBorders>
-          </w:tcPr>
-          <w:p>
-            <w:r>
-              <w:rPr>
-                <w:sz w:val="18"/>
-                <w:szCs w:val="18"/>
-              </w:rPr>
-              <w:t xml:space="preserve">Correct seed/user password; admin-created account exists</w:t>
-            </w:r>
-          </w:p>
-        </w:tc>
-      </w:tr>
-      <w:tr>
-        <w:tc>
-          <w:tcPr>
-            <w:tcW w:type="dxa" w:w="4500"/>
-            <w:tcBorders>
-              <w:top w:val="single" w:color="CCCCCC" w:sz="4"/>
-              <w:left w:val="single" w:color="CCCCCC" w:sz="4"/>
-              <w:bottom w:val="single" w:color="CCCCCC" w:sz="4"/>
-              <w:right w:val="single" w:color="CCCCCC" w:sz="4"/>
-            </w:tcBorders>
-          </w:tcPr>
-          <w:p>
-            <w:r>
-              <w:rPr>
-                <w:sz w:val="18"/>
-                <w:szCs w:val="18"/>
-              </w:rPr>
-              <w:t xml:space="preserve">Teams not responding</w:t>
-            </w:r>
-          </w:p>
-        </w:tc>
-        <w:tc>
-          <w:tcPr>
-            <w:tcW w:type="dxa" w:w="4500"/>
-            <w:tcBorders>
-              <w:top w:val="single" w:color="CCCCCC" w:sz="4"/>
-              <w:left w:val="single" w:color="CCCCCC" w:sz="4"/>
-              <w:bottom w:val="single" w:color="CCCCCC" w:sz="4"/>
-              <w:right w:val="single" w:color="CCCCCC" w:sz="4"/>
-            </w:tcBorders>
-          </w:tcPr>
-          <w:p>
-            <w:r>
-              <w:rPr>
-                <w:sz w:val="18"/>
-                <w:szCs w:val="18"/>
-              </w:rPr>
-              <w:t xml:space="preserve">Bot credentials, linking, mute state; see Teams integration doc</w:t>
-            </w:r>
-          </w:p>
-        </w:tc>
-      </w:tr>
-      <w:tr>
-        <w:tc>
-          <w:tcPr>
-            <w:tcW w:type="dxa" w:w="4500"/>
-            <w:tcBorders>
-              <w:top w:val="single" w:color="CCCCCC" w:sz="4"/>
-              <w:left w:val="single" w:color="CCCCCC" w:sz="4"/>
-              <w:bottom w:val="single" w:color="CCCCCC" w:sz="4"/>
-              <w:right w:val="single" w:color="CCCCCC" w:sz="4"/>
-            </w:tcBorders>
-          </w:tcPr>
-          <w:p>
-            <w:r>
-              <w:rPr>
-                <w:sz w:val="18"/>
-                <w:szCs w:val="18"/>
-              </w:rPr>
-              <w:t xml:space="preserve">Billing looks wrong</w:t>
-            </w:r>
-          </w:p>
-        </w:tc>
-        <w:tc>
-          <w:tcPr>
-            <w:tcW w:type="dxa" w:w="4500"/>
-            <w:tcBorders>
-              <w:top w:val="single" w:color="CCCCCC" w:sz="4"/>
-              <w:left w:val="single" w:color="CCCCCC" w:sz="4"/>
-              <w:bottom w:val="single" w:color="CCCCCC" w:sz="4"/>
-              <w:right w:val="single" w:color="CCCCCC" w:sz="4"/>
-            </w:tcBorders>
-          </w:tcPr>
-          <w:p>
-            <w:r>
-              <w:rPr>
-                <w:sz w:val="18"/>
-                <w:szCs w:val="18"/>
-              </w:rPr>
-              <w:t xml:space="preserve">Assignment rates, leaves, extras, working-days override</w:t>
-            </w:r>
-          </w:p>
-        </w:tc>
-      </w:tr>
-      <w:tr>
-        <w:tc>
-          <w:tcPr>
-            <w:tcW w:type="dxa" w:w="4500"/>
-            <w:tcBorders>
-              <w:top w:val="single" w:color="CCCCCC" w:sz="4"/>
-              <w:left w:val="single" w:color="CCCCCC" w:sz="4"/>
-              <w:bottom w:val="single" w:color="CCCCCC" w:sz="4"/>
-              <w:right w:val="single" w:color="CCCCCC" w:sz="4"/>
-            </w:tcBorders>
-          </w:tcPr>
-          <w:p>
-            <w:r>
-              <w:rPr>
-                <w:sz w:val="18"/>
-                <w:szCs w:val="18"/>
-              </w:rPr>
-              <w:t xml:space="preserve">AI summary/proposal fails</w:t>
-            </w:r>
-          </w:p>
-        </w:tc>
-        <w:tc>
-          <w:tcPr>
-            <w:tcW w:type="dxa" w:w="4500"/>
-            <w:tcBorders>
-              <w:top w:val="single" w:color="CCCCCC" w:sz="4"/>
-              <w:left w:val="single" w:color="CCCCCC" w:sz="4"/>
-              <w:bottom w:val="single" w:color="CCCCCC" w:sz="4"/>
-              <w:right w:val="single" w:color="CCCCCC" w:sz="4"/>
-            </w:tcBorders>
-          </w:tcPr>
-          <w:p>
-            <w:r>
-              <w:rPr>
-                <w:sz w:val="18"/>
-                <w:szCs w:val="18"/>
-              </w:rPr>
-              <w:t xml:space="preserve">Configure OPENAI_API_KEY; message explains when AI is unavailable</w:t>
-            </w:r>
-          </w:p>
-        </w:tc>
-      </w:tr>
-      <w:tr>
-        <w:tc>
-          <w:tcPr>
-            <w:tcW w:type="dxa" w:w="4500"/>
-            <w:tcBorders>
-              <w:top w:val="single" w:color="CCCCCC" w:sz="4"/>
-              <w:left w:val="single" w:color="CCCCCC" w:sz="4"/>
-              <w:bottom w:val="single" w:color="CCCCCC" w:sz="4"/>
-              <w:right w:val="single" w:color="CCCCCC" w:sz="4"/>
-            </w:tcBorders>
-          </w:tcPr>
-          <w:p>
-            <w:r>
-              <w:rPr>
-                <w:sz w:val="18"/>
-                <w:szCs w:val="18"/>
-              </w:rPr>
-              <w:t xml:space="preserve">Mobile cannot reach API</w:t>
-            </w:r>
-          </w:p>
-        </w:tc>
-        <w:tc>
-          <w:tcPr>
-            <w:tcW w:type="dxa" w:w="4500"/>
-            <w:tcBorders>
-              <w:top w:val="single" w:color="CCCCCC" w:sz="4"/>
-              <w:left w:val="single" w:color="CCCCCC" w:sz="4"/>
-              <w:bottom w:val="single" w:color="CCCCCC" w:sz="4"/>
-              <w:right w:val="single" w:color="CCCCCC" w:sz="4"/>
-            </w:tcBorders>
-          </w:tcPr>
-          <w:p>
-            <w:r>
-              <w:rPr>
-                <w:sz w:val="18"/>
-                <w:szCs w:val="18"/>
-              </w:rPr>
-              <w:t xml:space="preserve">App uses the production Railway URL by default; check internet / VPN</w:t>
-            </w:r>
-          </w:p>
-        </w:tc>
-      </w:tr>
-    </w:tbl>
-    <w:p>
-      <w:pPr>
-        <w:spacing w:after="160"/>
-      </w:pPr>
+        <w:t xml:space="preserve">11. Public site (SEO / AEO / GEO)</w:t>
+      </w:r>
+    </w:p>
+    <w:p>
+      <w:pPr>
+        <w:spacing w:after="120"/>
+      </w:pPr>
+      <w:r>
+        <w:rPr>
+          <w:sz w:val="22"/>
+          <w:szCs w:val="22"/>
+        </w:rPr>
+        <w:t xml:space="preserve">Unauthenticated visitors see a public home page and FAQ (answer-engine friendly). Staff still sign in at </w:t>
+      </w:r>
+      <w:r>
+        <w:rPr>
+          <w:rFonts w:ascii="Consolas" w:cs="Consolas" w:eastAsia="Consolas" w:hAnsi="Consolas"/>
+          <w:sz w:val="20"/>
+          <w:szCs w:val="20"/>
+        </w:rPr>
+        <w:t xml:space="preserve">/login</w:t>
+      </w:r>
+      <w:r>
+        <w:rPr>
+          <w:sz w:val="22"/>
+          <w:szCs w:val="22"/>
+        </w:rPr>
+        <w:t xml:space="preserve">. Authenticated users hitting </w:t>
+      </w:r>
+      <w:r>
+        <w:rPr>
+          <w:rFonts w:ascii="Consolas" w:cs="Consolas" w:eastAsia="Consolas" w:hAnsi="Consolas"/>
+          <w:sz w:val="20"/>
+          <w:szCs w:val="20"/>
+        </w:rPr>
+        <w:t xml:space="preserve">/</w:t>
+      </w:r>
+      <w:r>
+        <w:rPr>
+          <w:sz w:val="22"/>
+          <w:szCs w:val="22"/>
+        </w:rPr>
+        <w:t xml:space="preserve"> go to the dashboard. Private </w:t>
+      </w:r>
+      <w:r>
+        <w:rPr>
+          <w:rFonts w:ascii="Consolas" w:cs="Consolas" w:eastAsia="Consolas" w:hAnsi="Consolas"/>
+          <w:sz w:val="20"/>
+          <w:szCs w:val="20"/>
+        </w:rPr>
+        <w:t xml:space="preserve">/dashboard</w:t>
+      </w:r>
+      <w:r>
+        <w:rPr>
+          <w:sz w:val="22"/>
+          <w:szCs w:val="22"/>
+        </w:rPr>
+        <w:t xml:space="preserve"> routes are not indexed. See also </w:t>
+      </w:r>
+      <w:r>
+        <w:rPr>
+          <w:rFonts w:ascii="Consolas" w:cs="Consolas" w:eastAsia="Consolas" w:hAnsi="Consolas"/>
+          <w:sz w:val="20"/>
+          <w:szCs w:val="20"/>
+        </w:rPr>
+        <w:t xml:space="preserve">/llms.txt</w:t>
+      </w:r>
+      <w:r>
+        <w:rPr>
+          <w:sz w:val="22"/>
+          <w:szCs w:val="22"/>
+        </w:rPr>
+        <w:t xml:space="preserve">, </w:t>
+      </w:r>
+      <w:r>
+        <w:rPr>
+          <w:rFonts w:ascii="Consolas" w:cs="Consolas" w:eastAsia="Consolas" w:hAnsi="Consolas"/>
+          <w:sz w:val="20"/>
+          <w:szCs w:val="20"/>
+        </w:rPr>
+        <w:t xml:space="preserve">/sitemap.xml</w:t>
+      </w:r>
+      <w:r>
+        <w:rPr>
+          <w:sz w:val="22"/>
+          <w:szCs w:val="22"/>
+        </w:rPr>
+        <w:t xml:space="preserve">, and </w:t>
+      </w:r>
+      <w:r>
+        <w:rPr>
+          <w:rFonts w:ascii="Consolas" w:cs="Consolas" w:eastAsia="Consolas" w:hAnsi="Consolas"/>
+          <w:sz w:val="20"/>
+          <w:szCs w:val="20"/>
+        </w:rPr>
+        <w:t xml:space="preserve">/robots.txt</w:t>
+      </w:r>
+      <w:r>
+        <w:rPr>
+          <w:sz w:val="22"/>
+          <w:szCs w:val="22"/>
+        </w:rPr>
+        <w:t xml:space="preserve">.</w:t>
+      </w:r>
     </w:p>
     <w:p>
       <w:pPr>
@@ -10217,20 +10995,127 @@
           <w:sz w:val="22"/>
           <w:szCs w:val="22"/>
         </w:rPr>
-        <w:t xml:space="preserve">10. Meeting Notes (business discussions)</w:t>
-      </w:r>
-    </w:p>
-    <w:p>
-      <w:pPr>
-        <w:spacing w:after="120"/>
-      </w:pPr>
-      <w:r>
-        <w:rPr>
-          <w:sz w:val="22"/>
-          <w:szCs w:val="22"/>
-        </w:rPr>
-        <w:t xml:space="preserve">Menu: </w:t>
-      </w:r>
+        <w:t xml:space="preserve">12. Mobile app (Flutter)</w:t>
+      </w:r>
+    </w:p>
+    <w:p>
+      <w:pPr>
+        <w:pStyle w:val="ListParagraph"/>
+        <w:numPr>
+          <w:ilvl w:val="0"/>
+          <w:numId w:val="1"/>
+        </w:numPr>
+        <w:spacing w:after="60"/>
+      </w:pPr>
+      <w:r>
+        <w:rPr>
+          <w:sz w:val="22"/>
+          <w:szCs w:val="22"/>
+        </w:rPr>
+        <w:t xml:space="preserve">Digicane light theme and a </w:t>
+      </w:r>
+      <w:r>
+        <w:rPr>
+          <w:b/>
+          <w:bCs/>
+          <w:sz w:val="22"/>
+          <w:szCs w:val="22"/>
+        </w:rPr>
+        <w:t xml:space="preserve">collapsible menu</w:t>
+      </w:r>
+      <w:r>
+        <w:rPr>
+          <w:sz w:val="22"/>
+          <w:szCs w:val="22"/>
+        </w:rPr>
+        <w:t xml:space="preserve"> (drawer) from the top-left.</w:t>
+      </w:r>
+    </w:p>
+    <w:p>
+      <w:pPr>
+        <w:pStyle w:val="ListParagraph"/>
+        <w:numPr>
+          <w:ilvl w:val="0"/>
+          <w:numId w:val="1"/>
+        </w:numPr>
+        <w:spacing w:after="60"/>
+      </w:pPr>
+      <w:r>
+        <w:rPr>
+          <w:sz w:val="22"/>
+          <w:szCs w:val="22"/>
+        </w:rPr>
+        <w:t xml:space="preserve">Sign in with the same email/password as the web app (separate mobile token API — web sessions unchanged). Production API URL is baked into the app.</w:t>
+      </w:r>
+    </w:p>
+    <w:p>
+      <w:pPr>
+        <w:pStyle w:val="ListParagraph"/>
+        <w:numPr>
+          <w:ilvl w:val="0"/>
+          <w:numId w:val="1"/>
+        </w:numPr>
+        <w:spacing w:after="60"/>
+      </w:pPr>
+      <w:r>
+        <w:rPr>
+          <w:sz w:val="22"/>
+          <w:szCs w:val="22"/>
+        </w:rPr>
+        <w:t xml:space="preserve">Drawer menus follow Feature access for your role.</w:t>
+      </w:r>
+    </w:p>
+    <w:p>
+      <w:pPr>
+        <w:pStyle w:val="ListParagraph"/>
+        <w:numPr>
+          <w:ilvl w:val="0"/>
+          <w:numId w:val="1"/>
+        </w:numPr>
+        <w:spacing w:after="60"/>
+      </w:pPr>
+      <w:r>
+        <w:rPr>
+          <w:b/>
+          <w:bCs/>
+          <w:sz w:val="22"/>
+          <w:szCs w:val="22"/>
+        </w:rPr>
+        <w:t xml:space="preserve">Overview</w:t>
+      </w:r>
+      <w:r>
+        <w:rPr>
+          <w:sz w:val="22"/>
+          <w:szCs w:val="22"/>
+        </w:rPr>
+        <w:t xml:space="preserve"> KPIs and </w:t>
+      </w:r>
+      <w:r>
+        <w:rPr>
+          <w:b/>
+          <w:bCs/>
+          <w:sz w:val="22"/>
+          <w:szCs w:val="22"/>
+        </w:rPr>
+        <w:t xml:space="preserve">Projects</w:t>
+      </w:r>
+      <w:r>
+        <w:rPr>
+          <w:sz w:val="22"/>
+          <w:szCs w:val="22"/>
+        </w:rPr>
+        <w:t xml:space="preserve">.</w:t>
+      </w:r>
+    </w:p>
+    <w:p>
+      <w:pPr>
+        <w:pStyle w:val="ListParagraph"/>
+        <w:numPr>
+          <w:ilvl w:val="0"/>
+          <w:numId w:val="1"/>
+        </w:numPr>
+        <w:spacing w:after="60"/>
+      </w:pPr>
       <w:r>
         <w:rPr>
           <w:b/>
@@ -10245,763 +11130,7 @@
           <w:sz w:val="22"/>
           <w:szCs w:val="22"/>
         </w:rPr>
-        <w:t xml:space="preserve"> (</w:t>
-      </w:r>
-      <w:r>
-        <w:rPr>
-          <w:rFonts w:ascii="Consolas" w:cs="Consolas" w:eastAsia="Consolas" w:hAnsi="Consolas"/>
-          <w:sz w:val="20"/>
-          <w:szCs w:val="20"/>
-        </w:rPr>
-        <w:t xml:space="preserve">/dashboard/meeting-notes</w:t>
-      </w:r>
-      <w:r>
-        <w:rPr>
-          <w:sz w:val="22"/>
-          <w:szCs w:val="22"/>
-        </w:rPr>
-        <w:t xml:space="preserve">). Multi-tenant — notes belong to your company only.</w:t>
-      </w:r>
-    </w:p>
-    <w:p>
-      <w:pPr>
-        <w:pStyle w:val="Heading3"/>
-        <w:spacing w:after="120" w:before="240"/>
-      </w:pPr>
-      <w:r>
-        <w:rPr>
-          <w:sz w:val="22"/>
-          <w:szCs w:val="22"/>
-        </w:rPr>
-        <w:t xml:space="preserve">How the conversion pipeline works</w:t>
-      </w:r>
-    </w:p>
-    <w:p>
-      <w:pPr>
-        <w:spacing w:after="120"/>
-      </w:pPr>
-      <w:r>
-        <w:rPr>
-          <w:sz w:val="22"/>
-          <w:szCs w:val="22"/>
-        </w:rPr>
-        <w:t xml:space="preserve">On the list page you will see a </w:t>
-      </w:r>
-      <w:r>
-        <w:rPr>
-          <w:b/>
-          <w:bCs/>
-          <w:sz w:val="22"/>
-          <w:szCs w:val="22"/>
-        </w:rPr>
-        <w:t xml:space="preserve">How it works</w:t>
-      </w:r>
-      <w:r>
-        <w:rPr>
-          <w:sz w:val="22"/>
-          <w:szCs w:val="22"/>
-        </w:rPr>
-        <w:t xml:space="preserve"> strip:</w:t>
-      </w:r>
-    </w:p>
-    <w:p>
-      <w:pPr>
-        <w:pStyle w:val="ListParagraph"/>
-        <w:numPr>
-          <w:ilvl w:val="0"/>
-          <w:numId w:val="2"/>
-        </w:numPr>
-        <w:spacing w:after="60"/>
-      </w:pPr>
-      <w:r>
-        <w:rPr>
-          <w:sz w:val="22"/>
-          <w:szCs w:val="22"/>
-        </w:rPr>
-        <w:t xml:space="preserve">Capture notes  </w:t>
-      </w:r>
-    </w:p>
-    <w:p>
-      <w:pPr>
-        <w:pStyle w:val="ListParagraph"/>
-        <w:numPr>
-          <w:ilvl w:val="0"/>
-          <w:numId w:val="2"/>
-        </w:numPr>
-        <w:spacing w:after="60"/>
-      </w:pPr>
-      <w:r>
-        <w:rPr>
-          <w:sz w:val="22"/>
-          <w:szCs w:val="22"/>
-        </w:rPr>
-        <w:t xml:space="preserve">Generate summary  </w:t>
-      </w:r>
-    </w:p>
-    <w:p>
-      <w:pPr>
-        <w:pStyle w:val="ListParagraph"/>
-        <w:numPr>
-          <w:ilvl w:val="0"/>
-          <w:numId w:val="2"/>
-        </w:numPr>
-        <w:spacing w:after="60"/>
-      </w:pPr>
-      <w:r>
-        <w:rPr>
-          <w:sz w:val="22"/>
-          <w:szCs w:val="22"/>
-        </w:rPr>
-        <w:t xml:space="preserve">Create proposal  </w:t>
-      </w:r>
-    </w:p>
-    <w:p>
-      <w:pPr>
-        <w:pStyle w:val="ListParagraph"/>
-        <w:numPr>
-          <w:ilvl w:val="0"/>
-          <w:numId w:val="2"/>
-        </w:numPr>
-        <w:spacing w:after="60"/>
-      </w:pPr>
-      <w:r>
-        <w:rPr>
-          <w:sz w:val="22"/>
-          <w:szCs w:val="22"/>
-        </w:rPr>
-        <w:t xml:space="preserve">Generate FRs  </w:t>
-      </w:r>
-    </w:p>
-    <w:p>
-      <w:pPr>
-        <w:pStyle w:val="ListParagraph"/>
-        <w:numPr>
-          <w:ilvl w:val="0"/>
-          <w:numId w:val="2"/>
-        </w:numPr>
-        <w:spacing w:after="60"/>
-      </w:pPr>
-      <w:r>
-        <w:rPr>
-          <w:sz w:val="22"/>
-          <w:szCs w:val="22"/>
-        </w:rPr>
-        <w:t xml:space="preserve">Push to backlog</w:t>
-      </w:r>
-    </w:p>
-    <w:p>
-      <w:pPr>
-        <w:spacing w:after="120"/>
-      </w:pPr>
-      <w:r>
-        <w:rPr>
-          <w:sz w:val="22"/>
-          <w:szCs w:val="22"/>
-        </w:rPr>
-        <w:t xml:space="preserve">AI steps (2–4) need </w:t>
-      </w:r>
-      <w:r>
-        <w:rPr>
-          <w:rFonts w:ascii="Consolas" w:cs="Consolas" w:eastAsia="Consolas" w:hAnsi="Consolas"/>
-          <w:sz w:val="20"/>
-          <w:szCs w:val="20"/>
-        </w:rPr>
-        <w:t xml:space="preserve">OPENAI_API_KEY</w:t>
-      </w:r>
-      <w:r>
-        <w:rPr>
-          <w:sz w:val="22"/>
-          <w:szCs w:val="22"/>
-        </w:rPr>
-        <w:t xml:space="preserve"> configured on the server. If a button fails, the page shows a human-readable error.</w:t>
-      </w:r>
-    </w:p>
-    <w:p>
-      <w:pPr>
-        <w:pStyle w:val="Heading3"/>
-        <w:spacing w:after="120" w:before="240"/>
-      </w:pPr>
-      <w:r>
-        <w:rPr>
-          <w:sz w:val="22"/>
-          <w:szCs w:val="22"/>
-        </w:rPr>
-        <w:t xml:space="preserve">Step-by-step</w:t>
-      </w:r>
-    </w:p>
-    <w:p>
-      <w:pPr>
-        <w:pStyle w:val="ListParagraph"/>
-        <w:numPr>
-          <w:ilvl w:val="0"/>
-          <w:numId w:val="2"/>
-        </w:numPr>
-        <w:spacing w:after="60"/>
-      </w:pPr>
-      <w:r>
-        <w:rPr>
-          <w:sz w:val="22"/>
-          <w:szCs w:val="22"/>
-        </w:rPr>
-        <w:t xml:space="preserve">Open </w:t>
-      </w:r>
-      <w:r>
-        <w:rPr>
-          <w:b/>
-          <w:bCs/>
-          <w:sz w:val="22"/>
-          <w:szCs w:val="22"/>
-        </w:rPr>
-        <w:t xml:space="preserve">Meeting Notes</w:t>
-      </w:r>
-      <w:r>
-        <w:rPr>
-          <w:sz w:val="22"/>
-          <w:szCs w:val="22"/>
-        </w:rPr>
-        <w:t xml:space="preserve">.</w:t>
-      </w:r>
-    </w:p>
-    <w:p>
-      <w:pPr>
-        <w:pStyle w:val="ListParagraph"/>
-        <w:numPr>
-          <w:ilvl w:val="0"/>
-          <w:numId w:val="2"/>
-        </w:numPr>
-        <w:spacing w:after="60"/>
-      </w:pPr>
-      <w:r>
-        <w:rPr>
-          <w:sz w:val="22"/>
-          <w:szCs w:val="22"/>
-        </w:rPr>
-        <w:t xml:space="preserve">Under </w:t>
-      </w:r>
-      <w:r>
-        <w:rPr>
-          <w:b/>
-          <w:bCs/>
-          <w:sz w:val="22"/>
-          <w:szCs w:val="22"/>
-        </w:rPr>
-        <w:t xml:space="preserve">New business discussion</w:t>
-      </w:r>
-      <w:r>
-        <w:rPr>
-          <w:sz w:val="22"/>
-          <w:szCs w:val="22"/>
-        </w:rPr>
-        <w:t xml:space="preserve">, enter a title and attendees.</w:t>
-      </w:r>
-    </w:p>
-    <w:p>
-      <w:pPr>
-        <w:pStyle w:val="ListParagraph"/>
-        <w:numPr>
-          <w:ilvl w:val="0"/>
-          <w:numId w:val="2"/>
-        </w:numPr>
-        <w:spacing w:after="60"/>
-      </w:pPr>
-      <w:r>
-        <w:rPr>
-          <w:sz w:val="22"/>
-          <w:szCs w:val="22"/>
-        </w:rPr>
-        <w:t xml:space="preserve">Enter discussion / requirement notes in the </w:t>
-      </w:r>
-      <w:r>
-        <w:rPr>
-          <w:b/>
-          <w:bCs/>
-          <w:sz w:val="22"/>
-          <w:szCs w:val="22"/>
-        </w:rPr>
-        <w:t xml:space="preserve">rich-text (WYSIWYG) editor</w:t>
-      </w:r>
-      <w:r>
-        <w:rPr>
-          <w:sz w:val="22"/>
-          <w:szCs w:val="22"/>
-        </w:rPr>
-        <w:t xml:space="preserve"> (bold, headings, lists, links). Select </w:t>
-      </w:r>
-      <w:r>
-        <w:rPr>
-          <w:b/>
-          <w:bCs/>
-          <w:sz w:val="22"/>
-          <w:szCs w:val="22"/>
-        </w:rPr>
-        <w:t xml:space="preserve">Save meeting note</w:t>
-      </w:r>
-      <w:r>
-        <w:rPr>
-          <w:sz w:val="22"/>
-          <w:szCs w:val="22"/>
-        </w:rPr>
-        <w:t xml:space="preserve">.</w:t>
-      </w:r>
-    </w:p>
-    <w:p>
-      <w:pPr>
-        <w:pStyle w:val="ListParagraph"/>
-        <w:numPr>
-          <w:ilvl w:val="0"/>
-          <w:numId w:val="2"/>
-        </w:numPr>
-        <w:spacing w:after="60"/>
-      </w:pPr>
-      <w:r>
-        <w:rPr>
-          <w:sz w:val="22"/>
-          <w:szCs w:val="22"/>
-        </w:rPr>
-        <w:t xml:space="preserve">You land on the note detail page. At the top, the </w:t>
-      </w:r>
-      <w:r>
-        <w:rPr>
-          <w:b/>
-          <w:bCs/>
-          <w:sz w:val="22"/>
-          <w:szCs w:val="22"/>
-        </w:rPr>
-        <w:t xml:space="preserve">Conversion pipeline</w:t>
-      </w:r>
-      <w:r>
-        <w:rPr>
-          <w:sz w:val="22"/>
-          <w:szCs w:val="22"/>
-        </w:rPr>
-        <w:t xml:space="preserve"> shows which steps are done and the </w:t>
-      </w:r>
-      <w:r>
-        <w:rPr>
-          <w:b/>
-          <w:bCs/>
-          <w:sz w:val="22"/>
-          <w:szCs w:val="22"/>
-        </w:rPr>
-        <w:t xml:space="preserve">Next</w:t>
-      </w:r>
-      <w:r>
-        <w:rPr>
-          <w:sz w:val="22"/>
-          <w:szCs w:val="22"/>
-        </w:rPr>
-        <w:t xml:space="preserve"> action button.</w:t>
-      </w:r>
-    </w:p>
-    <w:p>
-      <w:pPr>
-        <w:pStyle w:val="ListParagraph"/>
-        <w:numPr>
-          <w:ilvl w:val="0"/>
-          <w:numId w:val="2"/>
-        </w:numPr>
-        <w:spacing w:after="60"/>
-      </w:pPr>
-      <w:r>
-        <w:rPr>
-          <w:sz w:val="22"/>
-          <w:szCs w:val="22"/>
-        </w:rPr>
-        <w:t xml:space="preserve">Select </w:t>
-      </w:r>
-      <w:r>
-        <w:rPr>
-          <w:b/>
-          <w:bCs/>
-          <w:sz w:val="22"/>
-          <w:szCs w:val="22"/>
-        </w:rPr>
-        <w:t xml:space="preserve">Generate summary</w:t>
-      </w:r>
-      <w:r>
-        <w:rPr>
-          <w:sz w:val="22"/>
-          <w:szCs w:val="22"/>
-        </w:rPr>
-        <w:t xml:space="preserve"> (or use Next). Review the summary; you can regenerate later.</w:t>
-      </w:r>
-    </w:p>
-    <w:p>
-      <w:pPr>
-        <w:pStyle w:val="ListParagraph"/>
-        <w:numPr>
-          <w:ilvl w:val="0"/>
-          <w:numId w:val="2"/>
-        </w:numPr>
-        <w:spacing w:after="60"/>
-      </w:pPr>
-      <w:r>
-        <w:rPr>
-          <w:sz w:val="22"/>
-          <w:szCs w:val="22"/>
-        </w:rPr>
-        <w:t xml:space="preserve">Select </w:t>
-      </w:r>
-      <w:r>
-        <w:rPr>
-          <w:b/>
-          <w:bCs/>
-          <w:sz w:val="22"/>
-          <w:szCs w:val="22"/>
-        </w:rPr>
-        <w:t xml:space="preserve">Create proposal from summary</w:t>
-      </w:r>
-      <w:r>
-        <w:rPr>
-          <w:sz w:val="22"/>
-          <w:szCs w:val="22"/>
-        </w:rPr>
-        <w:t xml:space="preserve">. Edit the proposal title and body in the WYSIWYG editor, then </w:t>
-      </w:r>
-      <w:r>
-        <w:rPr>
-          <w:b/>
-          <w:bCs/>
-          <w:sz w:val="22"/>
-          <w:szCs w:val="22"/>
-        </w:rPr>
-        <w:t xml:space="preserve">Save proposal</w:t>
-      </w:r>
-      <w:r>
-        <w:rPr>
-          <w:sz w:val="22"/>
-          <w:szCs w:val="22"/>
-        </w:rPr>
-        <w:t xml:space="preserve">. Optionally </w:t>
-      </w:r>
-      <w:r>
-        <w:rPr>
-          <w:b/>
-          <w:bCs/>
-          <w:sz w:val="22"/>
-          <w:szCs w:val="22"/>
-        </w:rPr>
-        <w:t xml:space="preserve">Export proposal PDF</w:t>
-      </w:r>
-      <w:r>
-        <w:rPr>
-          <w:sz w:val="22"/>
-          <w:szCs w:val="22"/>
-        </w:rPr>
-        <w:t xml:space="preserve">.</w:t>
-      </w:r>
-    </w:p>
-    <w:p>
-      <w:pPr>
-        <w:pStyle w:val="ListParagraph"/>
-        <w:numPr>
-          <w:ilvl w:val="0"/>
-          <w:numId w:val="2"/>
-        </w:numPr>
-        <w:spacing w:after="60"/>
-      </w:pPr>
-      <w:r>
-        <w:rPr>
-          <w:sz w:val="22"/>
-          <w:szCs w:val="22"/>
-        </w:rPr>
-        <w:t xml:space="preserve">Select </w:t>
-      </w:r>
-      <w:r>
-        <w:rPr>
-          <w:b/>
-          <w:bCs/>
-          <w:sz w:val="22"/>
-          <w:szCs w:val="22"/>
-        </w:rPr>
-        <w:t xml:space="preserve">Generate FRs</w:t>
-      </w:r>
-      <w:r>
-        <w:rPr>
-          <w:sz w:val="22"/>
-          <w:szCs w:val="22"/>
-        </w:rPr>
-        <w:t xml:space="preserve">. Review the list (epic / feature / story / task / subtask hints).</w:t>
-      </w:r>
-    </w:p>
-    <w:p>
-      <w:pPr>
-        <w:pStyle w:val="ListParagraph"/>
-        <w:numPr>
-          <w:ilvl w:val="0"/>
-          <w:numId w:val="2"/>
-        </w:numPr>
-        <w:spacing w:after="60"/>
-      </w:pPr>
-      <w:r>
-        <w:rPr>
-          <w:sz w:val="22"/>
-          <w:szCs w:val="22"/>
-        </w:rPr>
-        <w:t xml:space="preserve">Choose a </w:t>
-      </w:r>
-      <w:r>
-        <w:rPr>
-          <w:b/>
-          <w:bCs/>
-          <w:sz w:val="22"/>
-          <w:szCs w:val="22"/>
-        </w:rPr>
-        <w:t xml:space="preserve">Target project</w:t>
-      </w:r>
-      <w:r>
-        <w:rPr>
-          <w:sz w:val="22"/>
-          <w:szCs w:val="22"/>
-        </w:rPr>
-        <w:t xml:space="preserve"> and select </w:t>
-      </w:r>
-      <w:r>
-        <w:rPr>
-          <w:b/>
-          <w:bCs/>
-          <w:sz w:val="22"/>
-          <w:szCs w:val="22"/>
-        </w:rPr>
-        <w:t xml:space="preserve">Create epic / feature / task hierarchy</w:t>
-      </w:r>
-      <w:r>
-        <w:rPr>
-          <w:sz w:val="22"/>
-          <w:szCs w:val="22"/>
-        </w:rPr>
-        <w:t xml:space="preserve"> (or </w:t>
-      </w:r>
-      <w:r>
-        <w:rPr>
-          <w:b/>
-          <w:bCs/>
-          <w:sz w:val="22"/>
-          <w:szCs w:val="22"/>
-        </w:rPr>
-        <w:t xml:space="preserve">Push to backlog</w:t>
-      </w:r>
-      <w:r>
-        <w:rPr>
-          <w:sz w:val="22"/>
-          <w:szCs w:val="22"/>
-        </w:rPr>
-        <w:t xml:space="preserve"> in Next). Existing backlog items are not deleted; new items are added.</w:t>
-      </w:r>
-    </w:p>
-    <w:p>
-      <w:pPr>
-        <w:pStyle w:val="ListParagraph"/>
-        <w:numPr>
-          <w:ilvl w:val="0"/>
-          <w:numId w:val="2"/>
-        </w:numPr>
-        <w:spacing w:after="60"/>
-      </w:pPr>
-      <w:r>
-        <w:rPr>
-          <w:sz w:val="22"/>
-          <w:szCs w:val="22"/>
-        </w:rPr>
-        <w:t xml:space="preserve">From the notes list anytime, use </w:t>
-      </w:r>
-      <w:r>
-        <w:rPr>
-          <w:b/>
-          <w:bCs/>
-          <w:sz w:val="22"/>
-          <w:szCs w:val="22"/>
-        </w:rPr>
-        <w:t xml:space="preserve">Open &amp; convert</w:t>
-      </w:r>
-      <w:r>
-        <w:rPr>
-          <w:sz w:val="22"/>
-          <w:szCs w:val="22"/>
-        </w:rPr>
-        <w:t xml:space="preserve"> to return to this pipeline.</w:t>
-      </w:r>
-    </w:p>
-    <w:p>
-      <w:pPr>
-        <w:pStyle w:val="ListParagraph"/>
-        <w:numPr>
-          <w:ilvl w:val="0"/>
-          <w:numId w:val="2"/>
-        </w:numPr>
-        <w:spacing w:after="60"/>
-      </w:pPr>
-      <w:r>
-        <w:rPr>
-          <w:b/>
-          <w:bCs/>
-          <w:sz w:val="22"/>
-          <w:szCs w:val="22"/>
-        </w:rPr>
-        <w:t xml:space="preserve">Schedule meeting</w:t>
-      </w:r>
-      <w:r>
-        <w:rPr>
-          <w:sz w:val="22"/>
-          <w:szCs w:val="22"/>
-        </w:rPr>
-        <w:t xml:space="preserve"> (optional):</w:t>
-      </w:r>
-    </w:p>
-    <w:p>
-      <w:pPr>
-        <w:spacing w:after="120"/>
-      </w:pPr>
-      <w:r>
-        <w:rPr>
-          <w:sz w:val="22"/>
-          <w:szCs w:val="22"/>
-        </w:rPr>
-        <w:t xml:space="preserve">Plain textareas are no longer used for notes or proposal bodies — both use the shared rich-text editor.</w:t>
-      </w:r>
-    </w:p>
-    <w:p>
-      <w:pPr>
-        <w:pBdr>
-          <w:bottom w:val="single" w:color="999999" w:sz="6" w:space="8"/>
-        </w:pBdr>
-        <w:spacing w:after="200" w:before="120"/>
-      </w:pPr>
-    </w:p>
-    <w:p>
-      <w:pPr>
-        <w:pStyle w:val="Heading2"/>
-        <w:spacing w:after="120" w:before="240"/>
-      </w:pPr>
-      <w:r>
-        <w:rPr>
-          <w:sz w:val="22"/>
-          <w:szCs w:val="22"/>
-        </w:rPr>
-        <w:t xml:space="preserve">11. Public site (SEO / AEO / GEO)</w:t>
-      </w:r>
-    </w:p>
-    <w:p>
-      <w:pPr>
-        <w:spacing w:after="120"/>
-      </w:pPr>
-      <w:r>
-        <w:rPr>
-          <w:sz w:val="22"/>
-          <w:szCs w:val="22"/>
-        </w:rPr>
-        <w:t xml:space="preserve">Unauthenticated visitors see a public home page and FAQ (answer-engine friendly). Staff still sign in at </w:t>
-      </w:r>
-      <w:r>
-        <w:rPr>
-          <w:rFonts w:ascii="Consolas" w:cs="Consolas" w:eastAsia="Consolas" w:hAnsi="Consolas"/>
-          <w:sz w:val="20"/>
-          <w:szCs w:val="20"/>
-        </w:rPr>
-        <w:t xml:space="preserve">/login</w:t>
-      </w:r>
-      <w:r>
-        <w:rPr>
-          <w:sz w:val="22"/>
-          <w:szCs w:val="22"/>
-        </w:rPr>
-        <w:t xml:space="preserve">. Authenticated users hitting </w:t>
-      </w:r>
-      <w:r>
-        <w:rPr>
-          <w:rFonts w:ascii="Consolas" w:cs="Consolas" w:eastAsia="Consolas" w:hAnsi="Consolas"/>
-          <w:sz w:val="20"/>
-          <w:szCs w:val="20"/>
-        </w:rPr>
-        <w:t xml:space="preserve">/</w:t>
-      </w:r>
-      <w:r>
-        <w:rPr>
-          <w:sz w:val="22"/>
-          <w:szCs w:val="22"/>
-        </w:rPr>
-        <w:t xml:space="preserve"> go to the dashboard. Private </w:t>
-      </w:r>
-      <w:r>
-        <w:rPr>
-          <w:rFonts w:ascii="Consolas" w:cs="Consolas" w:eastAsia="Consolas" w:hAnsi="Consolas"/>
-          <w:sz w:val="20"/>
-          <w:szCs w:val="20"/>
-        </w:rPr>
-        <w:t xml:space="preserve">/dashboard</w:t>
-      </w:r>
-      <w:r>
-        <w:rPr>
-          <w:sz w:val="22"/>
-          <w:szCs w:val="22"/>
-        </w:rPr>
-        <w:t xml:space="preserve"> routes are not indexed. See also </w:t>
-      </w:r>
-      <w:r>
-        <w:rPr>
-          <w:rFonts w:ascii="Consolas" w:cs="Consolas" w:eastAsia="Consolas" w:hAnsi="Consolas"/>
-          <w:sz w:val="20"/>
-          <w:szCs w:val="20"/>
-        </w:rPr>
-        <w:t xml:space="preserve">/llms.txt</w:t>
-      </w:r>
-      <w:r>
-        <w:rPr>
-          <w:sz w:val="22"/>
-          <w:szCs w:val="22"/>
-        </w:rPr>
-        <w:t xml:space="preserve">, </w:t>
-      </w:r>
-      <w:r>
-        <w:rPr>
-          <w:rFonts w:ascii="Consolas" w:cs="Consolas" w:eastAsia="Consolas" w:hAnsi="Consolas"/>
-          <w:sz w:val="20"/>
-          <w:szCs w:val="20"/>
-        </w:rPr>
-        <w:t xml:space="preserve">/sitemap.xml</w:t>
-      </w:r>
-      <w:r>
-        <w:rPr>
-          <w:sz w:val="22"/>
-          <w:szCs w:val="22"/>
-        </w:rPr>
-        <w:t xml:space="preserve">, and </w:t>
-      </w:r>
-      <w:r>
-        <w:rPr>
-          <w:rFonts w:ascii="Consolas" w:cs="Consolas" w:eastAsia="Consolas" w:hAnsi="Consolas"/>
-          <w:sz w:val="20"/>
-          <w:szCs w:val="20"/>
-        </w:rPr>
-        <w:t xml:space="preserve">/robots.txt</w:t>
-      </w:r>
-      <w:r>
-        <w:rPr>
-          <w:sz w:val="22"/>
-          <w:szCs w:val="22"/>
-        </w:rPr>
-        <w:t xml:space="preserve">.</w:t>
-      </w:r>
-    </w:p>
-    <w:p>
-      <w:pPr>
-        <w:pBdr>
-          <w:bottom w:val="single" w:color="999999" w:sz="6" w:space="8"/>
-        </w:pBdr>
-        <w:spacing w:after="200" w:before="120"/>
-      </w:pPr>
-    </w:p>
-    <w:p>
-      <w:pPr>
-        <w:pStyle w:val="Heading2"/>
-        <w:spacing w:after="120" w:before="240"/>
-      </w:pPr>
-      <w:r>
-        <w:rPr>
-          <w:sz w:val="22"/>
-          <w:szCs w:val="22"/>
-        </w:rPr>
-        <w:t xml:space="preserve">12. Mobile app (Flutter)</w:t>
+        <w:t xml:space="preserve">: list/create with rich-text (Quill), open detail for the full pipeline (summary → proposal → FRs → push backlog) and schedule with the same date/time dropdowns and Meet/Teams options as web.</w:t>
       </w:r>
     </w:p>
     <w:p>
@@ -11015,26 +11144,19 @@
       </w:pPr>
       <w:r>
         <w:rPr>
-          <w:sz w:val="22"/>
-          <w:szCs w:val="22"/>
-        </w:rPr>
-        <w:t xml:space="preserve">Digicane light theme and a </w:t>
-      </w:r>
-      <w:r>
-        <w:rPr>
-          <w:b/>
-          <w:bCs/>
-          <w:sz w:val="22"/>
-          <w:szCs w:val="22"/>
-        </w:rPr>
-        <w:t xml:space="preserve">collapsible menu</w:t>
-      </w:r>
-      <w:r>
-        <w:rPr>
-          <w:sz w:val="22"/>
-          <w:szCs w:val="22"/>
-        </w:rPr>
-        <w:t xml:space="preserve"> (drawer) from the top-left.</w:t>
+          <w:b/>
+          <w:bCs/>
+          <w:sz w:val="22"/>
+          <w:szCs w:val="22"/>
+        </w:rPr>
+        <w:t xml:space="preserve">Billing</w:t>
+      </w:r>
+      <w:r>
+        <w:rPr>
+          <w:sz w:val="22"/>
+          <w:szCs w:val="22"/>
+        </w:rPr>
+        <w:t xml:space="preserve">: month view, account/project rollups, optional working-days override when you have edit permission.</w:t>
       </w:r>
     </w:p>
     <w:p>
@@ -11048,10 +11170,19 @@
       </w:pPr>
       <w:r>
         <w:rPr>
-          <w:sz w:val="22"/>
-          <w:szCs w:val="22"/>
-        </w:rPr>
-        <w:t xml:space="preserve">Sign in with the same email/password as the web app (separate mobile token API — web sessions unchanged). Production API URL is baked into the app.</w:t>
+          <w:b/>
+          <w:bCs/>
+          <w:sz w:val="22"/>
+          <w:szCs w:val="22"/>
+        </w:rPr>
+        <w:t xml:space="preserve">GTS Report</w:t>
+      </w:r>
+      <w:r>
+        <w:rPr>
+          <w:sz w:val="22"/>
+          <w:szCs w:val="22"/>
+        </w:rPr>
+        <w:t xml:space="preserve">: pick account/month, generate/refresh, edit header fields, view lines.</w:t>
       </w:r>
     </w:p>
     <w:p>
@@ -11065,10 +11196,35 @@
       </w:pPr>
       <w:r>
         <w:rPr>
-          <w:sz w:val="22"/>
-          <w:szCs w:val="22"/>
-        </w:rPr>
-        <w:t xml:space="preserve">Drawer menus follow Feature access for your role.</w:t>
+          <w:b/>
+          <w:bCs/>
+          <w:sz w:val="22"/>
+          <w:szCs w:val="22"/>
+        </w:rPr>
+        <w:t xml:space="preserve">AI Agent</w:t>
+      </w:r>
+      <w:r>
+        <w:rPr>
+          <w:sz w:val="22"/>
+          <w:szCs w:val="22"/>
+        </w:rPr>
+        <w:t xml:space="preserve">: list jobs and </w:t>
+      </w:r>
+      <w:r>
+        <w:rPr>
+          <w:b/>
+          <w:bCs/>
+          <w:sz w:val="22"/>
+          <w:szCs w:val="22"/>
+        </w:rPr>
+        <w:t xml:space="preserve">Run now</w:t>
+      </w:r>
+      <w:r>
+        <w:rPr>
+          <w:sz w:val="22"/>
+          <w:szCs w:val="22"/>
+        </w:rPr>
+        <w:t xml:space="preserve"> when you have run-agent permission.</w:t>
       </w:r>
     </w:p>
     <w:p>
@@ -11087,30 +11243,14 @@
           <w:sz w:val="22"/>
           <w:szCs w:val="22"/>
         </w:rPr>
-        <w:t xml:space="preserve">Overview</w:t>
-      </w:r>
-      <w:r>
-        <w:rPr>
-          <w:sz w:val="22"/>
-          <w:szCs w:val="22"/>
-        </w:rPr>
-        <w:t xml:space="preserve"> KPIs and </w:t>
-      </w:r>
-      <w:r>
-        <w:rPr>
-          <w:b/>
-          <w:bCs/>
-          <w:sz w:val="22"/>
-          <w:szCs w:val="22"/>
-        </w:rPr>
-        <w:t xml:space="preserve">Projects</w:t>
-      </w:r>
-      <w:r>
-        <w:rPr>
-          <w:sz w:val="22"/>
-          <w:szCs w:val="22"/>
-        </w:rPr>
-        <w:t xml:space="preserve">.</w:t>
+        <w:t xml:space="preserve">Settings</w:t>
+      </w:r>
+      <w:r>
+        <w:rPr>
+          <w:sz w:val="22"/>
+          <w:szCs w:val="22"/>
+        </w:rPr>
+        <w:t xml:space="preserve"> (Company Admin / CEO): same app variables as web, including Gmail API mail and Meet/Teams.</w:t>
       </w:r>
     </w:p>
     <w:p>
@@ -11129,108 +11269,14 @@
           <w:sz w:val="22"/>
           <w:szCs w:val="22"/>
         </w:rPr>
-        <w:t xml:space="preserve">Meeting Notes</w:t>
-      </w:r>
-      <w:r>
-        <w:rPr>
-          <w:sz w:val="22"/>
-          <w:szCs w:val="22"/>
-        </w:rPr>
-        <w:t xml:space="preserve">: list/create with rich-text (Quill), open detail for the full pipeline (summary → proposal → FRs → push backlog) and schedule with the same date/time dropdowns and Meet/Teams options as web.</w:t>
-      </w:r>
-    </w:p>
-    <w:p>
-      <w:pPr>
-        <w:pStyle w:val="ListParagraph"/>
-        <w:numPr>
-          <w:ilvl w:val="0"/>
-          <w:numId w:val="1"/>
-        </w:numPr>
-        <w:spacing w:after="60"/>
-      </w:pPr>
-      <w:r>
-        <w:rPr>
-          <w:b/>
-          <w:bCs/>
-          <w:sz w:val="22"/>
-          <w:szCs w:val="22"/>
-        </w:rPr>
-        <w:t xml:space="preserve">Billing</w:t>
-      </w:r>
-      <w:r>
-        <w:rPr>
-          <w:sz w:val="22"/>
-          <w:szCs w:val="22"/>
-        </w:rPr>
-        <w:t xml:space="preserve">: month view, account/project rollups, optional working-days override when you have edit permission.</w:t>
-      </w:r>
-    </w:p>
-    <w:p>
-      <w:pPr>
-        <w:pStyle w:val="ListParagraph"/>
-        <w:numPr>
-          <w:ilvl w:val="0"/>
-          <w:numId w:val="1"/>
-        </w:numPr>
-        <w:spacing w:after="60"/>
-      </w:pPr>
-      <w:r>
-        <w:rPr>
-          <w:b/>
-          <w:bCs/>
-          <w:sz w:val="22"/>
-          <w:szCs w:val="22"/>
-        </w:rPr>
-        <w:t xml:space="preserve">GTS Report</w:t>
-      </w:r>
-      <w:r>
-        <w:rPr>
-          <w:sz w:val="22"/>
-          <w:szCs w:val="22"/>
-        </w:rPr>
-        <w:t xml:space="preserve">: pick account/month, generate/refresh, edit header fields, view lines.</w:t>
-      </w:r>
-    </w:p>
-    <w:p>
-      <w:pPr>
-        <w:pStyle w:val="ListParagraph"/>
-        <w:numPr>
-          <w:ilvl w:val="0"/>
-          <w:numId w:val="1"/>
-        </w:numPr>
-        <w:spacing w:after="60"/>
-      </w:pPr>
-      <w:r>
-        <w:rPr>
-          <w:b/>
-          <w:bCs/>
-          <w:sz w:val="22"/>
-          <w:szCs w:val="22"/>
-        </w:rPr>
-        <w:t xml:space="preserve">AI Agent</w:t>
-      </w:r>
-      <w:r>
-        <w:rPr>
-          <w:sz w:val="22"/>
-          <w:szCs w:val="22"/>
-        </w:rPr>
-        <w:t xml:space="preserve">: list jobs and </w:t>
-      </w:r>
-      <w:r>
-        <w:rPr>
-          <w:b/>
-          <w:bCs/>
-          <w:sz w:val="22"/>
-          <w:szCs w:val="22"/>
-        </w:rPr>
-        <w:t xml:space="preserve">Run now</w:t>
-      </w:r>
-      <w:r>
-        <w:rPr>
-          <w:sz w:val="22"/>
-          <w:szCs w:val="22"/>
-        </w:rPr>
-        <w:t xml:space="preserve"> when you have run-agent permission.</w:t>
+        <w:t xml:space="preserve">Meeting Notes mic</w:t>
+      </w:r>
+      <w:r>
+        <w:rPr>
+          <w:sz w:val="22"/>
+          <w:szCs w:val="22"/>
+        </w:rPr>
+        <w:t xml:space="preserve">: tap the microphone to dictate notes (speech-to-text).</w:t>
       </w:r>
     </w:p>
     <w:p>
